--- a/项目详细设计报告/第七章.docx
+++ b/项目详细设计报告/第七章.docx
@@ -58,43 +58,7 @@
           <w:sz w:val="24"/>
           <w:szCs w:val="28"/>
         </w:rPr>
-        <w:t>本项目立足于当下居家宠物独居陪护的市场痛点，针对传统宠物智能设备功能单一、智能化程度低、场景适配性差、人机</w:t>
-      </w:r>
-      <w:proofErr w:type="gramStart"/>
-      <w:r>
-        <w:rPr>
-          <w:rFonts w:ascii="宋体" w:eastAsia="宋体" w:hAnsi="宋体" w:cs="Arial"/>
-          <w:sz w:val="24"/>
-          <w:szCs w:val="28"/>
-        </w:rPr>
-        <w:t>宠</w:t>
-      </w:r>
-      <w:proofErr w:type="gramEnd"/>
-      <w:r>
-        <w:rPr>
-          <w:rFonts w:ascii="宋体" w:eastAsia="宋体" w:hAnsi="宋体" w:cs="Arial"/>
-          <w:sz w:val="24"/>
-          <w:szCs w:val="28"/>
-        </w:rPr>
-        <w:t>交互生硬、安全防护缺失等行业弊端，以嵌入式控制技术、机器视觉技术、传感器数据融合技术、智能运动控制技术为核心支撑，完成了一款集智能识别、自主柔性陪护、动态避障、远程可视化管控、智能投喂、双向语音</w:t>
-      </w:r>
-      <w:proofErr w:type="gramStart"/>
-      <w:r>
-        <w:rPr>
-          <w:rFonts w:ascii="宋体" w:eastAsia="宋体" w:hAnsi="宋体" w:cs="Arial"/>
-          <w:sz w:val="24"/>
-          <w:szCs w:val="28"/>
-        </w:rPr>
-        <w:t>交互于</w:t>
-      </w:r>
-      <w:proofErr w:type="gramEnd"/>
-      <w:r>
-        <w:rPr>
-          <w:rFonts w:ascii="宋体" w:eastAsia="宋体" w:hAnsi="宋体" w:cs="Arial"/>
-          <w:sz w:val="24"/>
-          <w:szCs w:val="28"/>
-        </w:rPr>
-        <w:t>一体的轻量化、高适配、高安全性智能宠物伴随机器人的全套研发工作。项目严格遵循嵌入式产品工程化研发流程，历经需求分析、方案论证、软硬件设计、结构建模、系统集成、调试优化、性能核验全环节，最终完成功能完整、性能稳定、场景适配、成本可控的样机开发，全面达成预设设计目标与技术指标。现将各模块具体工作内容总结如下。</w:t>
+        <w:t>本项目立足于当下居家宠物独居陪护的市场痛点，针对传统宠物智能设备功能单一、智能化程度低、场景适配性差、人机宠交互生硬、安全防护缺失等行业弊端，以嵌入式控制技术、机器视觉技术、传感器数据融合技术、智能运动控制技术为核心支撑，完成了一款集智能识别、自主柔性陪护、动态避障、远程可视化管控、智能投喂、双向语音交互于一体的轻量化、高适配、高安全性智能宠物伴随机器人的全套研发工作。项目严格遵循嵌入式产品工程化研发流程，历经需求分析、方案论证、软硬件设计、结构建模、系统集成、调试优化、性能核验全环节，最终完成功能完整、性能稳定、场景适配、成本可控的样机开发，全面达成预设设计目标与技术指标。现将各模块具体工作内容总结如下。</w:t>
       </w:r>
     </w:p>
     <w:p>
@@ -133,25 +97,7 @@
           <w:sz w:val="24"/>
           <w:szCs w:val="28"/>
         </w:rPr>
-        <w:t>本项目硬件系统以STM32嵌入式主控芯片为核心，搭建了一套低功耗、高集成、高容错的模块化硬件电路体系，完成全机硬件方案选型、电路原理图设计、PCB板布局布线、硬件焊接调试、模块适配</w:t>
-      </w:r>
-      <w:proofErr w:type="gramStart"/>
-      <w:r>
-        <w:rPr>
-          <w:rFonts w:ascii="宋体" w:eastAsia="宋体" w:hAnsi="宋体" w:cs="Arial"/>
-          <w:sz w:val="24"/>
-          <w:szCs w:val="28"/>
-        </w:rPr>
-        <w:t>校准全</w:t>
-      </w:r>
-      <w:proofErr w:type="gramEnd"/>
-      <w:r>
-        <w:rPr>
-          <w:rFonts w:ascii="宋体" w:eastAsia="宋体" w:hAnsi="宋体" w:cs="Arial"/>
-          <w:sz w:val="24"/>
-          <w:szCs w:val="28"/>
-        </w:rPr>
-        <w:t>流程工作。依据设备功能需求与居家运行工况，完成视觉感知模块、多传感器检测模块、无线通信模块、运动驱动模块、声光交互模块、智能投喂模块、电源管理模块的精准选型与电路适配，规避硬件资源冗余、性能过剩、电磁干扰等工程问题。</w:t>
+        <w:t>本项目硬件系统以STM32嵌入式主控芯片为核心，搭建了一套低功耗、高集成、高容错的模块化硬件电路体系，完成全机硬件方案选型、电路原理图设计、PCB板布局布线、硬件焊接调试、模块适配校准全流程工作。依据设备功能需求与居家运行工况，完成视觉感知模块、多传感器检测模块、无线通信模块、运动驱动模块、声光交互模块、智能投喂模块、电源管理模块的精准选型与电路适配，规避硬件资源冗余、性能过剩、电磁干扰等工程问题。</w:t>
       </w:r>
     </w:p>
     <w:p>
@@ -209,25 +155,7 @@
           <w:sz w:val="24"/>
           <w:szCs w:val="28"/>
         </w:rPr>
-        <w:t>软件系统采用分层模块化、低</w:t>
-      </w:r>
-      <w:proofErr w:type="gramStart"/>
-      <w:r>
-        <w:rPr>
-          <w:rFonts w:ascii="宋体" w:eastAsia="宋体" w:hAnsi="宋体" w:cs="Arial"/>
-          <w:sz w:val="24"/>
-          <w:szCs w:val="28"/>
-        </w:rPr>
-        <w:t>耦合高</w:t>
-      </w:r>
-      <w:proofErr w:type="gramEnd"/>
-      <w:r>
-        <w:rPr>
-          <w:rFonts w:ascii="宋体" w:eastAsia="宋体" w:hAnsi="宋体" w:cs="Arial"/>
-          <w:sz w:val="24"/>
-          <w:szCs w:val="28"/>
-        </w:rPr>
-        <w:t>内聚的架构设计，完成机器人嵌入式终端软件与移动端APP交互软件的双端全套开发。嵌入式端基于标准C语言与Keil MDK开发平台，搭建了硬件驱动层、核心算法层、业务应用层三级软件架</w:t>
+        <w:t>软件系统采用分层模块化、低耦合高内聚的架构设计，完成机器人嵌入式终端软件与移动端APP交互软件的双端全套开发。嵌入式端基于标准C语言与Keil MDK开发平台，搭建了硬件驱动层、核心算法层、业务应用层三级软件架</w:t>
       </w:r>
       <w:r>
         <w:rPr>
@@ -236,43 +164,7 @@
           <w:szCs w:val="28"/>
         </w:rPr>
         <w:lastRenderedPageBreak/>
-        <w:t>构，自主开发传感器采集、电机驱动、无线通信、</w:t>
-      </w:r>
-      <w:proofErr w:type="gramStart"/>
-      <w:r>
-        <w:rPr>
-          <w:rFonts w:ascii="宋体" w:eastAsia="宋体" w:hAnsi="宋体" w:cs="Arial"/>
-          <w:sz w:val="24"/>
-          <w:szCs w:val="28"/>
-        </w:rPr>
-        <w:t>功耗管</w:t>
-      </w:r>
-      <w:proofErr w:type="gramEnd"/>
-      <w:r>
-        <w:rPr>
-          <w:rFonts w:ascii="宋体" w:eastAsia="宋体" w:hAnsi="宋体" w:cs="Arial"/>
-          <w:sz w:val="24"/>
-          <w:szCs w:val="28"/>
-        </w:rPr>
-        <w:t>控、异常防护等底层驱动程序，同时完成轻量化宠物识别算法、多传感器数据融合算法、自适应柔性跟随算法、柔性避障算法、增量式PID运动控制算法的移植、优化与工程化落地。通过多任务优先级调度机制，解决了多功能并发运行</w:t>
-      </w:r>
-      <w:proofErr w:type="gramStart"/>
-      <w:r>
-        <w:rPr>
-          <w:rFonts w:ascii="宋体" w:eastAsia="宋体" w:hAnsi="宋体" w:cs="Arial"/>
-          <w:sz w:val="24"/>
-          <w:szCs w:val="28"/>
-        </w:rPr>
-        <w:t>的算力冲突</w:t>
-      </w:r>
-      <w:proofErr w:type="gramEnd"/>
-      <w:r>
-        <w:rPr>
-          <w:rFonts w:ascii="宋体" w:eastAsia="宋体" w:hAnsi="宋体" w:cs="Arial"/>
-          <w:sz w:val="24"/>
-          <w:szCs w:val="28"/>
-        </w:rPr>
-        <w:t>、任务阻塞、系统卡顿等问题，实现设备全功能自主闭环运行。</w:t>
+        <w:t>构，自主开发传感器采集、电机驱动、无线通信、功耗管控、异常防护等底层驱动程序，同时完成轻量化宠物识别算法、多传感器数据融合算法、自适应柔性跟随算法、柔性避障算法、增量式PID运动控制算法的移植、优化与工程化落地。通过多任务优先级调度机制，解决了多功能并发运行的算力冲突、任务阻塞、系统卡顿等问题，实现设备全功能自主闭环运行。</w:t>
       </w:r>
     </w:p>
     <w:p>
@@ -291,61 +183,7 @@
           <w:sz w:val="24"/>
           <w:szCs w:val="28"/>
         </w:rPr>
-        <w:t>移动</w:t>
-      </w:r>
-      <w:proofErr w:type="gramStart"/>
-      <w:r>
-        <w:rPr>
-          <w:rFonts w:ascii="宋体" w:eastAsia="宋体" w:hAnsi="宋体" w:cs="Arial"/>
-          <w:sz w:val="24"/>
-          <w:szCs w:val="28"/>
-        </w:rPr>
-        <w:t>端采用</w:t>
-      </w:r>
-      <w:proofErr w:type="gramEnd"/>
-      <w:r>
-        <w:rPr>
-          <w:rFonts w:ascii="宋体" w:eastAsia="宋体" w:hAnsi="宋体" w:cs="Arial"/>
-          <w:sz w:val="24"/>
-          <w:szCs w:val="28"/>
-        </w:rPr>
-        <w:t>跨平台混合开发模式，完成远程设备操控、实时视频监控、双向语音对讲、智能定时投喂、设备状态监测、异常消息预警、数据记录回溯等核心功能开发，搭建了稳定的双端加密通信链路，实现人机远程高效</w:t>
-      </w:r>
-      <w:proofErr w:type="gramStart"/>
-      <w:r>
-        <w:rPr>
-          <w:rFonts w:ascii="宋体" w:eastAsia="宋体" w:hAnsi="宋体" w:cs="Arial"/>
-          <w:sz w:val="24"/>
-          <w:szCs w:val="28"/>
-        </w:rPr>
-        <w:t>交互与</w:t>
-      </w:r>
-      <w:proofErr w:type="gramEnd"/>
-      <w:r>
-        <w:rPr>
-          <w:rFonts w:ascii="宋体" w:eastAsia="宋体" w:hAnsi="宋体" w:cs="Arial"/>
-          <w:sz w:val="24"/>
-          <w:szCs w:val="28"/>
-        </w:rPr>
-        <w:t>精细化管控。整套软件系统经过多轮逻辑调试、漏洞修复与性能优化，运行逻辑严谨、响应实时性强、容错能力优异，完全适配嵌入式</w:t>
-      </w:r>
-      <w:proofErr w:type="gramStart"/>
-      <w:r>
-        <w:rPr>
-          <w:rFonts w:ascii="宋体" w:eastAsia="宋体" w:hAnsi="宋体" w:cs="Arial"/>
-          <w:sz w:val="24"/>
-          <w:szCs w:val="28"/>
-        </w:rPr>
-        <w:t>低算力</w:t>
-      </w:r>
-      <w:proofErr w:type="gramEnd"/>
-      <w:r>
-        <w:rPr>
-          <w:rFonts w:ascii="宋体" w:eastAsia="宋体" w:hAnsi="宋体" w:cs="Arial"/>
-          <w:sz w:val="24"/>
-          <w:szCs w:val="28"/>
-        </w:rPr>
-        <w:t>硬件平台的运行特性。</w:t>
+        <w:t>移动端采用跨平台混合开发模式，完成远程设备操控、实时视频监控、双向语音对讲、智能定时投喂、设备状态监测、异常消息预警、数据记录回溯等核心功能开发，搭建了稳定的双端加密通信链路，实现人机远程高效交互与精细化管控。整套软件系统经过多轮逻辑调试、漏洞修复与性能优化，运行逻辑严谨、响应实时性强、容错能力优异，完全适配嵌入式低算力硬件平台的运行特性。</w:t>
       </w:r>
     </w:p>
     <w:p>
@@ -470,25 +308,7 @@
           <w:szCs w:val="28"/>
         </w:rPr>
         <w:lastRenderedPageBreak/>
-        <w:t>迭代，通过二次复测验证实</w:t>
-      </w:r>
-      <w:proofErr w:type="gramStart"/>
-      <w:r>
-        <w:rPr>
-          <w:rFonts w:ascii="宋体" w:eastAsia="宋体" w:hAnsi="宋体" w:cs="Arial"/>
-          <w:sz w:val="24"/>
-          <w:szCs w:val="28"/>
-        </w:rPr>
-        <w:t>现问题</w:t>
-      </w:r>
-      <w:proofErr w:type="gramEnd"/>
-      <w:r>
-        <w:rPr>
-          <w:rFonts w:ascii="宋体" w:eastAsia="宋体" w:hAnsi="宋体" w:cs="Arial"/>
-          <w:sz w:val="24"/>
-          <w:szCs w:val="28"/>
-        </w:rPr>
-        <w:t>闭环整改，全方位提升整机运行稳定性、环境抗干扰能力与场景适配性，最终实现软硬件、机械结构、智能算法的深度协同适配，保障样机具备成熟的工程应用能力。</w:t>
+        <w:t>迭代，通过二次复测验证实现问题闭环整改，全方位提升整机运行稳定性、环境抗干扰能力与场景适配性，最终实现软硬件、机械结构、智能算法的深度协同适配，保障样机具备成熟的工程应用能力。</w:t>
       </w:r>
     </w:p>
     <w:p>
@@ -563,61 +383,7 @@
           <w:sz w:val="24"/>
           <w:szCs w:val="28"/>
         </w:rPr>
-        <w:t>，基于</w:t>
-      </w:r>
-      <w:proofErr w:type="gramStart"/>
-      <w:r>
-        <w:rPr>
-          <w:rFonts w:ascii="宋体" w:eastAsia="宋体" w:hAnsi="宋体" w:cs="Arial"/>
-          <w:sz w:val="24"/>
-          <w:szCs w:val="28"/>
-        </w:rPr>
-        <w:t>低算力</w:t>
-      </w:r>
-      <w:proofErr w:type="gramEnd"/>
-      <w:r>
-        <w:rPr>
-          <w:rFonts w:ascii="宋体" w:eastAsia="宋体" w:hAnsi="宋体" w:cs="Arial"/>
-          <w:sz w:val="24"/>
-          <w:szCs w:val="28"/>
-        </w:rPr>
-        <w:t>STM32主控平台，通过算法轻量化裁剪、</w:t>
-      </w:r>
-      <w:proofErr w:type="gramStart"/>
-      <w:r>
-        <w:rPr>
-          <w:rFonts w:ascii="宋体" w:eastAsia="宋体" w:hAnsi="宋体" w:cs="Arial"/>
-          <w:sz w:val="24"/>
-          <w:szCs w:val="28"/>
-        </w:rPr>
-        <w:t>算力分层</w:t>
-      </w:r>
-      <w:proofErr w:type="gramEnd"/>
-      <w:r>
-        <w:rPr>
-          <w:rFonts w:ascii="宋体" w:eastAsia="宋体" w:hAnsi="宋体" w:cs="Arial"/>
-          <w:sz w:val="24"/>
-          <w:szCs w:val="28"/>
-        </w:rPr>
-        <w:t>卸载、多任务精准调度，在低成本硬件体系下实现了高精度机器视觉识别、动态自适应跟随、柔性避障等高端智能化功能，打破了传统智能机器人依赖</w:t>
-      </w:r>
-      <w:proofErr w:type="gramStart"/>
-      <w:r>
-        <w:rPr>
-          <w:rFonts w:ascii="宋体" w:eastAsia="宋体" w:hAnsi="宋体" w:cs="Arial"/>
-          <w:sz w:val="24"/>
-          <w:szCs w:val="28"/>
-        </w:rPr>
-        <w:t>高算力</w:t>
-      </w:r>
-      <w:proofErr w:type="gramEnd"/>
-      <w:r>
-        <w:rPr>
-          <w:rFonts w:ascii="宋体" w:eastAsia="宋体" w:hAnsi="宋体" w:cs="Arial"/>
-          <w:sz w:val="24"/>
-          <w:szCs w:val="28"/>
-        </w:rPr>
-        <w:t>芯片的技术壁垒，大幅降低设备研发与量产成本，具备极高的性价比优势与市场化落地潜力。</w:t>
+        <w:t>，基于低算力STM32主控平台，通过算法轻量化裁剪、算力分层卸载、多任务精准调度，在低成本硬件体系下实现了高精度机器视觉识别、动态自适应跟随、柔性避障等高端智能化功能，打破了传统智能机器人依赖高算力芯片的技术壁垒，大幅降低设备研发与量产成本，具备极高的性价比优势与市场化落地潜力。</w:t>
       </w:r>
     </w:p>
     <w:p>
@@ -653,43 +419,7 @@
           <w:sz w:val="24"/>
           <w:szCs w:val="28"/>
         </w:rPr>
-        <w:t>，摒弃传统机器人固定参数的刚性运行逻辑，通过宠物状态识别与动态算法调控，自适应调节设备运行速度、跟随距离、绕行轨迹与交互强度，可精准适配宠物休憩、慢行、跑动等不同行为状态，有效避免设备贴身尾随、生硬启</w:t>
-      </w:r>
-      <w:proofErr w:type="gramStart"/>
-      <w:r>
-        <w:rPr>
-          <w:rFonts w:ascii="宋体" w:eastAsia="宋体" w:hAnsi="宋体" w:cs="Arial"/>
-          <w:sz w:val="24"/>
-          <w:szCs w:val="28"/>
-        </w:rPr>
-        <w:t>停带来</w:t>
-      </w:r>
-      <w:proofErr w:type="gramEnd"/>
-      <w:r>
-        <w:rPr>
-          <w:rFonts w:ascii="宋体" w:eastAsia="宋体" w:hAnsi="宋体" w:cs="Arial"/>
-          <w:sz w:val="24"/>
-          <w:szCs w:val="28"/>
-        </w:rPr>
-        <w:t>的宠物应激问题，实现人性化、柔性化、无干扰的智能陪护，大幅提升人机</w:t>
-      </w:r>
-      <w:proofErr w:type="gramStart"/>
-      <w:r>
-        <w:rPr>
-          <w:rFonts w:ascii="宋体" w:eastAsia="宋体" w:hAnsi="宋体" w:cs="Arial"/>
-          <w:sz w:val="24"/>
-          <w:szCs w:val="28"/>
-        </w:rPr>
-        <w:t>宠</w:t>
-      </w:r>
-      <w:proofErr w:type="gramEnd"/>
-      <w:r>
-        <w:rPr>
-          <w:rFonts w:ascii="宋体" w:eastAsia="宋体" w:hAnsi="宋体" w:cs="Arial"/>
-          <w:sz w:val="24"/>
-          <w:szCs w:val="28"/>
-        </w:rPr>
-        <w:t>交互体验。</w:t>
+        <w:t>，摒弃传统机器人固定参数的刚性运行逻辑，通过宠物状态识别与动态算法调控，自适应调节设备运行速度、跟随距离、绕行轨迹与交互强度，可精准适配宠物休憩、慢行、跑动等不同行为状态，有效避免设备贴身尾随、生硬启停带来的宠物应激问题，实现人性化、柔性化、无干扰的智能陪护，大幅提升人机宠交互体验。</w:t>
       </w:r>
     </w:p>
     <w:p>
@@ -725,25 +455,7 @@
           <w:sz w:val="24"/>
           <w:szCs w:val="28"/>
         </w:rPr>
-        <w:t>，将智能投喂机构完全集成于机身内部，不破坏整机流线型结构与通行性能，兼顾功能实用性、结构完整性与宠物安全性。通过高精度步进传动与限位缓冲设计，解决了传统外置投喂机构易卡堵、易积灰、易被宠物破坏的弊端，实现静音、精准、稳定的自动化投喂功能，适配居家常态</w:t>
-      </w:r>
-      <w:proofErr w:type="gramStart"/>
-      <w:r>
-        <w:rPr>
-          <w:rFonts w:ascii="宋体" w:eastAsia="宋体" w:hAnsi="宋体" w:cs="Arial"/>
-          <w:sz w:val="24"/>
-          <w:szCs w:val="28"/>
-        </w:rPr>
-        <w:t>化养宠</w:t>
-      </w:r>
-      <w:proofErr w:type="gramEnd"/>
-      <w:r>
-        <w:rPr>
-          <w:rFonts w:ascii="宋体" w:eastAsia="宋体" w:hAnsi="宋体" w:cs="Arial"/>
-          <w:sz w:val="24"/>
-          <w:szCs w:val="28"/>
-        </w:rPr>
-        <w:t>需求。</w:t>
+        <w:t>，将智能投喂机构完全集成于机身内部，不破坏整机流线型结构与通行性能，兼顾功能实用性、结构完整性与宠物安全性。通过高精度步进传动与限位缓冲设计，解决了传统外置投喂机构易卡堵、易积灰、易被宠物破坏的弊端，实现静音、精准、稳定的自动化投喂功能，适配居家常态化养宠需求。</w:t>
       </w:r>
     </w:p>
     <w:p>
@@ -899,43 +611,7 @@
           <w:sz w:val="24"/>
           <w:szCs w:val="28"/>
         </w:rPr>
-        <w:t>，</w:t>
-      </w:r>
-      <w:proofErr w:type="gramStart"/>
-      <w:r>
-        <w:rPr>
-          <w:rFonts w:ascii="宋体" w:eastAsia="宋体" w:hAnsi="宋体" w:cs="Arial"/>
-          <w:sz w:val="24"/>
-          <w:szCs w:val="28"/>
-        </w:rPr>
-        <w:t>本设备</w:t>
-      </w:r>
-      <w:proofErr w:type="gramEnd"/>
-      <w:r>
-        <w:rPr>
-          <w:rFonts w:ascii="宋体" w:eastAsia="宋体" w:hAnsi="宋体" w:cs="Arial"/>
-          <w:sz w:val="24"/>
-          <w:szCs w:val="28"/>
-        </w:rPr>
-        <w:t>现阶段仅实现宠物跟随避障与简单路径规划功能，未搭载SLAM地图建模与自主定位导航算法，无法完成全屋地图构建、定点巡航、</w:t>
-      </w:r>
-      <w:proofErr w:type="gramStart"/>
-      <w:r>
-        <w:rPr>
-          <w:rFonts w:ascii="宋体" w:eastAsia="宋体" w:hAnsi="宋体" w:cs="Arial"/>
-          <w:sz w:val="24"/>
-          <w:szCs w:val="28"/>
-        </w:rPr>
-        <w:t>自主回</w:t>
-      </w:r>
-      <w:proofErr w:type="gramEnd"/>
-      <w:r>
-        <w:rPr>
-          <w:rFonts w:ascii="宋体" w:eastAsia="宋体" w:hAnsi="宋体" w:cs="Arial"/>
-          <w:sz w:val="24"/>
-          <w:szCs w:val="28"/>
-        </w:rPr>
-        <w:t>充等进阶功能，无法实现无目标状态下的全屋自主巡检，智能化自主作业能力有待升级。</w:t>
+        <w:t>，本设备现阶段仅实现宠物跟随避障与简单路径规划功能，未搭载SLAM地图建模与自主定位导航算法，无法完成全屋地图构建、定点巡航、自主回充等进阶功能，无法实现无目标状态下的全屋自主巡检，智能化自主作业能力有待升级。</w:t>
       </w:r>
     </w:p>
     <w:p>
@@ -971,25 +647,7 @@
           <w:sz w:val="24"/>
           <w:szCs w:val="28"/>
         </w:rPr>
-        <w:t>，目前设备仅支持固定音效交互、远程语音对讲与灯光状态提示，未搭载智能语音识别、语义</w:t>
-      </w:r>
-      <w:proofErr w:type="gramStart"/>
-      <w:r>
-        <w:rPr>
-          <w:rFonts w:ascii="宋体" w:eastAsia="宋体" w:hAnsi="宋体" w:cs="Arial"/>
-          <w:sz w:val="24"/>
-          <w:szCs w:val="28"/>
-        </w:rPr>
-        <w:t>交互与</w:t>
-      </w:r>
-      <w:proofErr w:type="gramEnd"/>
-      <w:r>
-        <w:rPr>
-          <w:rFonts w:ascii="宋体" w:eastAsia="宋体" w:hAnsi="宋体" w:cs="Arial"/>
-          <w:sz w:val="24"/>
-          <w:szCs w:val="28"/>
-        </w:rPr>
-        <w:t>宠物情绪识别算法，无法实现与用户的智能语音对话、宠物情绪感知与针对性安抚互动，智能化交互的趣味性与精细化程度不足。</w:t>
+        <w:t>，目前设备仅支持固定音效交互、远程语音对讲与灯光状态提示，未搭载智能语音识别、语义交互与宠物情绪识别算法，无法实现与用户的智能语音对话、宠物情绪感知与针对性安抚互动，智能化交互的趣味性与精细化程度不足。</w:t>
       </w:r>
     </w:p>
     <w:p>
@@ -1017,27 +675,7 @@
           <w:sz w:val="24"/>
           <w:szCs w:val="28"/>
         </w:rPr>
-        <w:t>续航与功耗</w:t>
-      </w:r>
-      <w:proofErr w:type="gramStart"/>
-      <w:r>
-        <w:rPr>
-          <w:rFonts w:ascii="宋体" w:eastAsia="宋体" w:hAnsi="宋体" w:cs="Arial"/>
-          <w:b/>
-          <w:sz w:val="24"/>
-          <w:szCs w:val="28"/>
-        </w:rPr>
-        <w:t>优化仍</w:t>
-      </w:r>
-      <w:proofErr w:type="gramEnd"/>
-      <w:r>
-        <w:rPr>
-          <w:rFonts w:ascii="宋体" w:eastAsia="宋体" w:hAnsi="宋体" w:cs="Arial"/>
-          <w:b/>
-          <w:sz w:val="24"/>
-          <w:szCs w:val="28"/>
-        </w:rPr>
-        <w:t>有提升空间</w:t>
+        <w:t>续航与功耗优化仍有提升空间</w:t>
       </w:r>
       <w:r>
         <w:rPr>
@@ -1084,25 +722,7 @@
           <w:sz w:val="24"/>
           <w:szCs w:val="28"/>
         </w:rPr>
-        <w:t>结合本项目现存短板与智能宠物设备行业发展趋势，后续可从算法升级、功能拓展、硬件迭代、场景适配四个维</w:t>
-      </w:r>
-      <w:proofErr w:type="gramStart"/>
-      <w:r>
-        <w:rPr>
-          <w:rFonts w:ascii="宋体" w:eastAsia="宋体" w:hAnsi="宋体" w:cs="Arial"/>
-          <w:sz w:val="24"/>
-          <w:szCs w:val="28"/>
-        </w:rPr>
-        <w:t>度开展</w:t>
-      </w:r>
-      <w:proofErr w:type="gramEnd"/>
-      <w:r>
-        <w:rPr>
-          <w:rFonts w:ascii="宋体" w:eastAsia="宋体" w:hAnsi="宋体" w:cs="Arial"/>
-          <w:sz w:val="24"/>
-          <w:szCs w:val="28"/>
-        </w:rPr>
-        <w:t>全方位优化升级，进一步提升设备智能化水平、功能丰富度与市场竞争力，具体优化方向如下。</w:t>
+        <w:t>结合本项目现存短板与智能宠物设备行业发展趋势，后续可从算法升级、功能拓展、硬件迭代、场景适配四个维度开展全方位优化升级，进一步提升设备智能化水平、功能丰富度与市场竞争力，具体优化方向如下。</w:t>
       </w:r>
     </w:p>
     <w:p>
@@ -1138,25 +758,7 @@
           <w:sz w:val="24"/>
           <w:szCs w:val="28"/>
         </w:rPr>
-        <w:t>。后续可引入深度学习神经网络算法，扩大宠物特征样本训练数据集，新增小众宠物识别品类，提升设备多宠物适配能力；同时优化极端复杂场景的目标识别与抗干扰算法，强化大面积遮挡、复杂背景、极端光照环境下的识别稳定性，提升设备全天候、全场景感知能力。此外，新增宠物行为识别与情绪</w:t>
-      </w:r>
-      <w:proofErr w:type="gramStart"/>
-      <w:r>
-        <w:rPr>
-          <w:rFonts w:ascii="宋体" w:eastAsia="宋体" w:hAnsi="宋体" w:cs="Arial"/>
-          <w:sz w:val="24"/>
-          <w:szCs w:val="28"/>
-        </w:rPr>
-        <w:t>研</w:t>
-      </w:r>
-      <w:proofErr w:type="gramEnd"/>
-      <w:r>
-        <w:rPr>
-          <w:rFonts w:ascii="宋体" w:eastAsia="宋体" w:hAnsi="宋体" w:cs="Arial"/>
-          <w:sz w:val="24"/>
-          <w:szCs w:val="28"/>
-        </w:rPr>
-        <w:t>判功能，可根据宠物跑动、休憩、躁动、独处等行为状态，自动匹配对应的陪护与互动模式，实现精细化智能陪护。</w:t>
+        <w:t>。后续可引入深度学习神经网络算法，扩大宠物特征样本训练数据集，新增小众宠物识别品类，提升设备多宠物适配能力；同时优化极端复杂场景的目标识别与抗干扰算法，强化大面积遮挡、复杂背景、极端光照环境下的识别稳定性，提升设备全天候、全场景感知能力。此外，新增宠物行为识别与情绪研判功能，可根据宠物跑动、休憩、躁动、独处等行为状态，自动匹配对应的陪护与互动模式，实现精细化智能陪护。</w:t>
       </w:r>
     </w:p>
     <w:p>
@@ -1192,43 +794,7 @@
           <w:sz w:val="24"/>
           <w:szCs w:val="28"/>
         </w:rPr>
-        <w:t>。后续可移植激光SLAM或视觉SLAM算法，</w:t>
-      </w:r>
-      <w:proofErr w:type="gramStart"/>
-      <w:r>
-        <w:rPr>
-          <w:rFonts w:ascii="宋体" w:eastAsia="宋体" w:hAnsi="宋体" w:cs="Arial"/>
-          <w:sz w:val="24"/>
-          <w:szCs w:val="28"/>
-        </w:rPr>
-        <w:t>搭配高</w:t>
-      </w:r>
-      <w:proofErr w:type="gramEnd"/>
-      <w:r>
-        <w:rPr>
-          <w:rFonts w:ascii="宋体" w:eastAsia="宋体" w:hAnsi="宋体" w:cs="Arial"/>
-          <w:sz w:val="24"/>
-          <w:szCs w:val="28"/>
-        </w:rPr>
-        <w:t>精度定位模块，实现全屋环境地图构建、实时定位、自主路径规划、定点巡航巡检功能。新增</w:t>
-      </w:r>
-      <w:proofErr w:type="gramStart"/>
-      <w:r>
-        <w:rPr>
-          <w:rFonts w:ascii="宋体" w:eastAsia="宋体" w:hAnsi="宋体" w:cs="Arial"/>
-          <w:sz w:val="24"/>
-          <w:szCs w:val="28"/>
-        </w:rPr>
-        <w:t>自主回</w:t>
-      </w:r>
-      <w:proofErr w:type="gramEnd"/>
-      <w:r>
-        <w:rPr>
-          <w:rFonts w:ascii="宋体" w:eastAsia="宋体" w:hAnsi="宋体" w:cs="Arial"/>
-          <w:sz w:val="24"/>
-          <w:szCs w:val="28"/>
-        </w:rPr>
-        <w:t>充、断点续巡、区域划定陪护功能，支持设备在无宠物目标时自主开展全屋环境巡检、定点看护，进一步提升设备自主智能化水平，摆脱对人工操控的依赖。</w:t>
+        <w:t>。后续可移植激光SLAM或视觉SLAM算法，搭配高精度定位模块，实现全屋环境地图构建、实时定位、自主路径规划、定点巡航巡检功能。新增自主回充、断点续巡、区域划定陪护功能，支持设备在无宠物目标时自主开展全屋环境巡检、定点看护，进一步提升设备自主智能化水平，摆脱对人工操控的依赖。</w:t>
       </w:r>
     </w:p>
     <w:p>
@@ -1256,27 +822,7 @@
           <w:sz w:val="24"/>
           <w:szCs w:val="28"/>
         </w:rPr>
-        <w:t>丰富智能交互体系，提升人机</w:t>
-      </w:r>
-      <w:proofErr w:type="gramStart"/>
-      <w:r>
-        <w:rPr>
-          <w:rFonts w:ascii="宋体" w:eastAsia="宋体" w:hAnsi="宋体" w:cs="Arial"/>
-          <w:b/>
-          <w:sz w:val="24"/>
-          <w:szCs w:val="28"/>
-        </w:rPr>
-        <w:t>宠</w:t>
-      </w:r>
-      <w:proofErr w:type="gramEnd"/>
-      <w:r>
-        <w:rPr>
-          <w:rFonts w:ascii="宋体" w:eastAsia="宋体" w:hAnsi="宋体" w:cs="Arial"/>
-          <w:b/>
-          <w:sz w:val="24"/>
-          <w:szCs w:val="28"/>
-        </w:rPr>
-        <w:t>互动体验</w:t>
+        <w:t>丰富智能交互体系，提升人机宠互动体验</w:t>
       </w:r>
       <w:r>
         <w:rPr>
@@ -1329,25 +875,7 @@
           <w:sz w:val="24"/>
           <w:szCs w:val="28"/>
         </w:rPr>
-        <w:t>。后续可迭代升级大容量锂电池组，搭配更精细化的分级功耗调控算法，进一步提升设备续航时长；优化机身密封与三防结构，升级防尘、防水、防磕碰性能，适配更多复杂居家场景；</w:t>
-      </w:r>
-      <w:proofErr w:type="gramStart"/>
-      <w:r>
-        <w:rPr>
-          <w:rFonts w:ascii="宋体" w:eastAsia="宋体" w:hAnsi="宋体" w:cs="Arial"/>
-          <w:sz w:val="24"/>
-          <w:szCs w:val="28"/>
-        </w:rPr>
-        <w:t>同时新</w:t>
-      </w:r>
-      <w:proofErr w:type="gramEnd"/>
-      <w:r>
-        <w:rPr>
-          <w:rFonts w:ascii="宋体" w:eastAsia="宋体" w:hAnsi="宋体" w:cs="Arial"/>
-          <w:sz w:val="24"/>
-          <w:szCs w:val="28"/>
-        </w:rPr>
-        <w:t>增温湿度检测、空气质量监测、噪音检测等环境感知模块，拓展居家环境监测、异常预警功能，实现宠物陪护与居家环境管控一体化。</w:t>
+        <w:t>。后续可迭代升级大容量锂电池组，搭配更精细化的分级功耗调控算法，进一步提升设备续航时长；优化机身密封与三防结构，升级防尘、防水、防磕碰性能，适配更多复杂居家场景；同时新增温湿度检测、空气质量监测、噪音检测等环境感知模块，拓展居家环境监测、异常预警功能，实现宠物陪护与居家环境管控一体化。</w:t>
       </w:r>
     </w:p>
     <w:p>
@@ -1383,25 +911,1201 @@
           <w:sz w:val="24"/>
           <w:szCs w:val="28"/>
         </w:rPr>
-        <w:t>。后续可接入智能家居生态，实现设备与家居设备的智能联动，根据宠物活动状态自动调控室内灯光、空调、新风等设备，打造一体化智能养宠场景；同时优化云端数据存储与分析功能，长期记录宠物活动规律、陪护数据、饮食记录，通过大数据分析生成宠物养护报告，为用户科学化、精细</w:t>
-      </w:r>
-      <w:proofErr w:type="gramStart"/>
-      <w:r>
-        <w:rPr>
-          <w:rFonts w:ascii="宋体" w:eastAsia="宋体" w:hAnsi="宋体" w:cs="Arial"/>
-          <w:sz w:val="24"/>
-          <w:szCs w:val="28"/>
-        </w:rPr>
-        <w:t>化养宠提供</w:t>
-      </w:r>
-      <w:proofErr w:type="gramEnd"/>
-      <w:r>
-        <w:rPr>
-          <w:rFonts w:ascii="宋体" w:eastAsia="宋体" w:hAnsi="宋体" w:cs="Arial"/>
-          <w:sz w:val="24"/>
-          <w:szCs w:val="28"/>
-        </w:rPr>
-        <w:t>数据支撑，进一步提升产品市场化价值与用户体验。</w:t>
+        <w:t>。后续可接入智能家居生态，实现设备与家居设备的智能联动，根据宠物活动状态自动调控室内灯光、空调、新风等设备，打造一体化智能养宠场景；同时优化云端数据存储与分析功能，长期记录宠物活动规律、陪护数据、饮食记录，通过大数据分析生成宠物养护报告，为用户科学化、精细化养宠提供数据支撑，进一步提升产品市场化价值与用户体验。</w:t>
+      </w:r>
+    </w:p>
+    <w:p>
+      <w:pPr>
+        <w:pStyle w:val="21bc9c4b-6a32-43e5-beaa-fd2d792c5735"/>
+        <w:jc w:val="center"/>
+      </w:pPr>
+      <w:bookmarkStart w:id="0" w:name="_Toc232666176"/>
+      <w:r>
+        <w:rPr>
+          <w:rFonts w:hint="eastAsia"/>
+        </w:rPr>
+        <w:t>参考文献</w:t>
+      </w:r>
+      <w:bookmarkEnd w:id="0"/>
+    </w:p>
+    <w:p>
+      <w:pPr>
+        <w:pStyle w:val="a9"/>
+        <w:numPr>
+          <w:ilvl w:val="0"/>
+          <w:numId w:val="1"/>
+        </w:numPr>
+        <w:spacing w:after="160" w:line="278" w:lineRule="auto"/>
+        <w:contextualSpacing w:val="0"/>
+        <w:jc w:val="left"/>
+        <w:rPr>
+          <w:rFonts w:ascii="Times New Roman" w:eastAsia="宋体" w:hAnsi="Times New Roman" w:cs="Times New Roman"/>
+        </w:rPr>
+      </w:pPr>
+      <w:r>
+        <w:rPr>
+          <w:rFonts w:ascii="Times New Roman" w:eastAsia="宋体" w:hAnsi="Times New Roman" w:cs="Times New Roman"/>
+        </w:rPr>
+        <w:t>钟豪</w:t>
+      </w:r>
+      <w:r>
+        <w:rPr>
+          <w:rFonts w:ascii="Times New Roman" w:eastAsia="宋体" w:hAnsi="Times New Roman" w:cs="Times New Roman"/>
+        </w:rPr>
+        <w:t>,</w:t>
+      </w:r>
+      <w:r>
+        <w:rPr>
+          <w:rFonts w:ascii="Times New Roman" w:eastAsia="宋体" w:hAnsi="Times New Roman" w:cs="Times New Roman"/>
+        </w:rPr>
+        <w:t>吴文福</w:t>
+      </w:r>
+      <w:r>
+        <w:rPr>
+          <w:rFonts w:ascii="Times New Roman" w:eastAsia="宋体" w:hAnsi="Times New Roman" w:cs="Times New Roman"/>
+        </w:rPr>
+        <w:t>,</w:t>
+      </w:r>
+      <w:r>
+        <w:rPr>
+          <w:rFonts w:ascii="Times New Roman" w:eastAsia="宋体" w:hAnsi="Times New Roman" w:cs="Times New Roman"/>
+        </w:rPr>
+        <w:t>尹慧敏</w:t>
+      </w:r>
+      <w:r>
+        <w:rPr>
+          <w:rFonts w:ascii="Times New Roman" w:eastAsia="宋体" w:hAnsi="Times New Roman" w:cs="Times New Roman"/>
+        </w:rPr>
+        <w:t>,</w:t>
+      </w:r>
+      <w:r>
+        <w:rPr>
+          <w:rFonts w:ascii="Times New Roman" w:eastAsia="宋体" w:hAnsi="Times New Roman" w:cs="Times New Roman"/>
+        </w:rPr>
+        <w:t>等</w:t>
+      </w:r>
+      <w:r>
+        <w:rPr>
+          <w:rFonts w:ascii="Times New Roman" w:eastAsia="宋体" w:hAnsi="Times New Roman" w:cs="Times New Roman"/>
+        </w:rPr>
+        <w:t>.</w:t>
+      </w:r>
+      <w:r>
+        <w:rPr>
+          <w:rFonts w:ascii="Times New Roman" w:eastAsia="宋体" w:hAnsi="Times New Roman" w:cs="Times New Roman"/>
+        </w:rPr>
+        <w:t>基于</w:t>
+      </w:r>
+      <w:r>
+        <w:rPr>
+          <w:rFonts w:ascii="Times New Roman" w:eastAsia="宋体" w:hAnsi="Times New Roman" w:cs="Times New Roman"/>
+        </w:rPr>
+        <w:t>STM32</w:t>
+      </w:r>
+      <w:r>
+        <w:rPr>
+          <w:rFonts w:ascii="Times New Roman" w:eastAsia="宋体" w:hAnsi="Times New Roman" w:cs="Times New Roman"/>
+        </w:rPr>
+        <w:t>与物联网的粮仓智能巡检机器人系统设计</w:t>
+      </w:r>
+      <w:r>
+        <w:rPr>
+          <w:rFonts w:ascii="Times New Roman" w:eastAsia="宋体" w:hAnsi="Times New Roman" w:cs="Times New Roman"/>
+        </w:rPr>
+        <w:t>[J/OL].</w:t>
+      </w:r>
+      <w:r>
+        <w:rPr>
+          <w:rFonts w:ascii="Times New Roman" w:eastAsia="宋体" w:hAnsi="Times New Roman" w:cs="Times New Roman"/>
+        </w:rPr>
+        <w:t>吉林农业大学学报</w:t>
+      </w:r>
+      <w:r>
+        <w:rPr>
+          <w:rFonts w:ascii="Times New Roman" w:eastAsia="宋体" w:hAnsi="Times New Roman" w:cs="Times New Roman"/>
+        </w:rPr>
+        <w:t>,1-12[2026-04-17].https://link.cnki.net/urlid/22.1100.S.20260411.1456.002.</w:t>
+      </w:r>
+    </w:p>
+    <w:p>
+      <w:pPr>
+        <w:pStyle w:val="a9"/>
+        <w:numPr>
+          <w:ilvl w:val="0"/>
+          <w:numId w:val="1"/>
+        </w:numPr>
+        <w:spacing w:after="160" w:line="278" w:lineRule="auto"/>
+        <w:contextualSpacing w:val="0"/>
+        <w:jc w:val="left"/>
+        <w:rPr>
+          <w:rFonts w:ascii="Times New Roman" w:eastAsia="宋体" w:hAnsi="Times New Roman" w:cs="Times New Roman"/>
+        </w:rPr>
+      </w:pPr>
+      <w:r>
+        <w:rPr>
+          <w:rFonts w:ascii="Times New Roman" w:eastAsia="宋体" w:hAnsi="Times New Roman" w:cs="Times New Roman"/>
+        </w:rPr>
+        <w:t>张茜</w:t>
+      </w:r>
+      <w:r>
+        <w:rPr>
+          <w:rFonts w:ascii="Times New Roman" w:eastAsia="宋体" w:hAnsi="Times New Roman" w:cs="Times New Roman"/>
+        </w:rPr>
+        <w:t>,</w:t>
+      </w:r>
+      <w:r>
+        <w:rPr>
+          <w:rFonts w:ascii="Times New Roman" w:eastAsia="宋体" w:hAnsi="Times New Roman" w:cs="Times New Roman"/>
+        </w:rPr>
+        <w:t>郭博雨</w:t>
+      </w:r>
+      <w:r>
+        <w:rPr>
+          <w:rFonts w:ascii="Times New Roman" w:eastAsia="宋体" w:hAnsi="Times New Roman" w:cs="Times New Roman"/>
+        </w:rPr>
+        <w:t>.</w:t>
+      </w:r>
+      <w:r>
+        <w:rPr>
+          <w:rFonts w:ascii="Times New Roman" w:eastAsia="宋体" w:hAnsi="Times New Roman" w:cs="Times New Roman"/>
+        </w:rPr>
+        <w:t>基于</w:t>
+      </w:r>
+      <w:r>
+        <w:rPr>
+          <w:rFonts w:ascii="Times New Roman" w:eastAsia="宋体" w:hAnsi="Times New Roman" w:cs="Times New Roman"/>
+        </w:rPr>
+        <w:t>ROS</w:t>
+      </w:r>
+      <w:r>
+        <w:rPr>
+          <w:rFonts w:ascii="Times New Roman" w:eastAsia="宋体" w:hAnsi="Times New Roman" w:cs="Times New Roman"/>
+        </w:rPr>
+        <w:t>的自主跟随式医疗辅助机器人设计</w:t>
+      </w:r>
+      <w:r>
+        <w:rPr>
+          <w:rFonts w:ascii="Times New Roman" w:eastAsia="宋体" w:hAnsi="Times New Roman" w:cs="Times New Roman"/>
+        </w:rPr>
+        <w:t>[J].</w:t>
+      </w:r>
+      <w:r>
+        <w:rPr>
+          <w:rFonts w:ascii="Times New Roman" w:eastAsia="宋体" w:hAnsi="Times New Roman" w:cs="Times New Roman"/>
+        </w:rPr>
+        <w:t>自动化应用</w:t>
+      </w:r>
+      <w:r>
+        <w:rPr>
+          <w:rFonts w:ascii="Times New Roman" w:eastAsia="宋体" w:hAnsi="Times New Roman" w:cs="Times New Roman"/>
+        </w:rPr>
+        <w:t>,2025,66(06):28-29+32.DOI:10.19769/j.zdhy.2025.06.009.</w:t>
+      </w:r>
+    </w:p>
+    <w:p>
+      <w:pPr>
+        <w:pStyle w:val="a9"/>
+        <w:numPr>
+          <w:ilvl w:val="0"/>
+          <w:numId w:val="1"/>
+        </w:numPr>
+        <w:spacing w:after="160" w:line="278" w:lineRule="auto"/>
+        <w:contextualSpacing w:val="0"/>
+        <w:jc w:val="left"/>
+        <w:rPr>
+          <w:rFonts w:ascii="Times New Roman" w:eastAsia="宋体" w:hAnsi="Times New Roman" w:cs="Times New Roman"/>
+        </w:rPr>
+      </w:pPr>
+      <w:r>
+        <w:rPr>
+          <w:rFonts w:ascii="Times New Roman" w:eastAsia="宋体" w:hAnsi="Times New Roman" w:cs="Times New Roman"/>
+        </w:rPr>
+        <w:t>翟延超</w:t>
+      </w:r>
+      <w:r>
+        <w:rPr>
+          <w:rFonts w:ascii="Times New Roman" w:eastAsia="宋体" w:hAnsi="Times New Roman" w:cs="Times New Roman"/>
+        </w:rPr>
+        <w:t>.</w:t>
+      </w:r>
+      <w:r>
+        <w:rPr>
+          <w:rFonts w:ascii="Times New Roman" w:eastAsia="宋体" w:hAnsi="Times New Roman" w:cs="Times New Roman"/>
+        </w:rPr>
+        <w:t>基于多传感器融合的自主跟随机器人关键技术研究</w:t>
+      </w:r>
+      <w:r>
+        <w:rPr>
+          <w:rFonts w:ascii="Times New Roman" w:eastAsia="宋体" w:hAnsi="Times New Roman" w:cs="Times New Roman"/>
+        </w:rPr>
+        <w:t>[D].</w:t>
+      </w:r>
+      <w:r>
+        <w:rPr>
+          <w:rFonts w:ascii="Times New Roman" w:eastAsia="宋体" w:hAnsi="Times New Roman" w:cs="Times New Roman"/>
+        </w:rPr>
+        <w:t>西安建筑科技大学</w:t>
+      </w:r>
+      <w:r>
+        <w:rPr>
+          <w:rFonts w:ascii="Times New Roman" w:eastAsia="宋体" w:hAnsi="Times New Roman" w:cs="Times New Roman"/>
+        </w:rPr>
+        <w:t>,2024.DOI:10.27393/d.cnki.gxazu.2024.000606.</w:t>
+      </w:r>
+    </w:p>
+    <w:p>
+      <w:pPr>
+        <w:pStyle w:val="a9"/>
+        <w:numPr>
+          <w:ilvl w:val="0"/>
+          <w:numId w:val="1"/>
+        </w:numPr>
+        <w:spacing w:after="160" w:line="278" w:lineRule="auto"/>
+        <w:contextualSpacing w:val="0"/>
+        <w:jc w:val="left"/>
+        <w:rPr>
+          <w:rFonts w:ascii="Times New Roman" w:eastAsia="宋体" w:hAnsi="Times New Roman" w:cs="Times New Roman"/>
+        </w:rPr>
+      </w:pPr>
+      <w:r>
+        <w:rPr>
+          <w:rFonts w:ascii="Times New Roman" w:eastAsia="宋体" w:hAnsi="Times New Roman" w:cs="Times New Roman"/>
+        </w:rPr>
+        <w:t>李紫妍</w:t>
+      </w:r>
+      <w:r>
+        <w:rPr>
+          <w:rFonts w:ascii="Times New Roman" w:eastAsia="宋体" w:hAnsi="Times New Roman" w:cs="Times New Roman"/>
+        </w:rPr>
+        <w:t>.</w:t>
+      </w:r>
+      <w:r>
+        <w:rPr>
+          <w:rFonts w:ascii="Times New Roman" w:eastAsia="宋体" w:hAnsi="Times New Roman" w:cs="Times New Roman"/>
+        </w:rPr>
+        <w:t>基于情感共生理念的宠物犬陪伴机器人设计研究</w:t>
+      </w:r>
+      <w:r>
+        <w:rPr>
+          <w:rFonts w:ascii="Times New Roman" w:eastAsia="宋体" w:hAnsi="Times New Roman" w:cs="Times New Roman"/>
+        </w:rPr>
+        <w:t>[D].</w:t>
+      </w:r>
+      <w:r>
+        <w:rPr>
+          <w:rFonts w:ascii="Times New Roman" w:eastAsia="宋体" w:hAnsi="Times New Roman" w:cs="Times New Roman"/>
+        </w:rPr>
+        <w:t>北京化工大学</w:t>
+      </w:r>
+      <w:r>
+        <w:rPr>
+          <w:rFonts w:ascii="Times New Roman" w:eastAsia="宋体" w:hAnsi="Times New Roman" w:cs="Times New Roman"/>
+        </w:rPr>
+        <w:t>,2024.DOI:10.26939/d.cnki.gbhgu.2024.000439.</w:t>
+      </w:r>
+    </w:p>
+    <w:p>
+      <w:pPr>
+        <w:pStyle w:val="a9"/>
+        <w:numPr>
+          <w:ilvl w:val="0"/>
+          <w:numId w:val="1"/>
+        </w:numPr>
+        <w:spacing w:after="160" w:line="278" w:lineRule="auto"/>
+        <w:contextualSpacing w:val="0"/>
+        <w:jc w:val="left"/>
+        <w:rPr>
+          <w:rFonts w:ascii="Times New Roman" w:eastAsia="宋体" w:hAnsi="Times New Roman" w:cs="Times New Roman"/>
+        </w:rPr>
+      </w:pPr>
+      <w:r>
+        <w:rPr>
+          <w:rFonts w:ascii="Times New Roman" w:eastAsia="宋体" w:hAnsi="Times New Roman" w:cs="Times New Roman"/>
+        </w:rPr>
+        <w:t>李敏</w:t>
+      </w:r>
+      <w:r>
+        <w:rPr>
+          <w:rFonts w:ascii="Times New Roman" w:eastAsia="宋体" w:hAnsi="Times New Roman" w:cs="Times New Roman"/>
+        </w:rPr>
+        <w:t>,</w:t>
+      </w:r>
+      <w:r>
+        <w:rPr>
+          <w:rFonts w:ascii="Times New Roman" w:eastAsia="宋体" w:hAnsi="Times New Roman" w:cs="Times New Roman"/>
+        </w:rPr>
+        <w:t>李嘉</w:t>
+      </w:r>
+      <w:r>
+        <w:rPr>
+          <w:rFonts w:ascii="Times New Roman" w:eastAsia="宋体" w:hAnsi="Times New Roman" w:cs="Times New Roman"/>
+        </w:rPr>
+        <w:t>.</w:t>
+      </w:r>
+      <w:r>
+        <w:rPr>
+          <w:rFonts w:ascii="Times New Roman" w:eastAsia="宋体" w:hAnsi="Times New Roman" w:cs="Times New Roman"/>
+        </w:rPr>
+        <w:t>基于宠物心理角度的宠物陪伴型机器人设计研究</w:t>
+      </w:r>
+      <w:r>
+        <w:rPr>
+          <w:rFonts w:ascii="Times New Roman" w:eastAsia="宋体" w:hAnsi="Times New Roman" w:cs="Times New Roman"/>
+        </w:rPr>
+        <w:t>[J].</w:t>
+      </w:r>
+      <w:r>
+        <w:rPr>
+          <w:rFonts w:ascii="Times New Roman" w:eastAsia="宋体" w:hAnsi="Times New Roman" w:cs="Times New Roman"/>
+        </w:rPr>
+        <w:t>大众文艺</w:t>
+      </w:r>
+      <w:r>
+        <w:rPr>
+          <w:rFonts w:ascii="Times New Roman" w:eastAsia="宋体" w:hAnsi="Times New Roman" w:cs="Times New Roman"/>
+        </w:rPr>
+        <w:t>,2018,(24):82-83.DOI:10.20112/j.cnki.issn1007-5828.2018.24.056.</w:t>
+      </w:r>
+    </w:p>
+    <w:p>
+      <w:pPr>
+        <w:pStyle w:val="a9"/>
+        <w:numPr>
+          <w:ilvl w:val="0"/>
+          <w:numId w:val="1"/>
+        </w:numPr>
+        <w:spacing w:after="160" w:line="278" w:lineRule="auto"/>
+        <w:contextualSpacing w:val="0"/>
+        <w:jc w:val="left"/>
+        <w:rPr>
+          <w:rFonts w:ascii="Times New Roman" w:eastAsia="宋体" w:hAnsi="Times New Roman" w:cs="Times New Roman"/>
+        </w:rPr>
+      </w:pPr>
+      <w:r>
+        <w:rPr>
+          <w:rFonts w:ascii="Times New Roman" w:eastAsia="宋体" w:hAnsi="Times New Roman" w:cs="Times New Roman"/>
+        </w:rPr>
+        <w:t>姜海东</w:t>
+      </w:r>
+      <w:r>
+        <w:rPr>
+          <w:rFonts w:ascii="Times New Roman" w:eastAsia="宋体" w:hAnsi="Times New Roman" w:cs="Times New Roman"/>
+        </w:rPr>
+        <w:t>,</w:t>
+      </w:r>
+      <w:r>
+        <w:rPr>
+          <w:rFonts w:ascii="Times New Roman" w:eastAsia="宋体" w:hAnsi="Times New Roman" w:cs="Times New Roman"/>
+        </w:rPr>
+        <w:t>姜小宾</w:t>
+      </w:r>
+      <w:r>
+        <w:rPr>
+          <w:rFonts w:ascii="Times New Roman" w:eastAsia="宋体" w:hAnsi="Times New Roman" w:cs="Times New Roman"/>
+        </w:rPr>
+        <w:t>,</w:t>
+      </w:r>
+      <w:r>
+        <w:rPr>
+          <w:rFonts w:ascii="Times New Roman" w:eastAsia="宋体" w:hAnsi="Times New Roman" w:cs="Times New Roman"/>
+        </w:rPr>
+        <w:t>陆晓忠</w:t>
+      </w:r>
+      <w:r>
+        <w:rPr>
+          <w:rFonts w:ascii="Times New Roman" w:eastAsia="宋体" w:hAnsi="Times New Roman" w:cs="Times New Roman"/>
+        </w:rPr>
+        <w:t>,</w:t>
+      </w:r>
+      <w:r>
+        <w:rPr>
+          <w:rFonts w:ascii="Times New Roman" w:eastAsia="宋体" w:hAnsi="Times New Roman" w:cs="Times New Roman"/>
+        </w:rPr>
+        <w:t>等</w:t>
+      </w:r>
+      <w:r>
+        <w:rPr>
+          <w:rFonts w:ascii="Times New Roman" w:eastAsia="宋体" w:hAnsi="Times New Roman" w:cs="Times New Roman"/>
+        </w:rPr>
+        <w:t>.</w:t>
+      </w:r>
+      <w:r>
+        <w:rPr>
+          <w:rFonts w:ascii="Times New Roman" w:eastAsia="宋体" w:hAnsi="Times New Roman" w:cs="Times New Roman"/>
+        </w:rPr>
+        <w:t>基于多传感信息融合的配电室无人值守智慧巡检技术研究</w:t>
+      </w:r>
+      <w:r>
+        <w:rPr>
+          <w:rFonts w:ascii="Times New Roman" w:eastAsia="宋体" w:hAnsi="Times New Roman" w:cs="Times New Roman"/>
+        </w:rPr>
+        <w:t>[J].</w:t>
+      </w:r>
+      <w:r>
+        <w:rPr>
+          <w:rFonts w:ascii="Times New Roman" w:eastAsia="宋体" w:hAnsi="Times New Roman" w:cs="Times New Roman"/>
+        </w:rPr>
+        <w:t>电力设备管理</w:t>
+      </w:r>
+      <w:r>
+        <w:rPr>
+          <w:rFonts w:ascii="Times New Roman" w:eastAsia="宋体" w:hAnsi="Times New Roman" w:cs="Times New Roman"/>
+        </w:rPr>
+        <w:t>,2026,(03):180-182.DOI:10.26977/j.cnki.dlsbgl.2026.03.079.</w:t>
+      </w:r>
+    </w:p>
+    <w:p>
+      <w:pPr>
+        <w:pStyle w:val="a9"/>
+        <w:numPr>
+          <w:ilvl w:val="0"/>
+          <w:numId w:val="1"/>
+        </w:numPr>
+        <w:spacing w:after="160" w:line="278" w:lineRule="auto"/>
+        <w:contextualSpacing w:val="0"/>
+        <w:jc w:val="left"/>
+        <w:rPr>
+          <w:rFonts w:ascii="Times New Roman" w:eastAsia="宋体" w:hAnsi="Times New Roman" w:cs="Times New Roman"/>
+        </w:rPr>
+      </w:pPr>
+      <w:r>
+        <w:rPr>
+          <w:rFonts w:ascii="Times New Roman" w:eastAsia="宋体" w:hAnsi="Times New Roman" w:cs="Times New Roman"/>
+        </w:rPr>
+        <w:t>苗雨</w:t>
+      </w:r>
+      <w:r>
+        <w:rPr>
+          <w:rFonts w:ascii="Times New Roman" w:eastAsia="宋体" w:hAnsi="Times New Roman" w:cs="Times New Roman"/>
+        </w:rPr>
+        <w:t>.</w:t>
+      </w:r>
+      <w:r>
+        <w:rPr>
+          <w:rFonts w:ascii="Times New Roman" w:eastAsia="宋体" w:hAnsi="Times New Roman" w:cs="Times New Roman"/>
+        </w:rPr>
+        <w:t>基于</w:t>
+      </w:r>
+      <w:r>
+        <w:rPr>
+          <w:rFonts w:ascii="Times New Roman" w:eastAsia="宋体" w:hAnsi="Times New Roman" w:cs="Times New Roman"/>
+        </w:rPr>
+        <w:t>PID</w:t>
+      </w:r>
+      <w:r>
+        <w:rPr>
+          <w:rFonts w:ascii="Times New Roman" w:eastAsia="宋体" w:hAnsi="Times New Roman" w:cs="Times New Roman"/>
+        </w:rPr>
+        <w:t>控制的循迹小车路径跟踪算法优化研究</w:t>
+      </w:r>
+      <w:r>
+        <w:rPr>
+          <w:rFonts w:ascii="Times New Roman" w:eastAsia="宋体" w:hAnsi="Times New Roman" w:cs="Times New Roman"/>
+        </w:rPr>
+        <w:t>[J].</w:t>
+      </w:r>
+      <w:r>
+        <w:rPr>
+          <w:rFonts w:ascii="Times New Roman" w:eastAsia="宋体" w:hAnsi="Times New Roman" w:cs="Times New Roman"/>
+        </w:rPr>
+        <w:t>信息与电脑</w:t>
+      </w:r>
+      <w:r>
+        <w:rPr>
+          <w:rFonts w:ascii="Times New Roman" w:eastAsia="宋体" w:hAnsi="Times New Roman" w:cs="Times New Roman"/>
+        </w:rPr>
+        <w:t>,2025,37(23):72-74.</w:t>
+      </w:r>
+    </w:p>
+    <w:p>
+      <w:pPr>
+        <w:pStyle w:val="a9"/>
+        <w:numPr>
+          <w:ilvl w:val="0"/>
+          <w:numId w:val="1"/>
+        </w:numPr>
+        <w:spacing w:after="160" w:line="278" w:lineRule="auto"/>
+        <w:contextualSpacing w:val="0"/>
+        <w:jc w:val="left"/>
+        <w:rPr>
+          <w:rFonts w:ascii="Times New Roman" w:eastAsia="宋体" w:hAnsi="Times New Roman" w:cs="Times New Roman"/>
+        </w:rPr>
+      </w:pPr>
+      <w:r>
+        <w:rPr>
+          <w:rFonts w:ascii="Times New Roman" w:eastAsia="宋体" w:hAnsi="Times New Roman" w:cs="Times New Roman"/>
+        </w:rPr>
+        <w:t>潘俊霖</w:t>
+      </w:r>
+      <w:r>
+        <w:rPr>
+          <w:rFonts w:ascii="Times New Roman" w:eastAsia="宋体" w:hAnsi="Times New Roman" w:cs="Times New Roman"/>
+        </w:rPr>
+        <w:t>,</w:t>
+      </w:r>
+      <w:r>
+        <w:rPr>
+          <w:rFonts w:ascii="Times New Roman" w:eastAsia="宋体" w:hAnsi="Times New Roman" w:cs="Times New Roman"/>
+        </w:rPr>
+        <w:t>邱健斌</w:t>
+      </w:r>
+      <w:r>
+        <w:rPr>
+          <w:rFonts w:ascii="Times New Roman" w:eastAsia="宋体" w:hAnsi="Times New Roman" w:cs="Times New Roman"/>
+        </w:rPr>
+        <w:t>,</w:t>
+      </w:r>
+      <w:r>
+        <w:rPr>
+          <w:rFonts w:ascii="Times New Roman" w:eastAsia="宋体" w:hAnsi="Times New Roman" w:cs="Times New Roman"/>
+        </w:rPr>
+        <w:t>许瑞</w:t>
+      </w:r>
+      <w:r>
+        <w:rPr>
+          <w:rFonts w:ascii="Times New Roman" w:eastAsia="宋体" w:hAnsi="Times New Roman" w:cs="Times New Roman"/>
+        </w:rPr>
+        <w:t xml:space="preserve">. </w:t>
+      </w:r>
+      <w:r>
+        <w:rPr>
+          <w:rFonts w:ascii="Times New Roman" w:eastAsia="宋体" w:hAnsi="Times New Roman" w:cs="Times New Roman"/>
+        </w:rPr>
+        <w:t>基于</w:t>
+      </w:r>
+      <w:r>
+        <w:rPr>
+          <w:rFonts w:ascii="Times New Roman" w:eastAsia="宋体" w:hAnsi="Times New Roman" w:cs="Times New Roman"/>
+        </w:rPr>
+        <w:t>MATLAB</w:t>
+      </w:r>
+      <w:r>
+        <w:rPr>
+          <w:rFonts w:ascii="Times New Roman" w:eastAsia="宋体" w:hAnsi="Times New Roman" w:cs="Times New Roman"/>
+        </w:rPr>
+        <w:t>的智能小车路径识别及其算法优化</w:t>
+      </w:r>
+      <w:r>
+        <w:rPr>
+          <w:rFonts w:ascii="Times New Roman" w:eastAsia="宋体" w:hAnsi="Times New Roman" w:cs="Times New Roman"/>
+        </w:rPr>
+        <w:t>[J].</w:t>
+      </w:r>
+      <w:r>
+        <w:rPr>
+          <w:rFonts w:ascii="Times New Roman" w:eastAsia="宋体" w:hAnsi="Times New Roman" w:cs="Times New Roman"/>
+        </w:rPr>
+        <w:t>汽车实用技术</w:t>
+      </w:r>
+      <w:r>
+        <w:rPr>
+          <w:rFonts w:ascii="Times New Roman" w:eastAsia="宋体" w:hAnsi="Times New Roman" w:cs="Times New Roman"/>
+        </w:rPr>
+        <w:t>,2025,50(19):37-42.DOI:10.16638/j.cnki.1671-7988.2025.019.007.</w:t>
+      </w:r>
+    </w:p>
+    <w:p>
+      <w:pPr>
+        <w:pStyle w:val="a9"/>
+        <w:numPr>
+          <w:ilvl w:val="0"/>
+          <w:numId w:val="1"/>
+        </w:numPr>
+        <w:spacing w:after="160" w:line="278" w:lineRule="auto"/>
+        <w:contextualSpacing w:val="0"/>
+        <w:jc w:val="left"/>
+        <w:rPr>
+          <w:rFonts w:ascii="Times New Roman" w:eastAsia="宋体" w:hAnsi="Times New Roman" w:cs="Times New Roman"/>
+        </w:rPr>
+      </w:pPr>
+      <w:r>
+        <w:rPr>
+          <w:rFonts w:ascii="Times New Roman" w:eastAsia="宋体" w:hAnsi="Times New Roman" w:cs="Times New Roman"/>
+        </w:rPr>
+        <w:lastRenderedPageBreak/>
+        <w:t>夏紫涵</w:t>
+      </w:r>
+      <w:r>
+        <w:rPr>
+          <w:rFonts w:ascii="Times New Roman" w:eastAsia="宋体" w:hAnsi="Times New Roman" w:cs="Times New Roman"/>
+        </w:rPr>
+        <w:t>,</w:t>
+      </w:r>
+      <w:r>
+        <w:rPr>
+          <w:rFonts w:ascii="Times New Roman" w:eastAsia="宋体" w:hAnsi="Times New Roman" w:cs="Times New Roman"/>
+        </w:rPr>
+        <w:t>马基法</w:t>
+      </w:r>
+      <w:r>
+        <w:rPr>
+          <w:rFonts w:ascii="Times New Roman" w:eastAsia="宋体" w:hAnsi="Times New Roman" w:cs="Times New Roman"/>
+        </w:rPr>
+        <w:t xml:space="preserve">. </w:t>
+      </w:r>
+      <w:r>
+        <w:rPr>
+          <w:rFonts w:ascii="Times New Roman" w:eastAsia="宋体" w:hAnsi="Times New Roman" w:cs="Times New Roman"/>
+        </w:rPr>
+        <w:t>全自动宠物喂食互动机器人</w:t>
+      </w:r>
+      <w:r>
+        <w:rPr>
+          <w:rFonts w:ascii="Times New Roman" w:eastAsia="宋体" w:hAnsi="Times New Roman" w:cs="Times New Roman"/>
+        </w:rPr>
+        <w:t>[J].</w:t>
+      </w:r>
+      <w:r>
+        <w:rPr>
+          <w:rFonts w:ascii="Times New Roman" w:eastAsia="宋体" w:hAnsi="Times New Roman" w:cs="Times New Roman"/>
+        </w:rPr>
+        <w:t>科学大众</w:t>
+      </w:r>
+      <w:r>
+        <w:rPr>
+          <w:rFonts w:ascii="Times New Roman" w:eastAsia="宋体" w:hAnsi="Times New Roman" w:cs="Times New Roman"/>
+        </w:rPr>
+        <w:t>(</w:t>
+      </w:r>
+      <w:r>
+        <w:rPr>
+          <w:rFonts w:ascii="Times New Roman" w:eastAsia="宋体" w:hAnsi="Times New Roman" w:cs="Times New Roman"/>
+        </w:rPr>
+        <w:t>小学版</w:t>
+      </w:r>
+      <w:r>
+        <w:rPr>
+          <w:rFonts w:ascii="Times New Roman" w:eastAsia="宋体" w:hAnsi="Times New Roman" w:cs="Times New Roman"/>
+        </w:rPr>
+        <w:t>),2025,(06):31.</w:t>
+      </w:r>
+    </w:p>
+    <w:p>
+      <w:pPr>
+        <w:pStyle w:val="a9"/>
+        <w:numPr>
+          <w:ilvl w:val="0"/>
+          <w:numId w:val="1"/>
+        </w:numPr>
+        <w:spacing w:after="160" w:line="278" w:lineRule="auto"/>
+        <w:contextualSpacing w:val="0"/>
+        <w:jc w:val="left"/>
+        <w:rPr>
+          <w:rFonts w:ascii="Times New Roman" w:eastAsia="宋体" w:hAnsi="Times New Roman" w:cs="Times New Roman"/>
+        </w:rPr>
+      </w:pPr>
+      <w:r>
+        <w:rPr>
+          <w:rFonts w:ascii="Times New Roman" w:eastAsia="宋体" w:hAnsi="Times New Roman" w:cs="Times New Roman"/>
+        </w:rPr>
+        <w:t>王传才</w:t>
+      </w:r>
+      <w:r>
+        <w:rPr>
+          <w:rFonts w:ascii="Times New Roman" w:eastAsia="宋体" w:hAnsi="Times New Roman" w:cs="Times New Roman"/>
+        </w:rPr>
+        <w:t>,</w:t>
+      </w:r>
+      <w:r>
+        <w:rPr>
+          <w:rFonts w:ascii="Times New Roman" w:eastAsia="宋体" w:hAnsi="Times New Roman" w:cs="Times New Roman"/>
+        </w:rPr>
+        <w:t>张笑恒</w:t>
+      </w:r>
+      <w:r>
+        <w:rPr>
+          <w:rFonts w:ascii="Times New Roman" w:eastAsia="宋体" w:hAnsi="Times New Roman" w:cs="Times New Roman"/>
+        </w:rPr>
+        <w:t>,</w:t>
+      </w:r>
+      <w:r>
+        <w:rPr>
+          <w:rFonts w:ascii="Times New Roman" w:eastAsia="宋体" w:hAnsi="Times New Roman" w:cs="Times New Roman"/>
+        </w:rPr>
+        <w:t>李继东</w:t>
+      </w:r>
+      <w:r>
+        <w:rPr>
+          <w:rFonts w:ascii="Times New Roman" w:eastAsia="宋体" w:hAnsi="Times New Roman" w:cs="Times New Roman"/>
+        </w:rPr>
+        <w:t>,</w:t>
+      </w:r>
+      <w:r>
+        <w:rPr>
+          <w:rFonts w:ascii="Times New Roman" w:eastAsia="宋体" w:hAnsi="Times New Roman" w:cs="Times New Roman"/>
+        </w:rPr>
+        <w:t>等</w:t>
+      </w:r>
+      <w:r>
+        <w:rPr>
+          <w:rFonts w:ascii="Times New Roman" w:eastAsia="宋体" w:hAnsi="Times New Roman" w:cs="Times New Roman"/>
+        </w:rPr>
+        <w:t xml:space="preserve">. </w:t>
+      </w:r>
+      <w:r>
+        <w:rPr>
+          <w:rFonts w:ascii="Times New Roman" w:eastAsia="宋体" w:hAnsi="Times New Roman" w:cs="Times New Roman"/>
+        </w:rPr>
+        <w:t>一种应对多障碍路况的智能小车自动寻迹控制系统</w:t>
+      </w:r>
+      <w:r>
+        <w:rPr>
+          <w:rFonts w:ascii="Times New Roman" w:eastAsia="宋体" w:hAnsi="Times New Roman" w:cs="Times New Roman"/>
+        </w:rPr>
+        <w:t>[J].</w:t>
+      </w:r>
+      <w:r>
+        <w:rPr>
+          <w:rFonts w:ascii="Times New Roman" w:eastAsia="宋体" w:hAnsi="Times New Roman" w:cs="Times New Roman"/>
+        </w:rPr>
+        <w:t>电脑知识与技术</w:t>
+      </w:r>
+      <w:r>
+        <w:rPr>
+          <w:rFonts w:ascii="Times New Roman" w:eastAsia="宋体" w:hAnsi="Times New Roman" w:cs="Times New Roman"/>
+        </w:rPr>
+        <w:t>,2024,20(28):20-22.DOI:10.14004/j.cnki.ckt.2024.1500.</w:t>
+      </w:r>
+    </w:p>
+    <w:p>
+      <w:pPr>
+        <w:pStyle w:val="a9"/>
+        <w:numPr>
+          <w:ilvl w:val="0"/>
+          <w:numId w:val="1"/>
+        </w:numPr>
+        <w:spacing w:after="160" w:line="278" w:lineRule="auto"/>
+        <w:contextualSpacing w:val="0"/>
+        <w:jc w:val="left"/>
+        <w:rPr>
+          <w:rFonts w:ascii="Times New Roman" w:eastAsia="宋体" w:hAnsi="Times New Roman" w:cs="Times New Roman"/>
+        </w:rPr>
+      </w:pPr>
+      <w:r>
+        <w:rPr>
+          <w:rFonts w:ascii="Times New Roman" w:eastAsia="宋体" w:hAnsi="Times New Roman" w:cs="Times New Roman"/>
+        </w:rPr>
+        <w:t>文多</w:t>
+      </w:r>
+      <w:r>
+        <w:rPr>
+          <w:rFonts w:ascii="Times New Roman" w:eastAsia="宋体" w:hAnsi="Times New Roman" w:cs="Times New Roman"/>
+        </w:rPr>
+        <w:t>.</w:t>
+      </w:r>
+      <w:r>
+        <w:rPr>
+          <w:rFonts w:ascii="Times New Roman" w:eastAsia="宋体" w:hAnsi="Times New Roman" w:cs="Times New Roman"/>
+        </w:rPr>
+        <w:t>面向</w:t>
+      </w:r>
+      <w:r>
+        <w:rPr>
+          <w:rFonts w:ascii="Times New Roman" w:eastAsia="宋体" w:hAnsi="Times New Roman" w:cs="Times New Roman"/>
+        </w:rPr>
+        <w:t>Z</w:t>
+      </w:r>
+      <w:r>
+        <w:rPr>
+          <w:rFonts w:ascii="Times New Roman" w:eastAsia="宋体" w:hAnsi="Times New Roman" w:cs="Times New Roman"/>
+        </w:rPr>
+        <w:t>世代青年人的宠物机器人情感化设计研究</w:t>
+      </w:r>
+      <w:r>
+        <w:rPr>
+          <w:rFonts w:ascii="Times New Roman" w:eastAsia="宋体" w:hAnsi="Times New Roman" w:cs="Times New Roman"/>
+        </w:rPr>
+        <w:t>[D].</w:t>
+      </w:r>
+      <w:r>
+        <w:rPr>
+          <w:rFonts w:ascii="Times New Roman" w:eastAsia="宋体" w:hAnsi="Times New Roman" w:cs="Times New Roman"/>
+        </w:rPr>
+        <w:t>江西财经大学</w:t>
+      </w:r>
+      <w:r>
+        <w:rPr>
+          <w:rFonts w:ascii="Times New Roman" w:eastAsia="宋体" w:hAnsi="Times New Roman" w:cs="Times New Roman"/>
+        </w:rPr>
+        <w:t xml:space="preserve">,2024.DOI:10.27175/d.cnki.gjxcu.2024.001600. </w:t>
+      </w:r>
+    </w:p>
+    <w:p>
+      <w:pPr>
+        <w:pStyle w:val="a9"/>
+        <w:numPr>
+          <w:ilvl w:val="0"/>
+          <w:numId w:val="1"/>
+        </w:numPr>
+        <w:spacing w:after="160" w:line="278" w:lineRule="auto"/>
+        <w:contextualSpacing w:val="0"/>
+        <w:jc w:val="left"/>
+        <w:rPr>
+          <w:rFonts w:ascii="Times New Roman" w:eastAsia="宋体" w:hAnsi="Times New Roman" w:cs="Times New Roman"/>
+        </w:rPr>
+      </w:pPr>
+      <w:r>
+        <w:rPr>
+          <w:rFonts w:ascii="Times New Roman" w:eastAsia="宋体" w:hAnsi="Times New Roman" w:cs="Times New Roman"/>
+        </w:rPr>
+        <w:t>刘冰</w:t>
+      </w:r>
+      <w:r>
+        <w:rPr>
+          <w:rFonts w:ascii="Times New Roman" w:eastAsia="宋体" w:hAnsi="Times New Roman" w:cs="Times New Roman"/>
+        </w:rPr>
+        <w:t>.</w:t>
+      </w:r>
+      <w:r>
+        <w:rPr>
+          <w:rFonts w:ascii="Times New Roman" w:eastAsia="宋体" w:hAnsi="Times New Roman" w:cs="Times New Roman"/>
+        </w:rPr>
+        <w:t>多模态互动宠物机器人的研究与设计</w:t>
+      </w:r>
+      <w:r>
+        <w:rPr>
+          <w:rFonts w:ascii="Times New Roman" w:eastAsia="宋体" w:hAnsi="Times New Roman" w:cs="Times New Roman"/>
+        </w:rPr>
+        <w:t>[D].</w:t>
+      </w:r>
+      <w:r>
+        <w:rPr>
+          <w:rFonts w:ascii="Times New Roman" w:eastAsia="宋体" w:hAnsi="Times New Roman" w:cs="Times New Roman"/>
+        </w:rPr>
+        <w:t>重庆理工大学</w:t>
+      </w:r>
+      <w:r>
+        <w:rPr>
+          <w:rFonts w:ascii="Times New Roman" w:eastAsia="宋体" w:hAnsi="Times New Roman" w:cs="Times New Roman"/>
+        </w:rPr>
+        <w:t xml:space="preserve">,2024.DOI:10.27753/d.cnki.gcqgx.2024.000921. </w:t>
+      </w:r>
+    </w:p>
+    <w:p>
+      <w:pPr>
+        <w:pStyle w:val="a9"/>
+        <w:numPr>
+          <w:ilvl w:val="0"/>
+          <w:numId w:val="1"/>
+        </w:numPr>
+        <w:spacing w:after="160" w:line="278" w:lineRule="auto"/>
+        <w:contextualSpacing w:val="0"/>
+        <w:jc w:val="left"/>
+        <w:rPr>
+          <w:rFonts w:ascii="Times New Roman" w:eastAsia="宋体" w:hAnsi="Times New Roman" w:cs="Times New Roman"/>
+        </w:rPr>
+      </w:pPr>
+      <w:r>
+        <w:rPr>
+          <w:rFonts w:ascii="Times New Roman" w:eastAsia="宋体" w:hAnsi="Times New Roman" w:cs="Times New Roman"/>
+        </w:rPr>
+        <w:t>张晨亮</w:t>
+      </w:r>
+      <w:r>
+        <w:rPr>
+          <w:rFonts w:ascii="Times New Roman" w:eastAsia="宋体" w:hAnsi="Times New Roman" w:cs="Times New Roman"/>
+        </w:rPr>
+        <w:t>,</w:t>
+      </w:r>
+      <w:r>
+        <w:rPr>
+          <w:rFonts w:ascii="Times New Roman" w:eastAsia="宋体" w:hAnsi="Times New Roman" w:cs="Times New Roman"/>
+        </w:rPr>
+        <w:t>张亚周</w:t>
+      </w:r>
+      <w:r>
+        <w:rPr>
+          <w:rFonts w:ascii="Times New Roman" w:eastAsia="宋体" w:hAnsi="Times New Roman" w:cs="Times New Roman"/>
+        </w:rPr>
+        <w:t xml:space="preserve">. </w:t>
+      </w:r>
+      <w:r>
+        <w:rPr>
+          <w:rFonts w:ascii="Times New Roman" w:eastAsia="宋体" w:hAnsi="Times New Roman" w:cs="Times New Roman"/>
+        </w:rPr>
+        <w:t>基于机器视觉的小车跟随行驶系统设计</w:t>
+      </w:r>
+      <w:r>
+        <w:rPr>
+          <w:rFonts w:ascii="Times New Roman" w:eastAsia="宋体" w:hAnsi="Times New Roman" w:cs="Times New Roman"/>
+        </w:rPr>
+        <w:t>[J].</w:t>
+      </w:r>
+      <w:r>
+        <w:rPr>
+          <w:rFonts w:ascii="Times New Roman" w:eastAsia="宋体" w:hAnsi="Times New Roman" w:cs="Times New Roman"/>
+        </w:rPr>
+        <w:t>物联网技术</w:t>
+      </w:r>
+      <w:r>
+        <w:rPr>
+          <w:rFonts w:ascii="Times New Roman" w:eastAsia="宋体" w:hAnsi="Times New Roman" w:cs="Times New Roman"/>
+        </w:rPr>
+        <w:t>,2024,14(03):118-119+122.DOI:10.16667/j.issn.2095-1302.2024.03.028.</w:t>
+      </w:r>
+    </w:p>
+    <w:p>
+      <w:pPr>
+        <w:pStyle w:val="a9"/>
+        <w:numPr>
+          <w:ilvl w:val="0"/>
+          <w:numId w:val="1"/>
+        </w:numPr>
+        <w:spacing w:after="160" w:line="278" w:lineRule="auto"/>
+        <w:contextualSpacing w:val="0"/>
+        <w:jc w:val="left"/>
+        <w:rPr>
+          <w:rFonts w:ascii="Times New Roman" w:eastAsia="宋体" w:hAnsi="Times New Roman" w:cs="Times New Roman"/>
+        </w:rPr>
+      </w:pPr>
+      <w:r>
+        <w:rPr>
+          <w:rFonts w:ascii="Times New Roman" w:eastAsia="宋体" w:hAnsi="Times New Roman" w:cs="Times New Roman"/>
+        </w:rPr>
+        <w:t>张寒钧</w:t>
+      </w:r>
+      <w:r>
+        <w:rPr>
+          <w:rFonts w:ascii="Times New Roman" w:eastAsia="宋体" w:hAnsi="Times New Roman" w:cs="Times New Roman"/>
+        </w:rPr>
+        <w:t xml:space="preserve">. </w:t>
+      </w:r>
+      <w:r>
+        <w:rPr>
+          <w:rFonts w:ascii="Times New Roman" w:eastAsia="宋体" w:hAnsi="Times New Roman" w:cs="Times New Roman"/>
+        </w:rPr>
+        <w:t>家养宠物陪伴机器人设计研究</w:t>
+      </w:r>
+      <w:r>
+        <w:rPr>
+          <w:rFonts w:ascii="Times New Roman" w:eastAsia="宋体" w:hAnsi="Times New Roman" w:cs="Times New Roman"/>
+        </w:rPr>
+        <w:t>[J].</w:t>
+      </w:r>
+      <w:r>
+        <w:rPr>
+          <w:rFonts w:ascii="Times New Roman" w:eastAsia="宋体" w:hAnsi="Times New Roman" w:cs="Times New Roman"/>
+        </w:rPr>
+        <w:t>玩具世界</w:t>
+      </w:r>
+      <w:r>
+        <w:rPr>
+          <w:rFonts w:ascii="Times New Roman" w:eastAsia="宋体" w:hAnsi="Times New Roman" w:cs="Times New Roman"/>
+        </w:rPr>
+        <w:t>,2024,(02):23-25.</w:t>
+      </w:r>
+    </w:p>
+    <w:p>
+      <w:pPr>
+        <w:pStyle w:val="a9"/>
+        <w:numPr>
+          <w:ilvl w:val="0"/>
+          <w:numId w:val="1"/>
+        </w:numPr>
+        <w:spacing w:after="160" w:line="278" w:lineRule="auto"/>
+        <w:contextualSpacing w:val="0"/>
+        <w:jc w:val="left"/>
+        <w:rPr>
+          <w:rFonts w:ascii="Times New Roman" w:eastAsia="宋体" w:hAnsi="Times New Roman" w:cs="Times New Roman"/>
+        </w:rPr>
+      </w:pPr>
+      <w:r>
+        <w:rPr>
+          <w:rFonts w:ascii="Times New Roman" w:eastAsia="宋体" w:hAnsi="Times New Roman" w:cs="Times New Roman"/>
+        </w:rPr>
+        <w:t>乔平</w:t>
+      </w:r>
+      <w:r>
+        <w:rPr>
+          <w:rFonts w:ascii="Times New Roman" w:eastAsia="宋体" w:hAnsi="Times New Roman" w:cs="Times New Roman"/>
+        </w:rPr>
+        <w:t>,</w:t>
+      </w:r>
+      <w:r>
+        <w:rPr>
+          <w:rFonts w:ascii="Times New Roman" w:eastAsia="宋体" w:hAnsi="Times New Roman" w:cs="Times New Roman"/>
+        </w:rPr>
+        <w:t>乔有田</w:t>
+      </w:r>
+      <w:r>
+        <w:rPr>
+          <w:rFonts w:ascii="Times New Roman" w:eastAsia="宋体" w:hAnsi="Times New Roman" w:cs="Times New Roman"/>
+        </w:rPr>
+        <w:t xml:space="preserve">. </w:t>
+      </w:r>
+      <w:r>
+        <w:rPr>
+          <w:rFonts w:ascii="Times New Roman" w:eastAsia="宋体" w:hAnsi="Times New Roman" w:cs="Times New Roman"/>
+        </w:rPr>
+        <w:t>基于机器视觉的智能小车设计</w:t>
+      </w:r>
+      <w:r>
+        <w:rPr>
+          <w:rFonts w:ascii="Times New Roman" w:eastAsia="宋体" w:hAnsi="Times New Roman" w:cs="Times New Roman"/>
+        </w:rPr>
+        <w:t>[J].</w:t>
+      </w:r>
+      <w:r>
+        <w:rPr>
+          <w:rFonts w:ascii="Times New Roman" w:eastAsia="宋体" w:hAnsi="Times New Roman" w:cs="Times New Roman"/>
+        </w:rPr>
+        <w:t>电子技术</w:t>
+      </w:r>
+      <w:r>
+        <w:rPr>
+          <w:rFonts w:ascii="Times New Roman" w:eastAsia="宋体" w:hAnsi="Times New Roman" w:cs="Times New Roman"/>
+        </w:rPr>
+        <w:t>,2022,51(12):6-8.</w:t>
+      </w:r>
+    </w:p>
+    <w:p>
+      <w:pPr>
+        <w:pStyle w:val="a9"/>
+        <w:numPr>
+          <w:ilvl w:val="0"/>
+          <w:numId w:val="1"/>
+        </w:numPr>
+        <w:spacing w:after="160" w:line="278" w:lineRule="auto"/>
+        <w:contextualSpacing w:val="0"/>
+        <w:jc w:val="left"/>
+        <w:rPr>
+          <w:rFonts w:ascii="Times New Roman" w:eastAsia="宋体" w:hAnsi="Times New Roman" w:cs="Times New Roman"/>
+        </w:rPr>
+      </w:pPr>
+      <w:r>
+        <w:rPr>
+          <w:rFonts w:ascii="Times New Roman" w:eastAsia="宋体" w:hAnsi="Times New Roman" w:cs="Times New Roman"/>
+        </w:rPr>
+        <w:t>欧寒芝</w:t>
+      </w:r>
+      <w:r>
+        <w:rPr>
+          <w:rFonts w:ascii="Times New Roman" w:eastAsia="宋体" w:hAnsi="Times New Roman" w:cs="Times New Roman"/>
+        </w:rPr>
+        <w:t>,</w:t>
+      </w:r>
+      <w:r>
+        <w:rPr>
+          <w:rFonts w:ascii="Times New Roman" w:eastAsia="宋体" w:hAnsi="Times New Roman" w:cs="Times New Roman"/>
+        </w:rPr>
+        <w:t>匡盈霏</w:t>
+      </w:r>
+      <w:r>
+        <w:rPr>
+          <w:rFonts w:ascii="Times New Roman" w:eastAsia="宋体" w:hAnsi="Times New Roman" w:cs="Times New Roman"/>
+        </w:rPr>
+        <w:t>,</w:t>
+      </w:r>
+      <w:r>
+        <w:rPr>
+          <w:rFonts w:ascii="Times New Roman" w:eastAsia="宋体" w:hAnsi="Times New Roman" w:cs="Times New Roman"/>
+        </w:rPr>
+        <w:t>丁慧玉</w:t>
+      </w:r>
+      <w:r>
+        <w:rPr>
+          <w:rFonts w:ascii="Times New Roman" w:eastAsia="宋体" w:hAnsi="Times New Roman" w:cs="Times New Roman"/>
+        </w:rPr>
+        <w:t>,</w:t>
+      </w:r>
+      <w:r>
+        <w:rPr>
+          <w:rFonts w:ascii="Times New Roman" w:eastAsia="宋体" w:hAnsi="Times New Roman" w:cs="Times New Roman"/>
+        </w:rPr>
+        <w:t>等</w:t>
+      </w:r>
+      <w:r>
+        <w:rPr>
+          <w:rFonts w:ascii="Times New Roman" w:eastAsia="宋体" w:hAnsi="Times New Roman" w:cs="Times New Roman"/>
+        </w:rPr>
+        <w:t xml:space="preserve">. </w:t>
+      </w:r>
+      <w:r>
+        <w:rPr>
+          <w:rFonts w:ascii="Times New Roman" w:eastAsia="宋体" w:hAnsi="Times New Roman" w:cs="Times New Roman"/>
+        </w:rPr>
+        <w:t>一种机器视觉巡线避障小车的设计</w:t>
+      </w:r>
+      <w:r>
+        <w:rPr>
+          <w:rFonts w:ascii="Times New Roman" w:eastAsia="宋体" w:hAnsi="Times New Roman" w:cs="Times New Roman"/>
+        </w:rPr>
+        <w:t>[J].</w:t>
+      </w:r>
+      <w:r>
+        <w:rPr>
+          <w:rFonts w:ascii="Times New Roman" w:eastAsia="宋体" w:hAnsi="Times New Roman" w:cs="Times New Roman"/>
+        </w:rPr>
+        <w:t>电脑与信息技术</w:t>
+      </w:r>
+      <w:r>
+        <w:rPr>
+          <w:rFonts w:ascii="Times New Roman" w:eastAsia="宋体" w:hAnsi="Times New Roman" w:cs="Times New Roman"/>
+        </w:rPr>
+        <w:t>,2022,30(02):13-17.DOI:10.19414/j.cnki.1005-1228.2022.02.023.</w:t>
+      </w:r>
+    </w:p>
+    <w:p>
+      <w:pPr>
+        <w:pStyle w:val="a9"/>
+        <w:numPr>
+          <w:ilvl w:val="0"/>
+          <w:numId w:val="1"/>
+        </w:numPr>
+        <w:spacing w:after="160" w:line="278" w:lineRule="auto"/>
+        <w:contextualSpacing w:val="0"/>
+        <w:jc w:val="left"/>
+        <w:rPr>
+          <w:rFonts w:ascii="Times New Roman" w:eastAsia="宋体" w:hAnsi="Times New Roman" w:cs="Times New Roman"/>
+        </w:rPr>
+      </w:pPr>
+      <w:r>
+        <w:rPr>
+          <w:rFonts w:ascii="Times New Roman" w:eastAsia="宋体" w:hAnsi="Times New Roman" w:cs="Times New Roman"/>
+        </w:rPr>
+        <w:t>CHOUDHARI M, BAGYAVEERESWARAN V, ANITHA R, et al. A distributed rapidly exploring random tree (D-RRT) algorithm for path planning of self maneuvering robots in domestic environments[J]. Engineering Research Express, 2026, 8(6): 065316. DOI:10.1088/2631-8695/AE50D5.</w:t>
+      </w:r>
+    </w:p>
+    <w:p>
+      <w:pPr>
+        <w:pStyle w:val="a9"/>
+        <w:numPr>
+          <w:ilvl w:val="0"/>
+          <w:numId w:val="1"/>
+        </w:numPr>
+        <w:spacing w:after="160" w:line="278" w:lineRule="auto"/>
+        <w:contextualSpacing w:val="0"/>
+        <w:jc w:val="left"/>
+        <w:rPr>
+          <w:rFonts w:ascii="Times New Roman" w:eastAsia="宋体" w:hAnsi="Times New Roman" w:cs="Times New Roman"/>
+        </w:rPr>
+      </w:pPr>
+      <w:r>
+        <w:rPr>
+          <w:rFonts w:ascii="Times New Roman" w:eastAsia="宋体" w:hAnsi="Times New Roman" w:cs="Times New Roman"/>
+        </w:rPr>
+        <w:t>ZHOU Y X, DING J R, LI C Y, et al. Analysis of the Pet Companion Robot Market[C]//3rd International Conference on Business and Policy Studies 2024., 2024. DOI:10.54254/2754-1169/106/20241679.</w:t>
+      </w:r>
+    </w:p>
+    <w:p>
+      <w:pPr>
+        <w:pStyle w:val="a9"/>
+        <w:numPr>
+          <w:ilvl w:val="0"/>
+          <w:numId w:val="1"/>
+        </w:numPr>
+        <w:spacing w:after="160" w:line="278" w:lineRule="auto"/>
+        <w:contextualSpacing w:val="0"/>
+        <w:jc w:val="left"/>
+        <w:rPr>
+          <w:rFonts w:ascii="Times New Roman" w:eastAsia="宋体" w:hAnsi="Times New Roman" w:cs="Times New Roman" w:hint="eastAsia"/>
+        </w:rPr>
+      </w:pPr>
+      <w:r>
+        <w:rPr>
+          <w:rFonts w:ascii="Times New Roman" w:eastAsia="宋体" w:hAnsi="Times New Roman" w:cs="Times New Roman"/>
+        </w:rPr>
+        <w:t>PARK S, LEE S. A stochastic game theory based energy-efficient device-to-device communication optimization for autonomous mobile robots over industrial IoT networks[J].Computer Networks, 2026, 274: 111864. DOI:10.1016/J.COMNET.2025.111864.</w:t>
       </w:r>
     </w:p>
     <w:p/>
@@ -1463,6 +2167,103 @@
     </w:p>
   </w:footnote>
 </w:footnotes>
+</file>
+
+<file path=word/numbering.xml><?xml version="1.0" encoding="utf-8"?>
+<w:numbering xmlns:wpc="http://schemas.microsoft.com/office/word/2010/wordprocessingCanvas" xmlns:cx="http://schemas.microsoft.com/office/drawing/2014/chartex" xmlns:cx1="http://schemas.microsoft.com/office/drawing/2015/9/8/chartex" xmlns:cx2="http://schemas.microsoft.com/office/drawing/2015/10/21/chartex" xmlns:cx3="http://schemas.microsoft.com/office/drawing/2016/5/9/chartex" xmlns:cx4="http://schemas.microsoft.com/office/drawing/2016/5/10/chartex" xmlns:cx5="http://schemas.microsoft.com/office/drawing/2016/5/11/chartex" xmlns:cx6="http://schemas.microsoft.com/office/drawing/2016/5/12/chartex" xmlns:cx7="http://schemas.microsoft.com/office/drawing/2016/5/13/chartex" xmlns:cx8="http://schemas.microsoft.com/office/drawing/2016/5/14/chartex" xmlns:mc="http://schemas.openxmlformats.org/markup-compatibility/2006" xmlns:aink="http://schemas.microsoft.com/office/drawing/2016/ink" xmlns:am3d="http://schemas.microsoft.com/office/drawing/2017/model3d" xmlns:o="urn:schemas-microsoft-com:office:office" xmlns:oel="http://schemas.microsoft.com/office/2019/extlst" xmlns:r="http://schemas.openxmlformats.org/officeDocument/2006/relationships" xmlns:m="http://schemas.openxmlformats.org/officeDocument/2006/math" xmlns:v="urn:schemas-microsoft-com:vml" xmlns:wp14="http://schemas.microsoft.com/office/word/2010/wordprocessingDrawing" xmlns:wp="http://schemas.openxmlformats.org/drawingml/2006/wordprocessingDrawing" xmlns:w10="urn:schemas-microsoft-com:office:word" xmlns:w="http://schemas.openxmlformats.org/wordprocessingml/2006/main" xmlns:w14="http://schemas.microsoft.com/office/word/2010/wordml" xmlns:w15="http://schemas.microsoft.com/office/word/2012/wordml" xmlns:w16cex="http://schemas.microsoft.com/office/word/2018/wordml/cex" xmlns:w16cid="http://schemas.microsoft.com/office/word/2016/wordml/cid" xmlns:w16="http://schemas.microsoft.com/office/word/2018/wordml" xmlns:w16du="http://schemas.microsoft.com/office/word/2023/wordml/word16du" xmlns:w16sdtdh="http://schemas.microsoft.com/office/word/2020/wordml/sdtdatahash" xmlns:w16sdtfl="http://schemas.microsoft.com/office/word/2024/wordml/sdtformatlock" xmlns:w16se="http://schemas.microsoft.com/office/word/2015/wordml/symex" xmlns:wpg="http://schemas.microsoft.com/office/word/2010/wordprocessingGroup" xmlns:wpi="http://schemas.microsoft.com/office/word/2010/wordprocessingInk" xmlns:wne="http://schemas.microsoft.com/office/word/2006/wordml" xmlns:wps="http://schemas.microsoft.com/office/word/2010/wordprocessingShape" mc:Ignorable="w14 w15 w16se w16cid w16 w16cex w16sdtdh w16sdtfl w16du wp14">
+  <w:abstractNum w:abstractNumId="0" w15:restartNumberingAfterBreak="0">
+    <w:nsid w:val="64950428"/>
+    <w:multiLevelType w:val="hybridMultilevel"/>
+    <w:tmpl w:val="49001B0A"/>
+    <w:lvl w:ilvl="0" w:tplc="AA6A1472">
+      <w:start w:val="1"/>
+      <w:numFmt w:val="decimal"/>
+      <w:lvlText w:val="[%1]"/>
+      <w:lvlJc w:val="left"/>
+      <w:pPr>
+        <w:ind w:left="440" w:hanging="440"/>
+      </w:pPr>
+      <w:rPr>
+        <w:rFonts w:hint="eastAsia"/>
+      </w:rPr>
+    </w:lvl>
+    <w:lvl w:ilvl="1" w:tplc="04090019" w:tentative="1">
+      <w:start w:val="1"/>
+      <w:numFmt w:val="lowerLetter"/>
+      <w:lvlText w:val="%2)"/>
+      <w:lvlJc w:val="left"/>
+      <w:pPr>
+        <w:ind w:left="880" w:hanging="440"/>
+      </w:pPr>
+    </w:lvl>
+    <w:lvl w:ilvl="2" w:tplc="0409001B" w:tentative="1">
+      <w:start w:val="1"/>
+      <w:numFmt w:val="lowerRoman"/>
+      <w:lvlText w:val="%3."/>
+      <w:lvlJc w:val="right"/>
+      <w:pPr>
+        <w:ind w:left="1320" w:hanging="440"/>
+      </w:pPr>
+    </w:lvl>
+    <w:lvl w:ilvl="3" w:tplc="0409000F" w:tentative="1">
+      <w:start w:val="1"/>
+      <w:numFmt w:val="decimal"/>
+      <w:lvlText w:val="%4."/>
+      <w:lvlJc w:val="left"/>
+      <w:pPr>
+        <w:ind w:left="1760" w:hanging="440"/>
+      </w:pPr>
+    </w:lvl>
+    <w:lvl w:ilvl="4" w:tplc="04090019" w:tentative="1">
+      <w:start w:val="1"/>
+      <w:numFmt w:val="lowerLetter"/>
+      <w:lvlText w:val="%5)"/>
+      <w:lvlJc w:val="left"/>
+      <w:pPr>
+        <w:ind w:left="2200" w:hanging="440"/>
+      </w:pPr>
+    </w:lvl>
+    <w:lvl w:ilvl="5" w:tplc="0409001B" w:tentative="1">
+      <w:start w:val="1"/>
+      <w:numFmt w:val="lowerRoman"/>
+      <w:lvlText w:val="%6."/>
+      <w:lvlJc w:val="right"/>
+      <w:pPr>
+        <w:ind w:left="2640" w:hanging="440"/>
+      </w:pPr>
+    </w:lvl>
+    <w:lvl w:ilvl="6" w:tplc="0409000F" w:tentative="1">
+      <w:start w:val="1"/>
+      <w:numFmt w:val="decimal"/>
+      <w:lvlText w:val="%7."/>
+      <w:lvlJc w:val="left"/>
+      <w:pPr>
+        <w:ind w:left="3080" w:hanging="440"/>
+      </w:pPr>
+    </w:lvl>
+    <w:lvl w:ilvl="7" w:tplc="04090019" w:tentative="1">
+      <w:start w:val="1"/>
+      <w:numFmt w:val="lowerLetter"/>
+      <w:lvlText w:val="%8)"/>
+      <w:lvlJc w:val="left"/>
+      <w:pPr>
+        <w:ind w:left="3520" w:hanging="440"/>
+      </w:pPr>
+    </w:lvl>
+    <w:lvl w:ilvl="8" w:tplc="0409001B" w:tentative="1">
+      <w:start w:val="1"/>
+      <w:numFmt w:val="lowerRoman"/>
+      <w:lvlText w:val="%9."/>
+      <w:lvlJc w:val="right"/>
+      <w:pPr>
+        <w:ind w:left="3960" w:hanging="440"/>
+      </w:pPr>
+    </w:lvl>
+  </w:abstractNum>
+  <w:num w:numId="1" w16cid:durableId="1234853212">
+    <w:abstractNumId w:val="0"/>
+  </w:num>
+</w:numbering>
 </file>
 
 <file path=word/styles.xml><?xml version="1.0" encoding="utf-8"?>
@@ -1660,7 +2461,7 @@
     <w:lsdException w:name="Medium Shading 2 Accent 1" w:uiPriority="64"/>
     <w:lsdException w:name="Medium List 1 Accent 1" w:uiPriority="65"/>
     <w:lsdException w:name="Revision" w:semiHidden="1"/>
-    <w:lsdException w:name="List Paragraph" w:uiPriority="34" w:qFormat="1"/>
+    <w:lsdException w:name="List Paragraph" w:qFormat="1"/>
     <w:lsdException w:name="Quote" w:uiPriority="29" w:qFormat="1"/>
     <w:lsdException w:name="Intense Quote" w:uiPriority="30" w:qFormat="1"/>
     <w:lsdException w:name="Medium List 2 Accent 1" w:uiPriority="66"/>
@@ -2343,7 +3144,7 @@
   <w:style w:type="paragraph" w:styleId="a9">
     <w:name w:val="List Paragraph"/>
     <w:basedOn w:val="a"/>
-    <w:uiPriority w:val="34"/>
+    <w:uiPriority w:val="99"/>
     <w:qFormat/>
     <w:rsid w:val="007318A2"/>
     <w:pPr>
@@ -2481,6 +3282,42 @@
     <w:rPr>
       <w:sz w:val="18"/>
       <w:szCs w:val="18"/>
+    </w:rPr>
+  </w:style>
+  <w:style w:type="paragraph" w:customStyle="1" w:styleId="21bc9c4b-6a32-43e5-beaa-fd2d792c5735">
+    <w:name w:val="21bc9c4b-6a32-43e5-beaa-fd2d792c5735"/>
+    <w:basedOn w:val="1"/>
+    <w:next w:val="a"/>
+    <w:link w:val="21bc9c4b-6a32-43e5-beaa-fd2d792c57350"/>
+    <w:rsid w:val="00B073CF"/>
+    <w:pPr>
+      <w:adjustRightInd w:val="0"/>
+      <w:spacing w:before="0" w:after="0" w:line="288" w:lineRule="auto"/>
+      <w:jc w:val="left"/>
+    </w:pPr>
+    <w:rPr>
+      <w:rFonts w:ascii="微软雅黑" w:eastAsia="微软雅黑" w:hAnsi="微软雅黑" w:cs="Arial"/>
+      <w:b/>
+      <w:bCs/>
+      <w:color w:val="000000"/>
+      <w:kern w:val="44"/>
+      <w:sz w:val="32"/>
+      <w:szCs w:val="28"/>
+    </w:rPr>
+  </w:style>
+  <w:style w:type="character" w:customStyle="1" w:styleId="21bc9c4b-6a32-43e5-beaa-fd2d792c57350">
+    <w:name w:val="21bc9c4b-6a32-43e5-beaa-fd2d792c5735 字符"/>
+    <w:basedOn w:val="a0"/>
+    <w:link w:val="21bc9c4b-6a32-43e5-beaa-fd2d792c5735"/>
+    <w:rsid w:val="00B073CF"/>
+    <w:rPr>
+      <w:rFonts w:ascii="微软雅黑" w:eastAsia="微软雅黑" w:hAnsi="微软雅黑" w:cs="Arial"/>
+      <w:b/>
+      <w:bCs/>
+      <w:color w:val="000000"/>
+      <w:kern w:val="44"/>
+      <w:sz w:val="32"/>
+      <w:szCs w:val="28"/>
     </w:rPr>
   </w:style>
 </w:styles>
@@ -2779,4 +3616,16 @@
     </a:ext>
   </a:extLst>
 </a:theme>
+</file>
+
+<file path=customXml/item1.xml><?xml version="1.0" encoding="utf-8"?>
+<b:Sources xmlns:b="http://schemas.openxmlformats.org/officeDocument/2006/bibliography" xmlns="http://schemas.openxmlformats.org/officeDocument/2006/bibliography" SelectedStyle="\APASixthEditionOfficeOnline.xsl" StyleName="APA" Version="6"/>
+</file>
+
+<file path=customXml/itemProps1.xml><?xml version="1.0" encoding="utf-8"?>
+<ds:datastoreItem xmlns:ds="http://schemas.openxmlformats.org/officeDocument/2006/customXml" ds:itemID="{EC04467F-3F36-4920-B7C9-03C8A285DB86}">
+  <ds:schemaRefs>
+    <ds:schemaRef ds:uri="http://schemas.openxmlformats.org/officeDocument/2006/bibliography"/>
+  </ds:schemaRefs>
+</ds:datastoreItem>
 </file>
--- a/项目详细设计报告/第七章.docx
+++ b/项目详细设计报告/第七章.docx
@@ -54,31 +54,47 @@
       </w:pPr>
       <w:r>
         <w:rPr>
-          <w:rFonts w:ascii="宋体" w:eastAsia="宋体" w:hAnsi="宋体" w:cs="Arial"/>
-          <w:sz w:val="24"/>
-          <w:szCs w:val="28"/>
-        </w:rPr>
-        <w:t>本项目立足于当下居家宠物独居陪护的市场痛点，针对传统宠物智能设备功能单一、智能化程度低、场景适配性差、人机宠交互生硬、安全防护缺失等行业弊端，以嵌入式控制技术、机器视觉技术、传感器数据融合技术、智能运动控制技术为核心支撑，完成了一款集智能识别、自主柔性陪护、动态避障、远程可视化管控、智能投喂、双向语音交互于一体的轻量化、高适配、高安全性智能宠物伴随机器人的全套研发工作。项目严格遵循嵌入式产品工程化研发流程，历经需求分析、方案论证、软硬件设计、结构建模、系统集成、调试优化、性能核验全环节，最终完成功能完整、性能稳定、场景适配、成本可控的样机开发，全面达成预设设计目标与技术指标。现将各模块具体工作内容总结如下。</w:t>
-      </w:r>
-    </w:p>
-    <w:p>
-      <w:pPr>
-        <w:spacing w:before="300" w:after="120" w:line="288" w:lineRule="auto"/>
-        <w:outlineLvl w:val="2"/>
-        <w:rPr>
-          <w:rFonts w:ascii="微软雅黑" w:eastAsia="微软雅黑" w:hAnsi="微软雅黑" w:cs="微软雅黑"/>
-          <w:sz w:val="26"/>
-          <w:szCs w:val="26"/>
-        </w:rPr>
-      </w:pPr>
-      <w:r>
-        <w:rPr>
-          <w:rFonts w:ascii="微软雅黑" w:eastAsia="微软雅黑" w:hAnsi="微软雅黑" w:cs="微软雅黑" w:hint="eastAsia"/>
-          <w:b/>
-          <w:sz w:val="26"/>
-          <w:szCs w:val="26"/>
-        </w:rPr>
-        <w:t>7.1.1 硬件系统设计工作总结</w:t>
+          <w:rFonts w:ascii="宋体" w:eastAsia="宋体" w:hAnsi="宋体"/>
+          <w:sz w:val="24"/>
+          <w:szCs w:val="28"/>
+        </w:rPr>
+        <w:t>本次研究围绕当下居家宠物独处陪护的现实市场需求与使用痛点展开设计，针对市面上现有宠物智能设备普遍存在功能集成度不足、智能控制逻辑生硬、复杂居家环境适配能力弱、人机</w:t>
+      </w:r>
+      <w:proofErr w:type="gramStart"/>
+      <w:r>
+        <w:rPr>
+          <w:rFonts w:ascii="宋体" w:eastAsia="宋体" w:hAnsi="宋体"/>
+          <w:sz w:val="24"/>
+          <w:szCs w:val="28"/>
+        </w:rPr>
+        <w:t>宠</w:t>
+      </w:r>
+      <w:proofErr w:type="gramEnd"/>
+      <w:r>
+        <w:rPr>
+          <w:rFonts w:ascii="宋体" w:eastAsia="宋体" w:hAnsi="宋体"/>
+          <w:sz w:val="24"/>
+          <w:szCs w:val="28"/>
+        </w:rPr>
+        <w:t>交互体验不佳、设备安全防护体系不完善等诸多行业短板，依托嵌入式控制技术、机器视觉目标识别技术、多传感器数据融合技术以及闭环智能运动控制技术，完成一款集成视觉宠物识别、自适应柔性跟随、动态障碍物规避、远程可视化监护、定量智能投喂、双向语音交互一体化的轻量化宠物伴随机器人完整研发工作。项目严格遵循嵌入式智能硬件工程化开发规范，依次完成前期市场需求调研与方案可行性论证、整机软硬件系统方案设计、机械结构三维建模与样机加工、系统软硬件联合调试、整机多场景功能与性能测试以及后期问题迭代</w:t>
+      </w:r>
+      <w:proofErr w:type="gramStart"/>
+      <w:r>
+        <w:rPr>
+          <w:rFonts w:ascii="宋体" w:eastAsia="宋体" w:hAnsi="宋体"/>
+          <w:sz w:val="24"/>
+          <w:szCs w:val="28"/>
+        </w:rPr>
+        <w:t>优化全</w:t>
+      </w:r>
+      <w:proofErr w:type="gramEnd"/>
+      <w:r>
+        <w:rPr>
+          <w:rFonts w:ascii="宋体" w:eastAsia="宋体" w:hAnsi="宋体"/>
+          <w:sz w:val="24"/>
+          <w:szCs w:val="28"/>
+        </w:rPr>
+        <w:t>流程工作，最终完成功能完备、运行稳定、居家场景适配性强且生产成本可控的实物样机开发，整机各项技术指标均达到前期预设设计要求，顺利完成本次毕业设计全部研发任务。</w:t>
       </w:r>
     </w:p>
     <w:p>
@@ -93,11 +109,29 @@
       </w:pPr>
       <w:r>
         <w:rPr>
-          <w:rFonts w:ascii="宋体" w:eastAsia="宋体" w:hAnsi="宋体" w:cs="Arial"/>
-          <w:sz w:val="24"/>
-          <w:szCs w:val="28"/>
-        </w:rPr>
-        <w:t>本项目硬件系统以STM32嵌入式主控芯片为核心，搭建了一套低功耗、高集成、高容错的模块化硬件电路体系，完成全机硬件方案选型、电路原理图设计、PCB板布局布线、硬件焊接调试、模块适配校准全流程工作。依据设备功能需求与居家运行工况，完成视觉感知模块、多传感器检测模块、无线通信模块、运动驱动模块、声光交互模块、智能投喂模块、电源管理模块的精准选型与电路适配，规避硬件资源冗余、性能过剩、电磁干扰等工程问题。</w:t>
+          <w:rFonts w:ascii="宋体" w:eastAsia="宋体" w:hAnsi="宋体"/>
+          <w:sz w:val="24"/>
+          <w:szCs w:val="28"/>
+        </w:rPr>
+        <w:t>从整机硬件系统研发工作来看，本次设计以STM32单片机作为整机主控核心，搭建模块化、低功耗且具备多重容错能力的嵌入式硬件电路体系，完整完成硬件器件选型、电路原理图绘制、PCB电路板布局布线、元器件焊接调试以及多模块通信适配</w:t>
+      </w:r>
+      <w:proofErr w:type="gramStart"/>
+      <w:r>
+        <w:rPr>
+          <w:rFonts w:ascii="宋体" w:eastAsia="宋体" w:hAnsi="宋体"/>
+          <w:sz w:val="24"/>
+          <w:szCs w:val="28"/>
+        </w:rPr>
+        <w:t>校准全</w:t>
+      </w:r>
+      <w:proofErr w:type="gramEnd"/>
+      <w:r>
+        <w:rPr>
+          <w:rFonts w:ascii="宋体" w:eastAsia="宋体" w:hAnsi="宋体"/>
+          <w:sz w:val="24"/>
+          <w:szCs w:val="28"/>
+        </w:rPr>
+        <w:t>流程工作。结合机器人实际运行工况与功能实现需求，分别完成视觉感知单元、环境多传感器检测单元、无线通信传输单元、电机运动驱动单元、声光人机交互单元、自动投喂执行单元以及电源管理单元的硬件匹配与电路调试工作，规避硬件资源冗余浪费、模块间电磁干扰、接口适配不匹配等常见工程问题。同时结合家用智能设备安全规范，在电源电路、驱动电路中增设过压、过流、过热以及短路多级硬件保护电路，从硬件底层筑牢设备安全运行基础。经过多轮电路调试与参数校准，有效解决了传感器采样数据漂移、电机驱动电磁干扰、无线网络信号波动、供电电压不稳定等硬件故障，保障整机所有硬件模块可以协同稳定运行，为上层软件算法落地提供可靠的硬件支撑。</w:t>
       </w:r>
     </w:p>
     <w:p>
@@ -112,31 +146,128 @@
       </w:pPr>
       <w:r>
         <w:rPr>
-          <w:rFonts w:ascii="宋体" w:eastAsia="宋体" w:hAnsi="宋体" w:cs="Arial"/>
-          <w:sz w:val="24"/>
-          <w:szCs w:val="28"/>
-        </w:rPr>
-        <w:t>同时严格遵循电路设计规范，完成电源稳压电路、信号采集电路、驱动控制电路、通信接口电路的精细化设计，增设过流、过压、过温、短路多重硬件防护机制，从底层保障硬件系统运行稳定性与安全性。经过多轮硬件调试与电路参数校准，解决了传感器数据漂移、电机驱动干扰、通信信号波动、电压输出不稳定等硬件问题，实现各硬件模块协同稳定工作，软硬件适配精度完全满足项目设计要求，构建了可靠的设备硬件运行基底。</w:t>
-      </w:r>
-    </w:p>
-    <w:p>
-      <w:pPr>
-        <w:spacing w:before="300" w:after="120" w:line="288" w:lineRule="auto"/>
-        <w:outlineLvl w:val="2"/>
-        <w:rPr>
-          <w:rFonts w:ascii="微软雅黑" w:eastAsia="微软雅黑" w:hAnsi="微软雅黑" w:cs="微软雅黑"/>
-          <w:sz w:val="26"/>
-          <w:szCs w:val="26"/>
-        </w:rPr>
-      </w:pPr>
-      <w:r>
-        <w:rPr>
-          <w:rFonts w:ascii="微软雅黑" w:eastAsia="微软雅黑" w:hAnsi="微软雅黑" w:cs="微软雅黑" w:hint="eastAsia"/>
-          <w:b/>
-          <w:sz w:val="26"/>
-          <w:szCs w:val="26"/>
-        </w:rPr>
-        <w:t>7.1.2 软件系统设计工作总结</w:t>
+          <w:rFonts w:ascii="宋体" w:eastAsia="宋体" w:hAnsi="宋体"/>
+          <w:sz w:val="24"/>
+          <w:szCs w:val="28"/>
+        </w:rPr>
+        <w:t>在软件系统开发层面，本次采用高内聚、低耦合的分层模块化软件架构，分别完成机器人下位机嵌入式控制程序与移动端上位机交互APP软件的双向开发。下位机基于C语言在Keil MDK开发环境中完成程序编写，搭建硬件驱动层、核心算法层、业务应用层三级软件运行架构，自主完成外设底层驱动程序开发，同时完成宠物视觉识别算法、多传感器数据加权融合算法、宠物自适应跟随算法、柔性避障路径规划算法以及增量式PID闭环调速算法的嵌入式移植</w:t>
+      </w:r>
+      <w:r>
+        <w:rPr>
+          <w:rFonts w:ascii="宋体" w:eastAsia="宋体" w:hAnsi="宋体"/>
+          <w:sz w:val="24"/>
+          <w:szCs w:val="28"/>
+        </w:rPr>
+        <w:lastRenderedPageBreak/>
+        <w:t>与轻量化优化。结合嵌入式系统多任务并发运行需求，引入任务优先级调度机制，合理分配</w:t>
+      </w:r>
+      <w:proofErr w:type="gramStart"/>
+      <w:r>
+        <w:rPr>
+          <w:rFonts w:ascii="宋体" w:eastAsia="宋体" w:hAnsi="宋体"/>
+          <w:sz w:val="24"/>
+          <w:szCs w:val="28"/>
+        </w:rPr>
+        <w:t>芯片算力资源</w:t>
+      </w:r>
+      <w:proofErr w:type="gramEnd"/>
+      <w:r>
+        <w:rPr>
+          <w:rFonts w:ascii="宋体" w:eastAsia="宋体" w:hAnsi="宋体"/>
+          <w:sz w:val="24"/>
+          <w:szCs w:val="28"/>
+        </w:rPr>
+        <w:t>，解决多功能同时运行带来的任务阻塞、程序卡顿、运行逻辑冲突等问题，实现机器人脱离移动端也可独立完成全流程自主陪护作业。移动</w:t>
+      </w:r>
+      <w:proofErr w:type="gramStart"/>
+      <w:r>
+        <w:rPr>
+          <w:rFonts w:ascii="宋体" w:eastAsia="宋体" w:hAnsi="宋体"/>
+          <w:sz w:val="24"/>
+          <w:szCs w:val="28"/>
+        </w:rPr>
+        <w:t>端采用</w:t>
+      </w:r>
+      <w:proofErr w:type="gramEnd"/>
+      <w:r>
+        <w:rPr>
+          <w:rFonts w:ascii="宋体" w:eastAsia="宋体" w:hAnsi="宋体"/>
+          <w:sz w:val="24"/>
+          <w:szCs w:val="28"/>
+        </w:rPr>
+        <w:t>跨平台混合开发方案，</w:t>
+      </w:r>
+      <w:proofErr w:type="gramStart"/>
+      <w:r>
+        <w:rPr>
+          <w:rFonts w:ascii="宋体" w:eastAsia="宋体" w:hAnsi="宋体"/>
+          <w:sz w:val="24"/>
+          <w:szCs w:val="28"/>
+        </w:rPr>
+        <w:t>适配安卓与</w:t>
+      </w:r>
+      <w:proofErr w:type="gramEnd"/>
+      <w:r>
+        <w:rPr>
+          <w:rFonts w:ascii="宋体" w:eastAsia="宋体" w:hAnsi="宋体"/>
+          <w:sz w:val="24"/>
+          <w:szCs w:val="28"/>
+        </w:rPr>
+        <w:t>iOS双系统运行环境，实现远程设备操控、实时视频画面传输、双向语音对讲、定时定量投喂、整机运行状态监测、故障</w:t>
+      </w:r>
+      <w:proofErr w:type="gramStart"/>
+      <w:r>
+        <w:rPr>
+          <w:rFonts w:ascii="宋体" w:eastAsia="宋体" w:hAnsi="宋体"/>
+          <w:sz w:val="24"/>
+          <w:szCs w:val="28"/>
+        </w:rPr>
+        <w:t>异常弹窗预警</w:t>
+      </w:r>
+      <w:proofErr w:type="gramEnd"/>
+      <w:r>
+        <w:rPr>
+          <w:rFonts w:ascii="宋体" w:eastAsia="宋体" w:hAnsi="宋体"/>
+          <w:sz w:val="24"/>
+          <w:szCs w:val="28"/>
+        </w:rPr>
+        <w:t>以及运行</w:t>
+      </w:r>
+      <w:proofErr w:type="gramStart"/>
+      <w:r>
+        <w:rPr>
+          <w:rFonts w:ascii="宋体" w:eastAsia="宋体" w:hAnsi="宋体"/>
+          <w:sz w:val="24"/>
+          <w:szCs w:val="28"/>
+        </w:rPr>
+        <w:t>数据本地</w:t>
+      </w:r>
+      <w:proofErr w:type="gramEnd"/>
+      <w:r>
+        <w:rPr>
+          <w:rFonts w:ascii="宋体" w:eastAsia="宋体" w:hAnsi="宋体"/>
+          <w:sz w:val="24"/>
+          <w:szCs w:val="28"/>
+        </w:rPr>
+        <w:t>存储回溯等全套远程管控功能，搭建加密稳定的无线通信链路，实现移动端与机器人下位机的数据实时交互。整套软件经过多轮逻辑排错、性能优化与压力测试，程序运行逻辑严谨，指令响应延迟较低，系统容错能力较强，能够适配</w:t>
+      </w:r>
+      <w:proofErr w:type="gramStart"/>
+      <w:r>
+        <w:rPr>
+          <w:rFonts w:ascii="宋体" w:eastAsia="宋体" w:hAnsi="宋体"/>
+          <w:sz w:val="24"/>
+          <w:szCs w:val="28"/>
+        </w:rPr>
+        <w:t>低算力</w:t>
+      </w:r>
+      <w:proofErr w:type="gramEnd"/>
+      <w:r>
+        <w:rPr>
+          <w:rFonts w:ascii="宋体" w:eastAsia="宋体" w:hAnsi="宋体"/>
+          <w:sz w:val="24"/>
+          <w:szCs w:val="28"/>
+        </w:rPr>
+        <w:t>嵌入式主控芯片的运行限制。</w:t>
       </w:r>
     </w:p>
     <w:p>
@@ -151,20 +282,29 @@
       </w:pPr>
       <w:r>
         <w:rPr>
-          <w:rFonts w:ascii="宋体" w:eastAsia="宋体" w:hAnsi="宋体" w:cs="Arial"/>
-          <w:sz w:val="24"/>
-          <w:szCs w:val="28"/>
-        </w:rPr>
-        <w:t>软件系统采用分层模块化、低耦合高内聚的架构设计，完成机器人嵌入式终端软件与移动端APP交互软件的双端全套开发。嵌入式端基于标准C语言与Keil MDK开发平台，搭建了硬件驱动层、核心算法层、业务应用层三级软件架</w:t>
-      </w:r>
-      <w:r>
-        <w:rPr>
-          <w:rFonts w:ascii="宋体" w:eastAsia="宋体" w:hAnsi="宋体" w:cs="Arial"/>
-          <w:sz w:val="24"/>
-          <w:szCs w:val="28"/>
-        </w:rPr>
-        <w:lastRenderedPageBreak/>
-        <w:t>构，自主开发传感器采集、电机驱动、无线通信、功耗管控、异常防护等底层驱动程序，同时完成轻量化宠物识别算法、多传感器数据融合算法、自适应柔性跟随算法、柔性避障算法、增量式PID运动控制算法的移植、优化与工程化落地。通过多任务优先级调度机制，解决了多功能并发运行的算力冲突、任务阻塞、系统卡顿等问题，实现设备全功能自主闭环运行。</w:t>
+          <w:rFonts w:ascii="宋体" w:eastAsia="宋体" w:hAnsi="宋体"/>
+          <w:sz w:val="24"/>
+          <w:szCs w:val="28"/>
+        </w:rPr>
+        <w:t>整机机械结构设计结合居家室内通行环境、宠物接触安全要求以及内部电气元器件集成布局需求，完成整机三维结构建模、结构方案选型、材料确定、样机装配与后期结构迭代优化全部工作。区别于传统工业移动机器人硬朗刚性的机身结构，本次设备采用三层分体式流线型机身设计，兼顾设备小型化轻量化需求与宠物交互安全性，机身自上而下划分交互感知上层腔体、电气集成中层腔体、运动执行底层底盘，同时配套内嵌式隐藏投喂结构，在有限机身空间内完成全部电气模块的分区集成与密闭防护。机身选用高强度ABS工程塑料作为主体结构材料，兼顾结构力学强度、抗碰撞形变能力、电气绝缘性以及运行降噪需求，同时对机身所有</w:t>
+      </w:r>
+      <w:proofErr w:type="gramStart"/>
+      <w:r>
+        <w:rPr>
+          <w:rFonts w:ascii="宋体" w:eastAsia="宋体" w:hAnsi="宋体"/>
+          <w:sz w:val="24"/>
+          <w:szCs w:val="28"/>
+        </w:rPr>
+        <w:t>边角做全圆弧</w:t>
+      </w:r>
+      <w:proofErr w:type="gramEnd"/>
+      <w:r>
+        <w:rPr>
+          <w:rFonts w:ascii="宋体" w:eastAsia="宋体" w:hAnsi="宋体"/>
+          <w:sz w:val="24"/>
+          <w:szCs w:val="28"/>
+        </w:rPr>
+        <w:t>钝化处理，整机无任何外露尖锐结构与裸露电气配件，避免宠物接触过程中出现划伤、啃咬触电等安全隐患。经过整机装配调试、狭小空间通行测试、长期运行震动测试，逐一整改结构干涉、通行卡顿、机身运行晃动、投喂机构定位偏差等结构问题，最终成型样机结构装配精度达标，运行稳定性良好，可长期适配居家复杂环境持续运行。</w:t>
       </w:r>
     </w:p>
     <w:p>
@@ -172,143 +312,36 @@
         <w:spacing w:before="120" w:after="120" w:line="288" w:lineRule="auto"/>
         <w:ind w:firstLineChars="200" w:firstLine="480"/>
         <w:rPr>
-          <w:rFonts w:ascii="宋体" w:eastAsia="宋体" w:hAnsi="宋体"/>
-          <w:sz w:val="24"/>
-          <w:szCs w:val="28"/>
-        </w:rPr>
-      </w:pPr>
-      <w:r>
-        <w:rPr>
-          <w:rFonts w:ascii="宋体" w:eastAsia="宋体" w:hAnsi="宋体" w:cs="Arial"/>
-          <w:sz w:val="24"/>
-          <w:szCs w:val="28"/>
-        </w:rPr>
-        <w:t>移动端采用跨平台混合开发模式，完成远程设备操控、实时视频监控、双向语音对讲、智能定时投喂、设备状态监测、异常消息预警、数据记录回溯等核心功能开发，搭建了稳定的双端加密通信链路，实现人机远程高效交互与精细化管控。整套软件系统经过多轮逻辑调试、漏洞修复与性能优化，运行逻辑严谨、响应实时性强、容错能力优异，完全适配嵌入式低算力硬件平台的运行特性。</w:t>
-      </w:r>
-    </w:p>
-    <w:p>
-      <w:pPr>
-        <w:spacing w:before="300" w:after="120" w:line="288" w:lineRule="auto"/>
-        <w:outlineLvl w:val="2"/>
-        <w:rPr>
-          <w:rFonts w:ascii="微软雅黑" w:eastAsia="微软雅黑" w:hAnsi="微软雅黑" w:cs="微软雅黑"/>
-          <w:sz w:val="26"/>
-          <w:szCs w:val="26"/>
-        </w:rPr>
-      </w:pPr>
-      <w:r>
-        <w:rPr>
-          <w:rFonts w:ascii="微软雅黑" w:eastAsia="微软雅黑" w:hAnsi="微软雅黑" w:cs="微软雅黑" w:hint="eastAsia"/>
-          <w:b/>
-          <w:sz w:val="26"/>
-          <w:szCs w:val="26"/>
-        </w:rPr>
-        <w:t>7.1.3 机械结构设计工作总结</w:t>
-      </w:r>
-    </w:p>
-    <w:p>
-      <w:pPr>
-        <w:spacing w:before="120" w:after="120" w:line="288" w:lineRule="auto"/>
-        <w:ind w:firstLineChars="200" w:firstLine="480"/>
-        <w:rPr>
-          <w:rFonts w:ascii="宋体" w:eastAsia="宋体" w:hAnsi="宋体"/>
-          <w:sz w:val="24"/>
-          <w:szCs w:val="28"/>
-        </w:rPr>
-      </w:pPr>
-      <w:r>
-        <w:rPr>
-          <w:rFonts w:ascii="宋体" w:eastAsia="宋体" w:hAnsi="宋体" w:cs="Arial"/>
-          <w:sz w:val="24"/>
-          <w:szCs w:val="28"/>
-        </w:rPr>
-        <w:t>本项目结合居家场景适配需求、宠物安全友好性准则与电气模块集成需求，完成整机机械结构的三维建模、结构设计、工艺选型、装配调试与迭代优化工作。采用三层式分层模块化流线型机身设计，替代传统工业级刚性结构，实现设备小型化、轻量化、安全化的结构设计目标。通过功能分区布局，完成上层交互感知结构、中层电气集成结构、底层运动执行结构、内嵌式隐藏投喂结构的一体化设计，在有限空间内实现所有电气模块的精准集成与防护。</w:t>
-      </w:r>
-    </w:p>
-    <w:p>
-      <w:pPr>
-        <w:spacing w:before="120" w:after="120" w:line="288" w:lineRule="auto"/>
-        <w:ind w:firstLineChars="200" w:firstLine="480"/>
-        <w:rPr>
-          <w:rFonts w:ascii="宋体" w:eastAsia="宋体" w:hAnsi="宋体"/>
-          <w:sz w:val="24"/>
-          <w:szCs w:val="28"/>
-        </w:rPr>
-      </w:pPr>
-      <w:r>
-        <w:rPr>
-          <w:rFonts w:ascii="宋体" w:eastAsia="宋体" w:hAnsi="宋体" w:cs="Arial"/>
-          <w:sz w:val="24"/>
-          <w:szCs w:val="28"/>
-        </w:rPr>
-        <w:t>结构选材采用高强度ABS工程塑料复合材质，兼顾结构刚度、抗冲击性、绝缘防尘与降噪减震性能，同时通过全圆角过渡、封闭式封装、防尘防水结构优化，彻底解决宠物磕碰、啃咬、设备积灰进水等场景问题。经过结构精度校验、整机装配调试、多场景通行测试与迭代优化，修正了结构干涉、通行卡顿、运行晃动、投喂偏差等问题，整机结构装配精度高、运行稳定性强、场景适配性优异，满足居家长期常态化运行需求。</w:t>
-      </w:r>
-    </w:p>
-    <w:p>
-      <w:pPr>
-        <w:spacing w:before="300" w:after="120" w:line="288" w:lineRule="auto"/>
-        <w:outlineLvl w:val="2"/>
-        <w:rPr>
-          <w:rFonts w:ascii="微软雅黑" w:eastAsia="微软雅黑" w:hAnsi="微软雅黑" w:cs="微软雅黑"/>
-          <w:sz w:val="26"/>
-          <w:szCs w:val="26"/>
-        </w:rPr>
-      </w:pPr>
-      <w:r>
-        <w:rPr>
-          <w:rFonts w:ascii="微软雅黑" w:eastAsia="微软雅黑" w:hAnsi="微软雅黑" w:cs="微软雅黑" w:hint="eastAsia"/>
-          <w:b/>
-          <w:sz w:val="26"/>
-          <w:szCs w:val="26"/>
-        </w:rPr>
-        <w:t>7.1.4 系统测试与优化工作总结</w:t>
-      </w:r>
-    </w:p>
-    <w:p>
-      <w:pPr>
-        <w:spacing w:before="120" w:after="120" w:line="288" w:lineRule="auto"/>
-        <w:ind w:firstLineChars="200" w:firstLine="480"/>
-        <w:rPr>
-          <w:rFonts w:ascii="宋体" w:eastAsia="宋体" w:hAnsi="宋体"/>
-          <w:sz w:val="24"/>
-          <w:szCs w:val="28"/>
-        </w:rPr>
-      </w:pPr>
-      <w:r>
-        <w:rPr>
-          <w:rFonts w:ascii="宋体" w:eastAsia="宋体" w:hAnsi="宋体" w:cs="Arial"/>
-          <w:sz w:val="24"/>
-          <w:szCs w:val="28"/>
-        </w:rPr>
-        <w:t>为验证整机综合性能，本项目搭建标准化仿真居家测试环境，建立全覆盖、可量化、闭环式的测试体系，完成功能完整性测试、核心性能量化测试、复杂场景适配测试、72小时长效稳定性老化测试全维度测试工作。通过多场景、高频次、长时间的实测验证，逐项核验设备识别精度、运动控制、通信交互、续航功耗、场景适配等核心指标，所有参数均达到或优于预设设计标准。</w:t>
-      </w:r>
-    </w:p>
-    <w:p>
-      <w:pPr>
-        <w:spacing w:before="120" w:after="120" w:line="288" w:lineRule="auto"/>
-        <w:ind w:firstLineChars="200" w:firstLine="480"/>
-        <w:rPr>
-          <w:rFonts w:ascii="宋体" w:eastAsia="宋体" w:hAnsi="宋体"/>
-          <w:sz w:val="24"/>
-          <w:szCs w:val="28"/>
-        </w:rPr>
-      </w:pPr>
-      <w:r>
-        <w:rPr>
-          <w:rFonts w:ascii="宋体" w:eastAsia="宋体" w:hAnsi="宋体" w:cs="Arial"/>
-          <w:sz w:val="24"/>
-          <w:szCs w:val="28"/>
-        </w:rPr>
-        <w:t>针对测试过程中暴露的微光识别抖动、软性地面轨迹偏移、网络波动视频卡顿、高频投喂偏差等隐性问题，完成故障溯源、成因分析、算法优化与结构</w:t>
-      </w:r>
-      <w:r>
-        <w:rPr>
-          <w:rFonts w:ascii="宋体" w:eastAsia="宋体" w:hAnsi="宋体" w:cs="Arial"/>
-          <w:sz w:val="24"/>
-          <w:szCs w:val="28"/>
-        </w:rPr>
-        <w:lastRenderedPageBreak/>
-        <w:t>迭代，通过二次复测验证实现问题闭环整改，全方位提升整机运行稳定性、环境抗干扰能力与场景适配性，最终实现软硬件、机械结构、智能算法的深度协同适配，保障样机具备成熟的工程应用能力。</w:t>
+          <w:rFonts w:ascii="宋体" w:eastAsia="宋体" w:hAnsi="宋体" w:hint="eastAsia"/>
+          <w:sz w:val="24"/>
+          <w:szCs w:val="28"/>
+        </w:rPr>
+      </w:pPr>
+      <w:r>
+        <w:rPr>
+          <w:rFonts w:ascii="宋体" w:eastAsia="宋体" w:hAnsi="宋体"/>
+          <w:sz w:val="24"/>
+          <w:szCs w:val="28"/>
+        </w:rPr>
+        <w:t>系统测试与优化环节构建贴合真实居家场景的闭环测试体系，从基础功能、量化性能、复杂场景适配、长期运行可靠性四个维</w:t>
+      </w:r>
+      <w:proofErr w:type="gramStart"/>
+      <w:r>
+        <w:rPr>
+          <w:rFonts w:ascii="宋体" w:eastAsia="宋体" w:hAnsi="宋体"/>
+          <w:sz w:val="24"/>
+          <w:szCs w:val="28"/>
+        </w:rPr>
+        <w:t>度开展</w:t>
+      </w:r>
+      <w:proofErr w:type="gramEnd"/>
+      <w:r>
+        <w:rPr>
+          <w:rFonts w:ascii="宋体" w:eastAsia="宋体" w:hAnsi="宋体"/>
+          <w:sz w:val="24"/>
+          <w:szCs w:val="28"/>
+        </w:rPr>
+        <w:t>全覆盖整机测试工作，依托专业测试仪器获取客观运行数据，全面核验整机功能完整性与运行性能。针对测试过程中暴露的极端暗光环境识别抖动、软性地面轨迹偏移、网络波动画面卡顿、长期运行投喂定位偏差等隐性问题，逐一完成故障机理溯源、软硬件针对性优化以及复测验证，实现测试问题闭环整改。经过迭代优化后的整机软硬件匹配度进一步提升，环境抗干扰能力与运行稳定性得到有效加强，最终实现机械结构、嵌入式软件、智能控制算法三者深度协同适配，样机具备实际居家落地使用的工程价值。</w:t>
       </w:r>
     </w:p>
     <w:p>
@@ -343,11 +376,56 @@
       </w:pPr>
       <w:r>
         <w:rPr>
-          <w:rFonts w:ascii="宋体" w:eastAsia="宋体" w:hAnsi="宋体" w:cs="Arial"/>
-          <w:sz w:val="24"/>
-          <w:szCs w:val="28"/>
-        </w:rPr>
-        <w:t>本项目相较于传统家用宠物智能设备，突破了单一功能、刚性运行、被动交互的设计局限，在结构设计、算法优化、功能体系、场景适配四个维度形成差异化技术创新，核心创新亮点如下。</w:t>
+          <w:rFonts w:ascii="宋体" w:eastAsia="宋体" w:hAnsi="宋体"/>
+          <w:sz w:val="24"/>
+          <w:szCs w:val="28"/>
+        </w:rPr>
+        <w:t>相较于市面上功能单一的宠物智能单品以及传统刚性跟随移动机器人，本</w:t>
+      </w:r>
+      <w:r>
+        <w:rPr>
+          <w:rFonts w:ascii="宋体" w:eastAsia="宋体" w:hAnsi="宋体"/>
+          <w:sz w:val="24"/>
+          <w:szCs w:val="28"/>
+        </w:rPr>
+        <w:lastRenderedPageBreak/>
+        <w:t>次设计的宠物伴随机器人针对居家养</w:t>
+      </w:r>
+      <w:proofErr w:type="gramStart"/>
+      <w:r>
+        <w:rPr>
+          <w:rFonts w:ascii="宋体" w:eastAsia="宋体" w:hAnsi="宋体"/>
+          <w:sz w:val="24"/>
+          <w:szCs w:val="28"/>
+        </w:rPr>
+        <w:t>宠真实</w:t>
+      </w:r>
+      <w:proofErr w:type="gramEnd"/>
+      <w:r>
+        <w:rPr>
+          <w:rFonts w:ascii="宋体" w:eastAsia="宋体" w:hAnsi="宋体"/>
+          <w:sz w:val="24"/>
+          <w:szCs w:val="28"/>
+        </w:rPr>
+        <w:t>使用场景做出多维度优化改进，摆脱了传统设备功能碎片化、运行逻辑机械生硬、环境适配能力不足、交互体验较差的固有缺陷，结合低成本嵌入式开发方案，在软硬件架构、运动控制逻辑、机械结构设计、环境感知体系四个方面形成贴合民用居家场景的实用型创新，整体产品性价比与场景适配</w:t>
+      </w:r>
+      <w:proofErr w:type="gramStart"/>
+      <w:r>
+        <w:rPr>
+          <w:rFonts w:ascii="宋体" w:eastAsia="宋体" w:hAnsi="宋体"/>
+          <w:sz w:val="24"/>
+          <w:szCs w:val="28"/>
+        </w:rPr>
+        <w:t>性具备</w:t>
+      </w:r>
+      <w:proofErr w:type="gramEnd"/>
+      <w:r>
+        <w:rPr>
+          <w:rFonts w:ascii="宋体" w:eastAsia="宋体" w:hAnsi="宋体"/>
+          <w:sz w:val="24"/>
+          <w:szCs w:val="28"/>
+        </w:rPr>
+        <w:t>明显优势。</w:t>
       </w:r>
     </w:p>
     <w:p>
@@ -362,28 +440,83 @@
       </w:pPr>
       <w:r>
         <w:rPr>
-          <w:rFonts w:ascii="宋体" w:eastAsia="宋体" w:hAnsi="宋体" w:cs="Arial"/>
-          <w:sz w:val="24"/>
-          <w:szCs w:val="28"/>
-        </w:rPr>
-        <w:t>第一，创新采用</w:t>
-      </w:r>
-      <w:r>
-        <w:rPr>
-          <w:rFonts w:ascii="宋体" w:eastAsia="宋体" w:hAnsi="宋体" w:cs="Arial"/>
-          <w:b/>
-          <w:sz w:val="24"/>
-          <w:szCs w:val="28"/>
-        </w:rPr>
-        <w:t>分层轻量化软硬件协同架构</w:t>
-      </w:r>
-      <w:r>
-        <w:rPr>
-          <w:rFonts w:ascii="宋体" w:eastAsia="宋体" w:hAnsi="宋体" w:cs="Arial"/>
-          <w:sz w:val="24"/>
-          <w:szCs w:val="28"/>
-        </w:rPr>
-        <w:t>，基于低算力STM32主控平台，通过算法轻量化裁剪、算力分层卸载、多任务精准调度，在低成本硬件体系下实现了高精度机器视觉识别、动态自适应跟随、柔性避障等高端智能化功能，打破了传统智能机器人依赖高算力芯片的技术壁垒，大幅降低设备研发与量产成本，具备极高的性价比优势与市场化落地潜力。</w:t>
+          <w:rFonts w:ascii="宋体" w:eastAsia="宋体" w:hAnsi="宋体"/>
+          <w:sz w:val="24"/>
+          <w:szCs w:val="28"/>
+        </w:rPr>
+        <w:t>本次项目首先在软硬件协同架构层面做出优化创新，</w:t>
+      </w:r>
+      <w:proofErr w:type="gramStart"/>
+      <w:r>
+        <w:rPr>
+          <w:rFonts w:ascii="宋体" w:eastAsia="宋体" w:hAnsi="宋体"/>
+          <w:sz w:val="24"/>
+          <w:szCs w:val="28"/>
+        </w:rPr>
+        <w:t>依托算力分层</w:t>
+      </w:r>
+      <w:proofErr w:type="gramEnd"/>
+      <w:r>
+        <w:rPr>
+          <w:rFonts w:ascii="宋体" w:eastAsia="宋体" w:hAnsi="宋体"/>
+          <w:sz w:val="24"/>
+          <w:szCs w:val="28"/>
+        </w:rPr>
+        <w:t>卸载与算法轻量化裁剪技术，在低成本STM32</w:t>
+      </w:r>
+      <w:proofErr w:type="gramStart"/>
+      <w:r>
+        <w:rPr>
+          <w:rFonts w:ascii="宋体" w:eastAsia="宋体" w:hAnsi="宋体"/>
+          <w:sz w:val="24"/>
+          <w:szCs w:val="28"/>
+        </w:rPr>
+        <w:t>低算力主</w:t>
+      </w:r>
+      <w:proofErr w:type="gramEnd"/>
+      <w:r>
+        <w:rPr>
+          <w:rFonts w:ascii="宋体" w:eastAsia="宋体" w:hAnsi="宋体"/>
+          <w:sz w:val="24"/>
+          <w:szCs w:val="28"/>
+        </w:rPr>
+        <w:t>控平台上实现了原本依赖高端主控才能运行的机器视觉识别、多传感器融合、自主路径规划等智能化功能。通过将</w:t>
+      </w:r>
+      <w:proofErr w:type="gramStart"/>
+      <w:r>
+        <w:rPr>
+          <w:rFonts w:ascii="宋体" w:eastAsia="宋体" w:hAnsi="宋体"/>
+          <w:sz w:val="24"/>
+          <w:szCs w:val="28"/>
+        </w:rPr>
+        <w:t>高算力</w:t>
+      </w:r>
+      <w:proofErr w:type="gramEnd"/>
+      <w:r>
+        <w:rPr>
+          <w:rFonts w:ascii="宋体" w:eastAsia="宋体" w:hAnsi="宋体"/>
+          <w:sz w:val="24"/>
+          <w:szCs w:val="28"/>
+        </w:rPr>
+        <w:t>视觉图像处理任务下放至协处理器运行，主控仅负责运动控制与业务逻辑调度，配合多任务精准分时调度策略，在控制硬件整体成本的前提下大幅提升设备智能化水平，打破了智能陪伴机器人必须依赖</w:t>
+      </w:r>
+      <w:proofErr w:type="gramStart"/>
+      <w:r>
+        <w:rPr>
+          <w:rFonts w:ascii="宋体" w:eastAsia="宋体" w:hAnsi="宋体"/>
+          <w:sz w:val="24"/>
+          <w:szCs w:val="28"/>
+        </w:rPr>
+        <w:t>高算力</w:t>
+      </w:r>
+      <w:proofErr w:type="gramEnd"/>
+      <w:r>
+        <w:rPr>
+          <w:rFonts w:ascii="宋体" w:eastAsia="宋体" w:hAnsi="宋体"/>
+          <w:sz w:val="24"/>
+          <w:szCs w:val="28"/>
+        </w:rPr>
+        <w:t>芯片的技术局限，有效降低产品量产与落地门槛，更适合民用智能家居市场推广。</w:t>
       </w:r>
     </w:p>
     <w:p>
@@ -398,28 +531,29 @@
       </w:pPr>
       <w:r>
         <w:rPr>
-          <w:rFonts w:ascii="宋体" w:eastAsia="宋体" w:hAnsi="宋体" w:cs="Arial"/>
-          <w:sz w:val="24"/>
-          <w:szCs w:val="28"/>
-        </w:rPr>
-        <w:t>第二，研发</w:t>
-      </w:r>
-      <w:r>
-        <w:rPr>
-          <w:rFonts w:ascii="宋体" w:eastAsia="宋体" w:hAnsi="宋体" w:cs="Arial"/>
-          <w:b/>
-          <w:sz w:val="24"/>
-          <w:szCs w:val="28"/>
-        </w:rPr>
-        <w:t>宠物适配型柔性智能运行机制</w:t>
-      </w:r>
-      <w:r>
-        <w:rPr>
-          <w:rFonts w:ascii="宋体" w:eastAsia="宋体" w:hAnsi="宋体" w:cs="Arial"/>
-          <w:sz w:val="24"/>
-          <w:szCs w:val="28"/>
-        </w:rPr>
-        <w:t>，摒弃传统机器人固定参数的刚性运行逻辑，通过宠物状态识别与动态算法调控，自适应调节设备运行速度、跟随距离、绕行轨迹与交互强度，可精准适配宠物休憩、慢行、跑动等不同行为状态，有效避免设备贴身尾随、生硬启停带来的宠物应激问题，实现人性化、柔性化、无干扰的智能陪护，大幅提升人机宠交互体验。</w:t>
+          <w:rFonts w:ascii="宋体" w:eastAsia="宋体" w:hAnsi="宋体"/>
+          <w:sz w:val="24"/>
+          <w:szCs w:val="28"/>
+        </w:rPr>
+        <w:t>其次本次设计构建了贴合宠物行为习性的柔性智能运行控制逻辑，摒弃行业内传统移动机器人固定跟随距离、固定运行速度的刚性控制模式，依托宠物实时运动状态动态调节机器人运行参数，可根据宠物休憩、慢行、跑动、原地躁动等不同行为自主调整行进速度、安全跟随距离以及绕行路径。全程规避设备紧急刹车、原地急转等生硬运动动作，减少机械设备对宠物造成的惊吓与应激反应，实现无干扰、人性化的柔性陪护模式，从控制逻辑层面优化人机</w:t>
+      </w:r>
+      <w:proofErr w:type="gramStart"/>
+      <w:r>
+        <w:rPr>
+          <w:rFonts w:ascii="宋体" w:eastAsia="宋体" w:hAnsi="宋体"/>
+          <w:sz w:val="24"/>
+          <w:szCs w:val="28"/>
+        </w:rPr>
+        <w:t>宠</w:t>
+      </w:r>
+      <w:proofErr w:type="gramEnd"/>
+      <w:r>
+        <w:rPr>
+          <w:rFonts w:ascii="宋体" w:eastAsia="宋体" w:hAnsi="宋体"/>
+          <w:sz w:val="24"/>
+          <w:szCs w:val="28"/>
+        </w:rPr>
+        <w:t>共处体验，贴合宠物生理与行为习惯。</w:t>
       </w:r>
     </w:p>
     <w:p>
@@ -434,28 +568,29 @@
       </w:pPr>
       <w:r>
         <w:rPr>
-          <w:rFonts w:ascii="宋体" w:eastAsia="宋体" w:hAnsi="宋体" w:cs="Arial"/>
-          <w:sz w:val="24"/>
-          <w:szCs w:val="28"/>
-        </w:rPr>
-        <w:t>第三，设计</w:t>
-      </w:r>
-      <w:r>
-        <w:rPr>
-          <w:rFonts w:ascii="宋体" w:eastAsia="宋体" w:hAnsi="宋体" w:cs="Arial"/>
-          <w:b/>
-          <w:sz w:val="24"/>
-          <w:szCs w:val="28"/>
-        </w:rPr>
-        <w:t>内嵌式隐藏一体化投喂结构</w:t>
-      </w:r>
-      <w:r>
-        <w:rPr>
-          <w:rFonts w:ascii="宋体" w:eastAsia="宋体" w:hAnsi="宋体" w:cs="Arial"/>
-          <w:sz w:val="24"/>
-          <w:szCs w:val="28"/>
-        </w:rPr>
-        <w:t>，将智能投喂机构完全集成于机身内部，不破坏整机流线型结构与通行性能，兼顾功能实用性、结构完整性与宠物安全性。通过高精度步进传动与限位缓冲设计，解决了传统外置投喂机构易卡堵、易积灰、易被宠物破坏的弊端，实现静音、精准、稳定的自动化投喂功能，适配居家常态化养宠需求。</w:t>
+          <w:rFonts w:ascii="宋体" w:eastAsia="宋体" w:hAnsi="宋体"/>
+          <w:sz w:val="24"/>
+          <w:szCs w:val="28"/>
+        </w:rPr>
+        <w:t>同时本次设备采用内嵌隐藏式一体化投喂结构设计，将整套投喂传动机构完全收纳于机身</w:t>
+      </w:r>
+      <w:proofErr w:type="gramStart"/>
+      <w:r>
+        <w:rPr>
+          <w:rFonts w:ascii="宋体" w:eastAsia="宋体" w:hAnsi="宋体"/>
+          <w:sz w:val="24"/>
+          <w:szCs w:val="28"/>
+        </w:rPr>
+        <w:t>腔</w:t>
+      </w:r>
+      <w:proofErr w:type="gramEnd"/>
+      <w:r>
+        <w:rPr>
+          <w:rFonts w:ascii="宋体" w:eastAsia="宋体" w:hAnsi="宋体"/>
+          <w:sz w:val="24"/>
+          <w:szCs w:val="28"/>
+        </w:rPr>
+        <w:t>体内部，不会破坏整机流线型外观与通行能力，同时避免外置投喂结构容易积灰、容易被宠物啃咬破坏、占用机身外部空间的弊端。搭配步进电机精准传动与两端缓冲限位结构，提升投喂动作平稳度与定位精度，降低机械运行噪音，兼顾设备美观性、功能性与使用安全性，更加适配居家密闭室内环境长期使用。</w:t>
       </w:r>
     </w:p>
     <w:p>
@@ -463,35 +598,18 @@
         <w:spacing w:before="120" w:after="120" w:line="288" w:lineRule="auto"/>
         <w:ind w:firstLineChars="200" w:firstLine="480"/>
         <w:rPr>
-          <w:rFonts w:ascii="宋体" w:eastAsia="宋体" w:hAnsi="宋体"/>
-          <w:sz w:val="24"/>
-          <w:szCs w:val="28"/>
-        </w:rPr>
-      </w:pPr>
-      <w:r>
-        <w:rPr>
-          <w:rFonts w:ascii="宋体" w:eastAsia="宋体" w:hAnsi="宋体" w:cs="Arial"/>
-          <w:sz w:val="24"/>
-          <w:szCs w:val="28"/>
-        </w:rPr>
-        <w:t>第四，构建</w:t>
-      </w:r>
-      <w:r>
-        <w:rPr>
-          <w:rFonts w:ascii="宋体" w:eastAsia="宋体" w:hAnsi="宋体" w:cs="Arial"/>
-          <w:b/>
-          <w:sz w:val="24"/>
-          <w:szCs w:val="28"/>
-        </w:rPr>
-        <w:t>多传感器自适应加权融合感知体系</w:t>
-      </w:r>
-      <w:r>
-        <w:rPr>
-          <w:rFonts w:ascii="宋体" w:eastAsia="宋体" w:hAnsi="宋体" w:cs="Arial"/>
-          <w:sz w:val="24"/>
-          <w:szCs w:val="28"/>
-        </w:rPr>
-        <w:t>，整合视觉、超声波、红外三维感知数据，根据光照、遮挡、距离等环境参数动态调整传感器权重，弥补单一感知方式的环境适配短板，有效解决强光、微光、局部遮挡等复杂场景下的识别失效、跟踪丢失问题，大幅提升设备环境抗干扰能力与全天候运行稳定性。</w:t>
+          <w:rFonts w:ascii="宋体" w:eastAsia="宋体" w:hAnsi="宋体" w:hint="eastAsia"/>
+          <w:sz w:val="24"/>
+          <w:szCs w:val="28"/>
+        </w:rPr>
+      </w:pPr>
+      <w:r>
+        <w:rPr>
+          <w:rFonts w:ascii="宋体" w:eastAsia="宋体" w:hAnsi="宋体"/>
+          <w:sz w:val="24"/>
+          <w:szCs w:val="28"/>
+        </w:rPr>
+        <w:t>最后本次研究搭建自适应动态加权多传感器融合感知体系，整合机器视觉、超声波测距、红外避障三路感知模块，根据环境光照强弱、障碍物遮挡范围、机器人与宠物实时距离自主调整不同传感器的数据采信权重，弥补单一视觉传感器在弱光、强光、局部遮挡场景下识别失效的短板，同时消除超声波近距离探测盲区，全方位提升设备全天候环境感知能力与运行稳定性，让机器人可以适配居家昼夜不同光照、杂乱障碍物分布等复杂工况。</w:t>
       </w:r>
     </w:p>
     <w:p>
@@ -526,11 +644,38 @@
       </w:pPr>
       <w:r>
         <w:rPr>
-          <w:rFonts w:ascii="宋体" w:eastAsia="宋体" w:hAnsi="宋体" w:cs="Arial"/>
-          <w:sz w:val="24"/>
-          <w:szCs w:val="28"/>
-        </w:rPr>
-        <w:t>经过多轮调试与迭代优化，本样机已实现全部预设核心功能，整体性能稳定可靠，但受限于研发周期、硬件成本与技术条件约束，设备在智能化精度、场景适配广度、功能丰富度等方面仍存在一定局限性，具体不足如下。</w:t>
+          <w:rFonts w:ascii="宋体" w:eastAsia="宋体" w:hAnsi="宋体"/>
+          <w:sz w:val="24"/>
+          <w:szCs w:val="28"/>
+        </w:rPr>
+        <w:t>经过多轮调试优化与整机复测，本次研发的宠物伴随机器人样机已完成全部预设功能，整体运行性能满足居家基础陪护需求，但受制于毕业设计研发周</w:t>
+      </w:r>
+      <w:r>
+        <w:rPr>
+          <w:rFonts w:ascii="宋体" w:eastAsia="宋体" w:hAnsi="宋体"/>
+          <w:sz w:val="24"/>
+          <w:szCs w:val="28"/>
+        </w:rPr>
+        <w:lastRenderedPageBreak/>
+        <w:t>期有限、硬件成本预算约束以及本人算法研发能力限制，设备在智能感知精度、自主导航能力、交互体系丰富度以及长效续航能力方面仍存在一定不足，</w:t>
+      </w:r>
+      <w:proofErr w:type="gramStart"/>
+      <w:r>
+        <w:rPr>
+          <w:rFonts w:ascii="宋体" w:eastAsia="宋体" w:hAnsi="宋体"/>
+          <w:sz w:val="24"/>
+          <w:szCs w:val="28"/>
+        </w:rPr>
+        <w:t>后续仍</w:t>
+      </w:r>
+      <w:proofErr w:type="gramEnd"/>
+      <w:r>
+        <w:rPr>
+          <w:rFonts w:ascii="宋体" w:eastAsia="宋体" w:hAnsi="宋体"/>
+          <w:sz w:val="24"/>
+          <w:szCs w:val="28"/>
+        </w:rPr>
+        <w:t>有较大优化升级空间。</w:t>
       </w:r>
     </w:p>
     <w:p>
@@ -545,37 +690,29 @@
       </w:pPr>
       <w:r>
         <w:rPr>
-          <w:rFonts w:ascii="宋体" w:eastAsia="宋体" w:hAnsi="宋体" w:cs="Arial"/>
-          <w:sz w:val="24"/>
-          <w:szCs w:val="28"/>
-        </w:rPr>
-        <w:t>一是</w:t>
-      </w:r>
-      <w:r>
-        <w:rPr>
-          <w:rFonts w:ascii="宋体" w:eastAsia="宋体" w:hAnsi="宋体" w:cs="Arial"/>
-          <w:b/>
-          <w:sz w:val="24"/>
-          <w:szCs w:val="28"/>
-        </w:rPr>
-        <w:t>智能识别品类单一</w:t>
-      </w:r>
-      <w:r>
-        <w:rPr>
-          <w:rFonts w:ascii="宋体" w:eastAsia="宋体" w:hAnsi="宋体" w:cs="Arial"/>
-          <w:sz w:val="24"/>
-          <w:szCs w:val="28"/>
-        </w:rPr>
-        <w:t>，当前视觉识别算法仅针对常见猫狗宠物完成特征</w:t>
-      </w:r>
-      <w:r>
-        <w:rPr>
-          <w:rFonts w:ascii="宋体" w:eastAsia="宋体" w:hAnsi="宋体" w:cs="Arial"/>
-          <w:sz w:val="24"/>
-          <w:szCs w:val="28"/>
-        </w:rPr>
-        <w:lastRenderedPageBreak/>
-        <w:t>训练与适配，暂不支持鸟类、啮齿类等小众宠物的识别与陪护，宠物品类适配覆盖面有限；同时在极端复杂场景，如大面积遮挡、高密度杂物堆叠环境下，目标识别精准度会出现小幅衰减，智能化感知的极致场景适配性仍有提升空间。</w:t>
+          <w:rFonts w:ascii="宋体" w:eastAsia="宋体" w:hAnsi="宋体"/>
+          <w:sz w:val="24"/>
+          <w:szCs w:val="28"/>
+        </w:rPr>
+        <w:t>在视觉智能识别层面，本次算法训练</w:t>
+      </w:r>
+      <w:proofErr w:type="gramStart"/>
+      <w:r>
+        <w:rPr>
+          <w:rFonts w:ascii="宋体" w:eastAsia="宋体" w:hAnsi="宋体"/>
+          <w:sz w:val="24"/>
+          <w:szCs w:val="28"/>
+        </w:rPr>
+        <w:t>数据集仅覆盖</w:t>
+      </w:r>
+      <w:proofErr w:type="gramEnd"/>
+      <w:r>
+        <w:rPr>
+          <w:rFonts w:ascii="宋体" w:eastAsia="宋体" w:hAnsi="宋体"/>
+          <w:sz w:val="24"/>
+          <w:szCs w:val="28"/>
+        </w:rPr>
+        <w:t>家养猫狗两类主流宠物，无法适配鸟类、啮齿类等小众宠物的识别与跟随陪护，设备适用宠物品类存在局限；同时在极端复杂居家场景下，比如大面积障碍物遮挡宠物目标、室内杂物高密度堆叠干扰画面时，视觉识别精度会出现小幅下降，目标跟踪稳定性有所降低，极端复杂场景下的抗干扰能力仍需进一步提升。</w:t>
       </w:r>
     </w:p>
     <w:p>
@@ -590,28 +727,11 @@
       </w:pPr>
       <w:r>
         <w:rPr>
-          <w:rFonts w:ascii="宋体" w:eastAsia="宋体" w:hAnsi="宋体" w:cs="Arial"/>
-          <w:sz w:val="24"/>
-          <w:szCs w:val="28"/>
-        </w:rPr>
-        <w:t>二是</w:t>
-      </w:r>
-      <w:r>
-        <w:rPr>
-          <w:rFonts w:ascii="宋体" w:eastAsia="宋体" w:hAnsi="宋体" w:cs="Arial"/>
-          <w:b/>
-          <w:sz w:val="24"/>
-          <w:szCs w:val="28"/>
-        </w:rPr>
-        <w:t>自主导航能力较为基础</w:t>
-      </w:r>
-      <w:r>
-        <w:rPr>
-          <w:rFonts w:ascii="宋体" w:eastAsia="宋体" w:hAnsi="宋体" w:cs="Arial"/>
-          <w:sz w:val="24"/>
-          <w:szCs w:val="28"/>
-        </w:rPr>
-        <w:t>，本设备现阶段仅实现宠物跟随避障与简单路径规划功能，未搭载SLAM地图建模与自主定位导航算法，无法完成全屋地图构建、定点巡航、自主回充等进阶功能，无法实现无目标状态下的全屋自主巡检，智能化自主作业能力有待升级。</w:t>
+          <w:rFonts w:ascii="宋体" w:eastAsia="宋体" w:hAnsi="宋体"/>
+          <w:sz w:val="24"/>
+          <w:szCs w:val="28"/>
+        </w:rPr>
+        <w:t>自主导航与全域作业能力方面，本次设备仅实现基于宠物目标的跟随避障与局部路径规划功能，未搭载室内SLAM地图构建与自主定位导航算法，设备无法自主完成全屋环境地图建模，在无宠物目标的空闲状态下，不能实现定点自主巡航、全屋分区巡检等进阶功能，设备自主作业能力有限，依旧需要依赖用户远程下发操控指令，智能化自主运行程度有待提升。</w:t>
       </w:r>
     </w:p>
     <w:p>
@@ -626,28 +746,29 @@
       </w:pPr>
       <w:r>
         <w:rPr>
-          <w:rFonts w:ascii="宋体" w:eastAsia="宋体" w:hAnsi="宋体" w:cs="Arial"/>
-          <w:sz w:val="24"/>
-          <w:szCs w:val="28"/>
-        </w:rPr>
-        <w:t>三是</w:t>
-      </w:r>
-      <w:r>
-        <w:rPr>
-          <w:rFonts w:ascii="宋体" w:eastAsia="宋体" w:hAnsi="宋体" w:cs="Arial"/>
-          <w:b/>
-          <w:sz w:val="24"/>
-          <w:szCs w:val="28"/>
-        </w:rPr>
-        <w:t>智能交互体系较为单一</w:t>
-      </w:r>
-      <w:r>
-        <w:rPr>
-          <w:rFonts w:ascii="宋体" w:eastAsia="宋体" w:hAnsi="宋体" w:cs="Arial"/>
-          <w:sz w:val="24"/>
-          <w:szCs w:val="28"/>
-        </w:rPr>
-        <w:t>，目前设备仅支持固定音效交互、远程语音对讲与灯光状态提示，未搭载智能语音识别、语义交互与宠物情绪识别算法，无法实现与用户的智能语音对话、宠物情绪感知与针对性安抚互动，智能化交互的趣味性与精细化程度不足。</w:t>
+          <w:rFonts w:ascii="宋体" w:eastAsia="宋体" w:hAnsi="宋体"/>
+          <w:sz w:val="24"/>
+          <w:szCs w:val="28"/>
+        </w:rPr>
+        <w:t>人机</w:t>
+      </w:r>
+      <w:proofErr w:type="gramStart"/>
+      <w:r>
+        <w:rPr>
+          <w:rFonts w:ascii="宋体" w:eastAsia="宋体" w:hAnsi="宋体"/>
+          <w:sz w:val="24"/>
+          <w:szCs w:val="28"/>
+        </w:rPr>
+        <w:t>宠</w:t>
+      </w:r>
+      <w:proofErr w:type="gramEnd"/>
+      <w:r>
+        <w:rPr>
+          <w:rFonts w:ascii="宋体" w:eastAsia="宋体" w:hAnsi="宋体"/>
+          <w:sz w:val="24"/>
+          <w:szCs w:val="28"/>
+        </w:rPr>
+        <w:t>智能交互体系依旧较为基础，现阶段设备仅支持灯光状态提示、固定音效反馈、移动端双向语音对讲三类交互方式，未搭载离线语音识别、语义理解以及宠物情绪识别算法，无法实现脱离手机的本地语音指令控制，也不能通过宠物行为、叫声判别宠物独处情绪并做出针对性安抚互动，整体交互模式较为单一，智能交互的趣味性与精细化程度不足。</w:t>
       </w:r>
     </w:p>
     <w:p>
@@ -655,35 +776,72 @@
         <w:spacing w:before="120" w:after="120" w:line="288" w:lineRule="auto"/>
         <w:ind w:firstLineChars="200" w:firstLine="480"/>
         <w:rPr>
-          <w:rFonts w:ascii="宋体" w:eastAsia="宋体" w:hAnsi="宋体"/>
-          <w:sz w:val="24"/>
-          <w:szCs w:val="28"/>
-        </w:rPr>
-      </w:pPr>
-      <w:r>
-        <w:rPr>
-          <w:rFonts w:ascii="宋体" w:eastAsia="宋体" w:hAnsi="宋体" w:cs="Arial"/>
-          <w:sz w:val="24"/>
-          <w:szCs w:val="28"/>
-        </w:rPr>
-        <w:t>四是</w:t>
-      </w:r>
-      <w:r>
-        <w:rPr>
-          <w:rFonts w:ascii="宋体" w:eastAsia="宋体" w:hAnsi="宋体" w:cs="Arial"/>
-          <w:b/>
-          <w:sz w:val="24"/>
-          <w:szCs w:val="28"/>
-        </w:rPr>
-        <w:t>续航与功耗优化仍有提升空间</w:t>
-      </w:r>
-      <w:r>
-        <w:rPr>
-          <w:rFonts w:ascii="宋体" w:eastAsia="宋体" w:hAnsi="宋体" w:cs="Arial"/>
-          <w:sz w:val="24"/>
-          <w:szCs w:val="28"/>
-        </w:rPr>
-        <w:t>，当前设备续航可满足日常短时陪护需求，但长时间、全天候的持续陪护工况下续航能力有限，未搭载大容量储能模块与极致功耗调控算法，针对超长待机、全天候运行的商用场景适配性不足。</w:t>
+          <w:rFonts w:ascii="宋体" w:eastAsia="宋体" w:hAnsi="宋体" w:hint="eastAsia"/>
+          <w:sz w:val="24"/>
+          <w:szCs w:val="28"/>
+        </w:rPr>
+      </w:pPr>
+      <w:r>
+        <w:rPr>
+          <w:rFonts w:ascii="宋体" w:eastAsia="宋体" w:hAnsi="宋体"/>
+          <w:sz w:val="24"/>
+          <w:szCs w:val="28"/>
+        </w:rPr>
+        <w:t>设备</w:t>
+      </w:r>
+      <w:proofErr w:type="gramStart"/>
+      <w:r>
+        <w:rPr>
+          <w:rFonts w:ascii="宋体" w:eastAsia="宋体" w:hAnsi="宋体"/>
+          <w:sz w:val="24"/>
+          <w:szCs w:val="28"/>
+        </w:rPr>
+        <w:t>功耗管</w:t>
+      </w:r>
+      <w:proofErr w:type="gramEnd"/>
+      <w:r>
+        <w:rPr>
+          <w:rFonts w:ascii="宋体" w:eastAsia="宋体" w:hAnsi="宋体"/>
+          <w:sz w:val="24"/>
+          <w:szCs w:val="28"/>
+        </w:rPr>
+        <w:t>控与续航能力仍有优化空间，当前分级功耗管理策略仅针对基础运行模块</w:t>
+      </w:r>
+      <w:proofErr w:type="gramStart"/>
+      <w:r>
+        <w:rPr>
+          <w:rFonts w:ascii="宋体" w:eastAsia="宋体" w:hAnsi="宋体"/>
+          <w:sz w:val="24"/>
+          <w:szCs w:val="28"/>
+        </w:rPr>
+        <w:t>做启停管</w:t>
+      </w:r>
+      <w:proofErr w:type="gramEnd"/>
+      <w:r>
+        <w:rPr>
+          <w:rFonts w:ascii="宋体" w:eastAsia="宋体" w:hAnsi="宋体"/>
+          <w:sz w:val="24"/>
+          <w:szCs w:val="28"/>
+        </w:rPr>
+        <w:t>控，整机空载与满载功耗差距较大，设备全天候连续陪护工况下续航时</w:t>
+      </w:r>
+      <w:proofErr w:type="gramStart"/>
+      <w:r>
+        <w:rPr>
+          <w:rFonts w:ascii="宋体" w:eastAsia="宋体" w:hAnsi="宋体"/>
+          <w:sz w:val="24"/>
+          <w:szCs w:val="28"/>
+        </w:rPr>
+        <w:t>长无法</w:t>
+      </w:r>
+      <w:proofErr w:type="gramEnd"/>
+      <w:r>
+        <w:rPr>
+          <w:rFonts w:ascii="宋体" w:eastAsia="宋体" w:hAnsi="宋体"/>
+          <w:sz w:val="24"/>
+          <w:szCs w:val="28"/>
+        </w:rPr>
+        <w:t>满足全天无人值守需求；同时机身整体密封结构仅满足基础防尘需求，未做防水防潮专项结构设计，环境耐受能力存在短板，无法适配阳台、卫生间等潮湿居家区域运行。</w:t>
       </w:r>
     </w:p>
     <w:p>
@@ -711,18 +869,36 @@
         <w:spacing w:before="120" w:after="120" w:line="288" w:lineRule="auto"/>
         <w:ind w:firstLineChars="200" w:firstLine="480"/>
         <w:rPr>
-          <w:rFonts w:ascii="宋体" w:eastAsia="宋体" w:hAnsi="宋体"/>
-          <w:sz w:val="24"/>
-          <w:szCs w:val="28"/>
-        </w:rPr>
-      </w:pPr>
-      <w:r>
-        <w:rPr>
           <w:rFonts w:ascii="宋体" w:eastAsia="宋体" w:hAnsi="宋体" w:cs="Arial"/>
           <w:sz w:val="24"/>
           <w:szCs w:val="28"/>
         </w:rPr>
-        <w:t>结合本项目现存短板与智能宠物设备行业发展趋势，后续可从算法升级、功能拓展、硬件迭代、场景适配四个维度开展全方位优化升级，进一步提升设备智能化水平、功能丰富度与市场竞争力，具体优化方向如下。</w:t>
+      </w:pPr>
+      <w:r>
+        <w:rPr>
+          <w:rFonts w:ascii="宋体" w:eastAsia="宋体" w:hAnsi="宋体" w:cs="Arial"/>
+          <w:sz w:val="24"/>
+          <w:szCs w:val="28"/>
+        </w:rPr>
+        <w:t>结合本次样机现存的技术短板，同时结合当下智能陪伴机器人、智能家居融合行业发展趋势，后续可以从视觉算法迭代、自主导航功能升级、智能交互体系拓展、硬件功耗优化、智能家居生态</w:t>
+      </w:r>
+      <w:proofErr w:type="gramStart"/>
+      <w:r>
+        <w:rPr>
+          <w:rFonts w:ascii="宋体" w:eastAsia="宋体" w:hAnsi="宋体" w:cs="Arial"/>
+          <w:sz w:val="24"/>
+          <w:szCs w:val="28"/>
+        </w:rPr>
+        <w:t>联动五</w:t>
+      </w:r>
+      <w:proofErr w:type="gramEnd"/>
+      <w:r>
+        <w:rPr>
+          <w:rFonts w:ascii="宋体" w:eastAsia="宋体" w:hAnsi="宋体" w:cs="Arial"/>
+          <w:sz w:val="24"/>
+          <w:szCs w:val="28"/>
+        </w:rPr>
+        <w:t>大方向对设备进行全方位升级，进一步提升产品智能化水平与市场适配能力。</w:t>
       </w:r>
     </w:p>
     <w:p>
@@ -730,27 +906,18 @@
         <w:spacing w:before="120" w:after="120" w:line="288" w:lineRule="auto"/>
         <w:ind w:firstLineChars="200" w:firstLine="480"/>
         <w:rPr>
-          <w:rFonts w:ascii="宋体" w:eastAsia="宋体" w:hAnsi="宋体"/>
-          <w:sz w:val="24"/>
-          <w:szCs w:val="28"/>
-        </w:rPr>
-      </w:pPr>
-      <w:r>
-        <w:rPr>
           <w:rFonts w:ascii="宋体" w:eastAsia="宋体" w:hAnsi="宋体" w:cs="Arial"/>
           <w:sz w:val="24"/>
           <w:szCs w:val="28"/>
         </w:rPr>
-        <w:t>第一，</w:t>
-      </w:r>
+      </w:pPr>
       <w:r>
         <w:rPr>
           <w:rFonts w:ascii="宋体" w:eastAsia="宋体" w:hAnsi="宋体" w:cs="Arial"/>
-          <w:b/>
-          <w:sz w:val="24"/>
-          <w:szCs w:val="28"/>
-        </w:rPr>
-        <w:t>升级智能视觉算法，拓宽场景适配范围</w:t>
+          <w:sz w:val="24"/>
+          <w:szCs w:val="28"/>
+        </w:rPr>
+        <w:t>后续可以基于深度学习神经网络优化视觉识别算法，扩充宠物特征训练数据集，新增多品类宠物识别模型，拓宽设备适配宠物种类；同时优化复杂背景干扰下的目标抗干扰算法，强化大面积遮挡、极端光照、高密度杂物场景下的目标跟踪稳定性。除此之外，新增宠物行为识别与情绪分析功能，依托视觉画面识别宠物独处状态，自主触发灯光互动、音效安抚、趣味逗宠等自适应互动</w:t>
       </w:r>
       <w:r>
         <w:rPr>
@@ -758,7 +925,8 @@
           <w:sz w:val="24"/>
           <w:szCs w:val="28"/>
         </w:rPr>
-        <w:t>。后续可引入深度学习神经网络算法，扩大宠物特征样本训练数据集，新增小众宠物识别品类，提升设备多宠物适配能力；同时优化极端复杂场景的目标识别与抗干扰算法，强化大面积遮挡、复杂背景、极端光照环境下的识别稳定性，提升设备全天候、全场景感知能力。此外，新增宠物行为识别与情绪研判功能，可根据宠物跑动、休憩、躁动、独处等行为状态，自动匹配对应的陪护与互动模式，实现精细化智能陪护。</w:t>
+        <w:lastRenderedPageBreak/>
+        <w:t>行为，进一步提升无人陪护的精细化程度，更好缓解宠物独处焦虑。</w:t>
       </w:r>
     </w:p>
     <w:p>
@@ -766,35 +934,72 @@
         <w:spacing w:before="120" w:after="120" w:line="288" w:lineRule="auto"/>
         <w:ind w:firstLineChars="200" w:firstLine="480"/>
         <w:rPr>
-          <w:rFonts w:ascii="宋体" w:eastAsia="宋体" w:hAnsi="宋体"/>
-          <w:sz w:val="24"/>
-          <w:szCs w:val="28"/>
-        </w:rPr>
-      </w:pPr>
-      <w:r>
-        <w:rPr>
           <w:rFonts w:ascii="宋体" w:eastAsia="宋体" w:hAnsi="宋体" w:cs="Arial"/>
           <w:sz w:val="24"/>
           <w:szCs w:val="28"/>
         </w:rPr>
-        <w:t>第二，</w:t>
-      </w:r>
+      </w:pPr>
       <w:r>
         <w:rPr>
           <w:rFonts w:ascii="宋体" w:eastAsia="宋体" w:hAnsi="宋体" w:cs="Arial"/>
-          <w:b/>
-          <w:sz w:val="24"/>
-          <w:szCs w:val="28"/>
-        </w:rPr>
-        <w:t>搭载SLAM导航技术，实现全自主智能化作业</w:t>
-      </w:r>
+          <w:sz w:val="24"/>
+          <w:szCs w:val="28"/>
+        </w:rPr>
+        <w:t>在自主运动能力升级方面，后续可移植视觉SLAM或者激光SLAM导航算法，</w:t>
+      </w:r>
+      <w:proofErr w:type="gramStart"/>
       <w:r>
         <w:rPr>
           <w:rFonts w:ascii="宋体" w:eastAsia="宋体" w:hAnsi="宋体" w:cs="Arial"/>
           <w:sz w:val="24"/>
           <w:szCs w:val="28"/>
         </w:rPr>
-        <w:t>。后续可移植激光SLAM或视觉SLAM算法，搭配高精度定位模块，实现全屋环境地图构建、实时定位、自主路径规划、定点巡航巡检功能。新增自主回充、断点续巡、区域划定陪护功能，支持设备在无宠物目标时自主开展全屋环境巡检、定点看护，进一步提升设备自主智能化水平，摆脱对人工操控的依赖。</w:t>
+        <w:t>搭配高</w:t>
+      </w:r>
+      <w:proofErr w:type="gramEnd"/>
+      <w:r>
+        <w:rPr>
+          <w:rFonts w:ascii="宋体" w:eastAsia="宋体" w:hAnsi="宋体" w:cs="Arial"/>
+          <w:sz w:val="24"/>
+          <w:szCs w:val="28"/>
+        </w:rPr>
+        <w:t>精度定位模块，实现全屋室内地图自主构建、实时定位、全局路径规划、定点巡航巡检等功能，同时新增</w:t>
+      </w:r>
+      <w:proofErr w:type="gramStart"/>
+      <w:r>
+        <w:rPr>
+          <w:rFonts w:ascii="宋体" w:eastAsia="宋体" w:hAnsi="宋体" w:cs="Arial"/>
+          <w:sz w:val="24"/>
+          <w:szCs w:val="28"/>
+        </w:rPr>
+        <w:t>自主回</w:t>
+      </w:r>
+      <w:proofErr w:type="gramEnd"/>
+      <w:r>
+        <w:rPr>
+          <w:rFonts w:ascii="宋体" w:eastAsia="宋体" w:hAnsi="宋体" w:cs="Arial"/>
+          <w:sz w:val="24"/>
+          <w:szCs w:val="28"/>
+        </w:rPr>
+        <w:t>充模块，设备电量不足时可自主返回充电</w:t>
+      </w:r>
+      <w:proofErr w:type="gramStart"/>
+      <w:r>
+        <w:rPr>
+          <w:rFonts w:ascii="宋体" w:eastAsia="宋体" w:hAnsi="宋体" w:cs="Arial"/>
+          <w:sz w:val="24"/>
+          <w:szCs w:val="28"/>
+        </w:rPr>
+        <w:t>座完成</w:t>
+      </w:r>
+      <w:proofErr w:type="gramEnd"/>
+      <w:r>
+        <w:rPr>
+          <w:rFonts w:ascii="宋体" w:eastAsia="宋体" w:hAnsi="宋体" w:cs="Arial"/>
+          <w:sz w:val="24"/>
+          <w:szCs w:val="28"/>
+        </w:rPr>
+        <w:t>补能，彻底摆脱人工充电与远程操控依赖，实现真正意义上的全自主无人陪护。</w:t>
       </w:r>
     </w:p>
     <w:p>
@@ -802,44 +1007,18 @@
         <w:spacing w:before="120" w:after="120" w:line="288" w:lineRule="auto"/>
         <w:ind w:firstLineChars="200" w:firstLine="480"/>
         <w:rPr>
-          <w:rFonts w:ascii="宋体" w:eastAsia="宋体" w:hAnsi="宋体"/>
-          <w:sz w:val="24"/>
-          <w:szCs w:val="28"/>
-        </w:rPr>
-      </w:pPr>
-      <w:r>
-        <w:rPr>
           <w:rFonts w:ascii="宋体" w:eastAsia="宋体" w:hAnsi="宋体" w:cs="Arial"/>
           <w:sz w:val="24"/>
           <w:szCs w:val="28"/>
         </w:rPr>
-        <w:t>第三，</w:t>
-      </w:r>
+      </w:pPr>
       <w:r>
         <w:rPr>
           <w:rFonts w:ascii="宋体" w:eastAsia="宋体" w:hAnsi="宋体" w:cs="Arial"/>
-          <w:b/>
-          <w:sz w:val="24"/>
-          <w:szCs w:val="28"/>
-        </w:rPr>
-        <w:t>丰富智能交互体系，提升人机宠互动体验</w:t>
-      </w:r>
-      <w:r>
-        <w:rPr>
-          <w:rFonts w:ascii="宋体" w:eastAsia="宋体" w:hAnsi="宋体" w:cs="Arial"/>
-          <w:sz w:val="24"/>
-          <w:szCs w:val="28"/>
-        </w:rPr>
-        <w:t>。新增离线智能语音识别与语义交互模块，实现用户语音指令操控、人机智能对话；搭载宠物情绪感知</w:t>
-      </w:r>
-      <w:r>
-        <w:rPr>
-          <w:rFonts w:ascii="宋体" w:eastAsia="宋体" w:hAnsi="宋体" w:cs="Arial"/>
-          <w:sz w:val="24"/>
-          <w:szCs w:val="28"/>
-        </w:rPr>
-        <w:lastRenderedPageBreak/>
-        <w:t>算法，结合行为特征与声音特征判别宠物独处情绪，自动触发灯光互动、音效安抚、趣味逗宠等自适应互动行为。同时拓展AI趣味逗宠功能，新增激光逗宠、动态跟随互动等多样化陪护模式，丰富宠物独处体验，最大化缓解宠物独处焦虑。</w:t>
+          <w:sz w:val="24"/>
+          <w:szCs w:val="28"/>
+        </w:rPr>
+        <w:t>智能交互层面可以新增本地离线语音识别模块，实现无需联网即可响应本地语音控制指令，简化用户操作流程；同时搭载宠物情绪识别算法，结合宠物肢体动作与叫声综合判断情绪状态，针对性开展互动安抚。另外可以拓展激光逗宠、动态玩具互动等趣味陪护功能，丰富宠物独处期间的互动玩法，进一步提升产品陪护价值。</w:t>
       </w:r>
     </w:p>
     <w:p>
@@ -847,35 +1026,54 @@
         <w:spacing w:before="120" w:after="120" w:line="288" w:lineRule="auto"/>
         <w:ind w:firstLineChars="200" w:firstLine="480"/>
         <w:rPr>
-          <w:rFonts w:ascii="宋体" w:eastAsia="宋体" w:hAnsi="宋体"/>
-          <w:sz w:val="24"/>
-          <w:szCs w:val="28"/>
-        </w:rPr>
-      </w:pPr>
-      <w:r>
-        <w:rPr>
           <w:rFonts w:ascii="宋体" w:eastAsia="宋体" w:hAnsi="宋体" w:cs="Arial"/>
           <w:sz w:val="24"/>
           <w:szCs w:val="28"/>
         </w:rPr>
-        <w:t>第四，</w:t>
-      </w:r>
+      </w:pPr>
       <w:r>
         <w:rPr>
           <w:rFonts w:ascii="宋体" w:eastAsia="宋体" w:hAnsi="宋体" w:cs="Arial"/>
-          <w:b/>
-          <w:sz w:val="24"/>
-          <w:szCs w:val="28"/>
-        </w:rPr>
-        <w:t>优化硬件配置与功耗体系，强化长效运行能力</w:t>
-      </w:r>
+          <w:sz w:val="24"/>
+          <w:szCs w:val="28"/>
+        </w:rPr>
+        <w:t>硬件层面可更换大容量锂电池组，搭配更精细化的动态</w:t>
+      </w:r>
+      <w:proofErr w:type="gramStart"/>
       <w:r>
         <w:rPr>
           <w:rFonts w:ascii="宋体" w:eastAsia="宋体" w:hAnsi="宋体" w:cs="Arial"/>
           <w:sz w:val="24"/>
           <w:szCs w:val="28"/>
         </w:rPr>
-        <w:t>。后续可迭代升级大容量锂电池组，搭配更精细化的分级功耗调控算法，进一步提升设备续航时长；优化机身密封与三防结构，升级防尘、防水、防磕碰性能，适配更多复杂居家场景；同时新增温湿度检测、空气质量监测、噪音检测等环境感知模块，拓展居家环境监测、异常预警功能，实现宠物陪护与居家环境管控一体化。</w:t>
+        <w:t>功耗管</w:t>
+      </w:r>
+      <w:proofErr w:type="gramEnd"/>
+      <w:r>
+        <w:rPr>
+          <w:rFonts w:ascii="宋体" w:eastAsia="宋体" w:hAnsi="宋体" w:cs="Arial"/>
+          <w:sz w:val="24"/>
+          <w:szCs w:val="28"/>
+        </w:rPr>
+        <w:t>控策略，根据设备运行场景、任务优先级精准调控每一个硬件模块供电状态，进一步降低空载功耗、延长整机续航时间；同时优化机身密封结构，增加防水防尘胶圈，提升整机三防性能，适配居家更多复杂潮湿区域运行。还可拓展温湿度、空气质量传感器，在宠物陪护的同时兼顾室内居家环境监测，实现</w:t>
+      </w:r>
+      <w:proofErr w:type="gramStart"/>
+      <w:r>
+        <w:rPr>
+          <w:rFonts w:ascii="宋体" w:eastAsia="宋体" w:hAnsi="宋体" w:cs="Arial"/>
+          <w:sz w:val="24"/>
+          <w:szCs w:val="28"/>
+        </w:rPr>
+        <w:t>一</w:t>
+      </w:r>
+      <w:proofErr w:type="gramEnd"/>
+      <w:r>
+        <w:rPr>
+          <w:rFonts w:ascii="宋体" w:eastAsia="宋体" w:hAnsi="宋体" w:cs="Arial"/>
+          <w:sz w:val="24"/>
+          <w:szCs w:val="28"/>
+        </w:rPr>
+        <w:t>机多用。</w:t>
       </w:r>
     </w:p>
     <w:p>
@@ -883,1232 +1081,38 @@
         <w:spacing w:before="120" w:after="120" w:line="288" w:lineRule="auto"/>
         <w:ind w:firstLineChars="200" w:firstLine="480"/>
         <w:rPr>
+          <w:rFonts w:ascii="宋体" w:eastAsia="宋体" w:hAnsi="宋体" w:cs="Arial" w:hint="eastAsia"/>
+          <w:sz w:val="24"/>
+          <w:szCs w:val="28"/>
+        </w:rPr>
+      </w:pPr>
+      <w:r>
+        <w:rPr>
           <w:rFonts w:ascii="宋体" w:eastAsia="宋体" w:hAnsi="宋体" w:cs="Arial"/>
           <w:sz w:val="24"/>
           <w:szCs w:val="28"/>
         </w:rPr>
-      </w:pPr>
+        <w:t>长远来看，可将设备接入主流智能家居生态系统，实现机器人与室内灯光、空调、新风系统的智能联动，根据宠物活动区域自主调节室内环境参数，打造一体化智能养宠空间；同时搭建云端数据后台，长期记录宠物活动轨迹、活动时长、饮食投喂数据，通过大数据分析生成专属宠物养护报告，为用户</w:t>
+      </w:r>
+      <w:proofErr w:type="gramStart"/>
       <w:r>
         <w:rPr>
           <w:rFonts w:ascii="宋体" w:eastAsia="宋体" w:hAnsi="宋体" w:cs="Arial"/>
           <w:sz w:val="24"/>
           <w:szCs w:val="28"/>
         </w:rPr>
-        <w:t>第五，</w:t>
-      </w:r>
+        <w:t>科学养宠提供</w:t>
+      </w:r>
+      <w:proofErr w:type="gramEnd"/>
       <w:r>
         <w:rPr>
           <w:rFonts w:ascii="宋体" w:eastAsia="宋体" w:hAnsi="宋体" w:cs="Arial"/>
-          <w:b/>
-          <w:sz w:val="24"/>
-          <w:szCs w:val="28"/>
-        </w:rPr>
-        <w:t>拓展智能化联动与数据运营功能</w:t>
-      </w:r>
-      <w:r>
-        <w:rPr>
-          <w:rFonts w:ascii="宋体" w:eastAsia="宋体" w:hAnsi="宋体" w:cs="Arial"/>
-          <w:sz w:val="24"/>
-          <w:szCs w:val="28"/>
-        </w:rPr>
-        <w:t>。后续可接入智能家居生态，实现设备与家居设备的智能联动，根据宠物活动状态自动调控室内灯光、空调、新风等设备，打造一体化智能养宠场景；同时优化云端数据存储与分析功能，长期记录宠物活动规律、陪护数据、饮食记录，通过大数据分析生成宠物养护报告，为用户科学化、精细化养宠提供数据支撑，进一步提升产品市场化价值与用户体验。</w:t>
-      </w:r>
-    </w:p>
-    <w:p>
-      <w:pPr>
-        <w:pStyle w:val="21bc9c4b-6a32-43e5-beaa-fd2d792c5735"/>
-        <w:jc w:val="center"/>
-      </w:pPr>
-      <w:bookmarkStart w:id="0" w:name="_Toc232666176"/>
-      <w:r>
-        <w:rPr>
-          <w:rFonts w:hint="eastAsia"/>
-        </w:rPr>
-        <w:t>参考文献</w:t>
-      </w:r>
-      <w:bookmarkEnd w:id="0"/>
-    </w:p>
-    <w:p>
-      <w:pPr>
-        <w:pStyle w:val="a9"/>
-        <w:numPr>
-          <w:ilvl w:val="0"/>
-          <w:numId w:val="1"/>
-        </w:numPr>
-        <w:spacing w:after="160" w:line="278" w:lineRule="auto"/>
-        <w:contextualSpacing w:val="0"/>
-        <w:jc w:val="left"/>
-        <w:rPr>
-          <w:rFonts w:ascii="Times New Roman" w:eastAsia="宋体" w:hAnsi="Times New Roman" w:cs="Times New Roman"/>
-        </w:rPr>
-      </w:pPr>
-      <w:r>
-        <w:rPr>
-          <w:rFonts w:ascii="Times New Roman" w:eastAsia="宋体" w:hAnsi="Times New Roman" w:cs="Times New Roman"/>
-        </w:rPr>
-        <w:t>钟豪</w:t>
-      </w:r>
-      <w:r>
-        <w:rPr>
-          <w:rFonts w:ascii="Times New Roman" w:eastAsia="宋体" w:hAnsi="Times New Roman" w:cs="Times New Roman"/>
-        </w:rPr>
-        <w:t>,</w:t>
-      </w:r>
-      <w:r>
-        <w:rPr>
-          <w:rFonts w:ascii="Times New Roman" w:eastAsia="宋体" w:hAnsi="Times New Roman" w:cs="Times New Roman"/>
-        </w:rPr>
-        <w:t>吴文福</w:t>
-      </w:r>
-      <w:r>
-        <w:rPr>
-          <w:rFonts w:ascii="Times New Roman" w:eastAsia="宋体" w:hAnsi="Times New Roman" w:cs="Times New Roman"/>
-        </w:rPr>
-        <w:t>,</w:t>
-      </w:r>
-      <w:r>
-        <w:rPr>
-          <w:rFonts w:ascii="Times New Roman" w:eastAsia="宋体" w:hAnsi="Times New Roman" w:cs="Times New Roman"/>
-        </w:rPr>
-        <w:t>尹慧敏</w:t>
-      </w:r>
-      <w:r>
-        <w:rPr>
-          <w:rFonts w:ascii="Times New Roman" w:eastAsia="宋体" w:hAnsi="Times New Roman" w:cs="Times New Roman"/>
-        </w:rPr>
-        <w:t>,</w:t>
-      </w:r>
-      <w:r>
-        <w:rPr>
-          <w:rFonts w:ascii="Times New Roman" w:eastAsia="宋体" w:hAnsi="Times New Roman" w:cs="Times New Roman"/>
-        </w:rPr>
-        <w:t>等</w:t>
-      </w:r>
-      <w:r>
-        <w:rPr>
-          <w:rFonts w:ascii="Times New Roman" w:eastAsia="宋体" w:hAnsi="Times New Roman" w:cs="Times New Roman"/>
-        </w:rPr>
-        <w:t>.</w:t>
-      </w:r>
-      <w:r>
-        <w:rPr>
-          <w:rFonts w:ascii="Times New Roman" w:eastAsia="宋体" w:hAnsi="Times New Roman" w:cs="Times New Roman"/>
-        </w:rPr>
-        <w:t>基于</w:t>
-      </w:r>
-      <w:r>
-        <w:rPr>
-          <w:rFonts w:ascii="Times New Roman" w:eastAsia="宋体" w:hAnsi="Times New Roman" w:cs="Times New Roman"/>
-        </w:rPr>
-        <w:t>STM32</w:t>
-      </w:r>
-      <w:r>
-        <w:rPr>
-          <w:rFonts w:ascii="Times New Roman" w:eastAsia="宋体" w:hAnsi="Times New Roman" w:cs="Times New Roman"/>
-        </w:rPr>
-        <w:t>与物联网的粮仓智能巡检机器人系统设计</w:t>
-      </w:r>
-      <w:r>
-        <w:rPr>
-          <w:rFonts w:ascii="Times New Roman" w:eastAsia="宋体" w:hAnsi="Times New Roman" w:cs="Times New Roman"/>
-        </w:rPr>
-        <w:t>[J/OL].</w:t>
-      </w:r>
-      <w:r>
-        <w:rPr>
-          <w:rFonts w:ascii="Times New Roman" w:eastAsia="宋体" w:hAnsi="Times New Roman" w:cs="Times New Roman"/>
-        </w:rPr>
-        <w:t>吉林农业大学学报</w:t>
-      </w:r>
-      <w:r>
-        <w:rPr>
-          <w:rFonts w:ascii="Times New Roman" w:eastAsia="宋体" w:hAnsi="Times New Roman" w:cs="Times New Roman"/>
-        </w:rPr>
-        <w:t>,1-12[2026-04-17].https://link.cnki.net/urlid/22.1100.S.20260411.1456.002.</w:t>
-      </w:r>
-    </w:p>
-    <w:p>
-      <w:pPr>
-        <w:pStyle w:val="a9"/>
-        <w:numPr>
-          <w:ilvl w:val="0"/>
-          <w:numId w:val="1"/>
-        </w:numPr>
-        <w:spacing w:after="160" w:line="278" w:lineRule="auto"/>
-        <w:contextualSpacing w:val="0"/>
-        <w:jc w:val="left"/>
-        <w:rPr>
-          <w:rFonts w:ascii="Times New Roman" w:eastAsia="宋体" w:hAnsi="Times New Roman" w:cs="Times New Roman"/>
-        </w:rPr>
-      </w:pPr>
-      <w:r>
-        <w:rPr>
-          <w:rFonts w:ascii="Times New Roman" w:eastAsia="宋体" w:hAnsi="Times New Roman" w:cs="Times New Roman"/>
-        </w:rPr>
-        <w:t>张茜</w:t>
-      </w:r>
-      <w:r>
-        <w:rPr>
-          <w:rFonts w:ascii="Times New Roman" w:eastAsia="宋体" w:hAnsi="Times New Roman" w:cs="Times New Roman"/>
-        </w:rPr>
-        <w:t>,</w:t>
-      </w:r>
-      <w:r>
-        <w:rPr>
-          <w:rFonts w:ascii="Times New Roman" w:eastAsia="宋体" w:hAnsi="Times New Roman" w:cs="Times New Roman"/>
-        </w:rPr>
-        <w:t>郭博雨</w:t>
-      </w:r>
-      <w:r>
-        <w:rPr>
-          <w:rFonts w:ascii="Times New Roman" w:eastAsia="宋体" w:hAnsi="Times New Roman" w:cs="Times New Roman"/>
-        </w:rPr>
-        <w:t>.</w:t>
-      </w:r>
-      <w:r>
-        <w:rPr>
-          <w:rFonts w:ascii="Times New Roman" w:eastAsia="宋体" w:hAnsi="Times New Roman" w:cs="Times New Roman"/>
-        </w:rPr>
-        <w:t>基于</w:t>
-      </w:r>
-      <w:r>
-        <w:rPr>
-          <w:rFonts w:ascii="Times New Roman" w:eastAsia="宋体" w:hAnsi="Times New Roman" w:cs="Times New Roman"/>
-        </w:rPr>
-        <w:t>ROS</w:t>
-      </w:r>
-      <w:r>
-        <w:rPr>
-          <w:rFonts w:ascii="Times New Roman" w:eastAsia="宋体" w:hAnsi="Times New Roman" w:cs="Times New Roman"/>
-        </w:rPr>
-        <w:t>的自主跟随式医疗辅助机器人设计</w:t>
-      </w:r>
-      <w:r>
-        <w:rPr>
-          <w:rFonts w:ascii="Times New Roman" w:eastAsia="宋体" w:hAnsi="Times New Roman" w:cs="Times New Roman"/>
-        </w:rPr>
-        <w:t>[J].</w:t>
-      </w:r>
-      <w:r>
-        <w:rPr>
-          <w:rFonts w:ascii="Times New Roman" w:eastAsia="宋体" w:hAnsi="Times New Roman" w:cs="Times New Roman"/>
-        </w:rPr>
-        <w:t>自动化应用</w:t>
-      </w:r>
-      <w:r>
-        <w:rPr>
-          <w:rFonts w:ascii="Times New Roman" w:eastAsia="宋体" w:hAnsi="Times New Roman" w:cs="Times New Roman"/>
-        </w:rPr>
-        <w:t>,2025,66(06):28-29+32.DOI:10.19769/j.zdhy.2025.06.009.</w:t>
-      </w:r>
-    </w:p>
-    <w:p>
-      <w:pPr>
-        <w:pStyle w:val="a9"/>
-        <w:numPr>
-          <w:ilvl w:val="0"/>
-          <w:numId w:val="1"/>
-        </w:numPr>
-        <w:spacing w:after="160" w:line="278" w:lineRule="auto"/>
-        <w:contextualSpacing w:val="0"/>
-        <w:jc w:val="left"/>
-        <w:rPr>
-          <w:rFonts w:ascii="Times New Roman" w:eastAsia="宋体" w:hAnsi="Times New Roman" w:cs="Times New Roman"/>
-        </w:rPr>
-      </w:pPr>
-      <w:r>
-        <w:rPr>
-          <w:rFonts w:ascii="Times New Roman" w:eastAsia="宋体" w:hAnsi="Times New Roman" w:cs="Times New Roman"/>
-        </w:rPr>
-        <w:t>翟延超</w:t>
-      </w:r>
-      <w:r>
-        <w:rPr>
-          <w:rFonts w:ascii="Times New Roman" w:eastAsia="宋体" w:hAnsi="Times New Roman" w:cs="Times New Roman"/>
-        </w:rPr>
-        <w:t>.</w:t>
-      </w:r>
-      <w:r>
-        <w:rPr>
-          <w:rFonts w:ascii="Times New Roman" w:eastAsia="宋体" w:hAnsi="Times New Roman" w:cs="Times New Roman"/>
-        </w:rPr>
-        <w:t>基于多传感器融合的自主跟随机器人关键技术研究</w:t>
-      </w:r>
-      <w:r>
-        <w:rPr>
-          <w:rFonts w:ascii="Times New Roman" w:eastAsia="宋体" w:hAnsi="Times New Roman" w:cs="Times New Roman"/>
-        </w:rPr>
-        <w:t>[D].</w:t>
-      </w:r>
-      <w:r>
-        <w:rPr>
-          <w:rFonts w:ascii="Times New Roman" w:eastAsia="宋体" w:hAnsi="Times New Roman" w:cs="Times New Roman"/>
-        </w:rPr>
-        <w:t>西安建筑科技大学</w:t>
-      </w:r>
-      <w:r>
-        <w:rPr>
-          <w:rFonts w:ascii="Times New Roman" w:eastAsia="宋体" w:hAnsi="Times New Roman" w:cs="Times New Roman"/>
-        </w:rPr>
-        <w:t>,2024.DOI:10.27393/d.cnki.gxazu.2024.000606.</w:t>
-      </w:r>
-    </w:p>
-    <w:p>
-      <w:pPr>
-        <w:pStyle w:val="a9"/>
-        <w:numPr>
-          <w:ilvl w:val="0"/>
-          <w:numId w:val="1"/>
-        </w:numPr>
-        <w:spacing w:after="160" w:line="278" w:lineRule="auto"/>
-        <w:contextualSpacing w:val="0"/>
-        <w:jc w:val="left"/>
-        <w:rPr>
-          <w:rFonts w:ascii="Times New Roman" w:eastAsia="宋体" w:hAnsi="Times New Roman" w:cs="Times New Roman"/>
-        </w:rPr>
-      </w:pPr>
-      <w:r>
-        <w:rPr>
-          <w:rFonts w:ascii="Times New Roman" w:eastAsia="宋体" w:hAnsi="Times New Roman" w:cs="Times New Roman"/>
-        </w:rPr>
-        <w:t>李紫妍</w:t>
-      </w:r>
-      <w:r>
-        <w:rPr>
-          <w:rFonts w:ascii="Times New Roman" w:eastAsia="宋体" w:hAnsi="Times New Roman" w:cs="Times New Roman"/>
-        </w:rPr>
-        <w:t>.</w:t>
-      </w:r>
-      <w:r>
-        <w:rPr>
-          <w:rFonts w:ascii="Times New Roman" w:eastAsia="宋体" w:hAnsi="Times New Roman" w:cs="Times New Roman"/>
-        </w:rPr>
-        <w:t>基于情感共生理念的宠物犬陪伴机器人设计研究</w:t>
-      </w:r>
-      <w:r>
-        <w:rPr>
-          <w:rFonts w:ascii="Times New Roman" w:eastAsia="宋体" w:hAnsi="Times New Roman" w:cs="Times New Roman"/>
-        </w:rPr>
-        <w:t>[D].</w:t>
-      </w:r>
-      <w:r>
-        <w:rPr>
-          <w:rFonts w:ascii="Times New Roman" w:eastAsia="宋体" w:hAnsi="Times New Roman" w:cs="Times New Roman"/>
-        </w:rPr>
-        <w:t>北京化工大学</w:t>
-      </w:r>
-      <w:r>
-        <w:rPr>
-          <w:rFonts w:ascii="Times New Roman" w:eastAsia="宋体" w:hAnsi="Times New Roman" w:cs="Times New Roman"/>
-        </w:rPr>
-        <w:t>,2024.DOI:10.26939/d.cnki.gbhgu.2024.000439.</w:t>
-      </w:r>
-    </w:p>
-    <w:p>
-      <w:pPr>
-        <w:pStyle w:val="a9"/>
-        <w:numPr>
-          <w:ilvl w:val="0"/>
-          <w:numId w:val="1"/>
-        </w:numPr>
-        <w:spacing w:after="160" w:line="278" w:lineRule="auto"/>
-        <w:contextualSpacing w:val="0"/>
-        <w:jc w:val="left"/>
-        <w:rPr>
-          <w:rFonts w:ascii="Times New Roman" w:eastAsia="宋体" w:hAnsi="Times New Roman" w:cs="Times New Roman"/>
-        </w:rPr>
-      </w:pPr>
-      <w:r>
-        <w:rPr>
-          <w:rFonts w:ascii="Times New Roman" w:eastAsia="宋体" w:hAnsi="Times New Roman" w:cs="Times New Roman"/>
-        </w:rPr>
-        <w:t>李敏</w:t>
-      </w:r>
-      <w:r>
-        <w:rPr>
-          <w:rFonts w:ascii="Times New Roman" w:eastAsia="宋体" w:hAnsi="Times New Roman" w:cs="Times New Roman"/>
-        </w:rPr>
-        <w:t>,</w:t>
-      </w:r>
-      <w:r>
-        <w:rPr>
-          <w:rFonts w:ascii="Times New Roman" w:eastAsia="宋体" w:hAnsi="Times New Roman" w:cs="Times New Roman"/>
-        </w:rPr>
-        <w:t>李嘉</w:t>
-      </w:r>
-      <w:r>
-        <w:rPr>
-          <w:rFonts w:ascii="Times New Roman" w:eastAsia="宋体" w:hAnsi="Times New Roman" w:cs="Times New Roman"/>
-        </w:rPr>
-        <w:t>.</w:t>
-      </w:r>
-      <w:r>
-        <w:rPr>
-          <w:rFonts w:ascii="Times New Roman" w:eastAsia="宋体" w:hAnsi="Times New Roman" w:cs="Times New Roman"/>
-        </w:rPr>
-        <w:t>基于宠物心理角度的宠物陪伴型机器人设计研究</w:t>
-      </w:r>
-      <w:r>
-        <w:rPr>
-          <w:rFonts w:ascii="Times New Roman" w:eastAsia="宋体" w:hAnsi="Times New Roman" w:cs="Times New Roman"/>
-        </w:rPr>
-        <w:t>[J].</w:t>
-      </w:r>
-      <w:r>
-        <w:rPr>
-          <w:rFonts w:ascii="Times New Roman" w:eastAsia="宋体" w:hAnsi="Times New Roman" w:cs="Times New Roman"/>
-        </w:rPr>
-        <w:t>大众文艺</w:t>
-      </w:r>
-      <w:r>
-        <w:rPr>
-          <w:rFonts w:ascii="Times New Roman" w:eastAsia="宋体" w:hAnsi="Times New Roman" w:cs="Times New Roman"/>
-        </w:rPr>
-        <w:t>,2018,(24):82-83.DOI:10.20112/j.cnki.issn1007-5828.2018.24.056.</w:t>
-      </w:r>
-    </w:p>
-    <w:p>
-      <w:pPr>
-        <w:pStyle w:val="a9"/>
-        <w:numPr>
-          <w:ilvl w:val="0"/>
-          <w:numId w:val="1"/>
-        </w:numPr>
-        <w:spacing w:after="160" w:line="278" w:lineRule="auto"/>
-        <w:contextualSpacing w:val="0"/>
-        <w:jc w:val="left"/>
-        <w:rPr>
-          <w:rFonts w:ascii="Times New Roman" w:eastAsia="宋体" w:hAnsi="Times New Roman" w:cs="Times New Roman"/>
-        </w:rPr>
-      </w:pPr>
-      <w:r>
-        <w:rPr>
-          <w:rFonts w:ascii="Times New Roman" w:eastAsia="宋体" w:hAnsi="Times New Roman" w:cs="Times New Roman"/>
-        </w:rPr>
-        <w:t>姜海东</w:t>
-      </w:r>
-      <w:r>
-        <w:rPr>
-          <w:rFonts w:ascii="Times New Roman" w:eastAsia="宋体" w:hAnsi="Times New Roman" w:cs="Times New Roman"/>
-        </w:rPr>
-        <w:t>,</w:t>
-      </w:r>
-      <w:r>
-        <w:rPr>
-          <w:rFonts w:ascii="Times New Roman" w:eastAsia="宋体" w:hAnsi="Times New Roman" w:cs="Times New Roman"/>
-        </w:rPr>
-        <w:t>姜小宾</w:t>
-      </w:r>
-      <w:r>
-        <w:rPr>
-          <w:rFonts w:ascii="Times New Roman" w:eastAsia="宋体" w:hAnsi="Times New Roman" w:cs="Times New Roman"/>
-        </w:rPr>
-        <w:t>,</w:t>
-      </w:r>
-      <w:r>
-        <w:rPr>
-          <w:rFonts w:ascii="Times New Roman" w:eastAsia="宋体" w:hAnsi="Times New Roman" w:cs="Times New Roman"/>
-        </w:rPr>
-        <w:t>陆晓忠</w:t>
-      </w:r>
-      <w:r>
-        <w:rPr>
-          <w:rFonts w:ascii="Times New Roman" w:eastAsia="宋体" w:hAnsi="Times New Roman" w:cs="Times New Roman"/>
-        </w:rPr>
-        <w:t>,</w:t>
-      </w:r>
-      <w:r>
-        <w:rPr>
-          <w:rFonts w:ascii="Times New Roman" w:eastAsia="宋体" w:hAnsi="Times New Roman" w:cs="Times New Roman"/>
-        </w:rPr>
-        <w:t>等</w:t>
-      </w:r>
-      <w:r>
-        <w:rPr>
-          <w:rFonts w:ascii="Times New Roman" w:eastAsia="宋体" w:hAnsi="Times New Roman" w:cs="Times New Roman"/>
-        </w:rPr>
-        <w:t>.</w:t>
-      </w:r>
-      <w:r>
-        <w:rPr>
-          <w:rFonts w:ascii="Times New Roman" w:eastAsia="宋体" w:hAnsi="Times New Roman" w:cs="Times New Roman"/>
-        </w:rPr>
-        <w:t>基于多传感信息融合的配电室无人值守智慧巡检技术研究</w:t>
-      </w:r>
-      <w:r>
-        <w:rPr>
-          <w:rFonts w:ascii="Times New Roman" w:eastAsia="宋体" w:hAnsi="Times New Roman" w:cs="Times New Roman"/>
-        </w:rPr>
-        <w:t>[J].</w:t>
-      </w:r>
-      <w:r>
-        <w:rPr>
-          <w:rFonts w:ascii="Times New Roman" w:eastAsia="宋体" w:hAnsi="Times New Roman" w:cs="Times New Roman"/>
-        </w:rPr>
-        <w:t>电力设备管理</w:t>
-      </w:r>
-      <w:r>
-        <w:rPr>
-          <w:rFonts w:ascii="Times New Roman" w:eastAsia="宋体" w:hAnsi="Times New Roman" w:cs="Times New Roman"/>
-        </w:rPr>
-        <w:t>,2026,(03):180-182.DOI:10.26977/j.cnki.dlsbgl.2026.03.079.</w:t>
-      </w:r>
-    </w:p>
-    <w:p>
-      <w:pPr>
-        <w:pStyle w:val="a9"/>
-        <w:numPr>
-          <w:ilvl w:val="0"/>
-          <w:numId w:val="1"/>
-        </w:numPr>
-        <w:spacing w:after="160" w:line="278" w:lineRule="auto"/>
-        <w:contextualSpacing w:val="0"/>
-        <w:jc w:val="left"/>
-        <w:rPr>
-          <w:rFonts w:ascii="Times New Roman" w:eastAsia="宋体" w:hAnsi="Times New Roman" w:cs="Times New Roman"/>
-        </w:rPr>
-      </w:pPr>
-      <w:r>
-        <w:rPr>
-          <w:rFonts w:ascii="Times New Roman" w:eastAsia="宋体" w:hAnsi="Times New Roman" w:cs="Times New Roman"/>
-        </w:rPr>
-        <w:t>苗雨</w:t>
-      </w:r>
-      <w:r>
-        <w:rPr>
-          <w:rFonts w:ascii="Times New Roman" w:eastAsia="宋体" w:hAnsi="Times New Roman" w:cs="Times New Roman"/>
-        </w:rPr>
-        <w:t>.</w:t>
-      </w:r>
-      <w:r>
-        <w:rPr>
-          <w:rFonts w:ascii="Times New Roman" w:eastAsia="宋体" w:hAnsi="Times New Roman" w:cs="Times New Roman"/>
-        </w:rPr>
-        <w:t>基于</w:t>
-      </w:r>
-      <w:r>
-        <w:rPr>
-          <w:rFonts w:ascii="Times New Roman" w:eastAsia="宋体" w:hAnsi="Times New Roman" w:cs="Times New Roman"/>
-        </w:rPr>
-        <w:t>PID</w:t>
-      </w:r>
-      <w:r>
-        <w:rPr>
-          <w:rFonts w:ascii="Times New Roman" w:eastAsia="宋体" w:hAnsi="Times New Roman" w:cs="Times New Roman"/>
-        </w:rPr>
-        <w:t>控制的循迹小车路径跟踪算法优化研究</w:t>
-      </w:r>
-      <w:r>
-        <w:rPr>
-          <w:rFonts w:ascii="Times New Roman" w:eastAsia="宋体" w:hAnsi="Times New Roman" w:cs="Times New Roman"/>
-        </w:rPr>
-        <w:t>[J].</w:t>
-      </w:r>
-      <w:r>
-        <w:rPr>
-          <w:rFonts w:ascii="Times New Roman" w:eastAsia="宋体" w:hAnsi="Times New Roman" w:cs="Times New Roman"/>
-        </w:rPr>
-        <w:t>信息与电脑</w:t>
-      </w:r>
-      <w:r>
-        <w:rPr>
-          <w:rFonts w:ascii="Times New Roman" w:eastAsia="宋体" w:hAnsi="Times New Roman" w:cs="Times New Roman"/>
-        </w:rPr>
-        <w:t>,2025,37(23):72-74.</w:t>
-      </w:r>
-    </w:p>
-    <w:p>
-      <w:pPr>
-        <w:pStyle w:val="a9"/>
-        <w:numPr>
-          <w:ilvl w:val="0"/>
-          <w:numId w:val="1"/>
-        </w:numPr>
-        <w:spacing w:after="160" w:line="278" w:lineRule="auto"/>
-        <w:contextualSpacing w:val="0"/>
-        <w:jc w:val="left"/>
-        <w:rPr>
-          <w:rFonts w:ascii="Times New Roman" w:eastAsia="宋体" w:hAnsi="Times New Roman" w:cs="Times New Roman"/>
-        </w:rPr>
-      </w:pPr>
-      <w:r>
-        <w:rPr>
-          <w:rFonts w:ascii="Times New Roman" w:eastAsia="宋体" w:hAnsi="Times New Roman" w:cs="Times New Roman"/>
-        </w:rPr>
-        <w:t>潘俊霖</w:t>
-      </w:r>
-      <w:r>
-        <w:rPr>
-          <w:rFonts w:ascii="Times New Roman" w:eastAsia="宋体" w:hAnsi="Times New Roman" w:cs="Times New Roman"/>
-        </w:rPr>
-        <w:t>,</w:t>
-      </w:r>
-      <w:r>
-        <w:rPr>
-          <w:rFonts w:ascii="Times New Roman" w:eastAsia="宋体" w:hAnsi="Times New Roman" w:cs="Times New Roman"/>
-        </w:rPr>
-        <w:t>邱健斌</w:t>
-      </w:r>
-      <w:r>
-        <w:rPr>
-          <w:rFonts w:ascii="Times New Roman" w:eastAsia="宋体" w:hAnsi="Times New Roman" w:cs="Times New Roman"/>
-        </w:rPr>
-        <w:t>,</w:t>
-      </w:r>
-      <w:r>
-        <w:rPr>
-          <w:rFonts w:ascii="Times New Roman" w:eastAsia="宋体" w:hAnsi="Times New Roman" w:cs="Times New Roman"/>
-        </w:rPr>
-        <w:t>许瑞</w:t>
-      </w:r>
-      <w:r>
-        <w:rPr>
-          <w:rFonts w:ascii="Times New Roman" w:eastAsia="宋体" w:hAnsi="Times New Roman" w:cs="Times New Roman"/>
-        </w:rPr>
-        <w:t xml:space="preserve">. </w:t>
-      </w:r>
-      <w:r>
-        <w:rPr>
-          <w:rFonts w:ascii="Times New Roman" w:eastAsia="宋体" w:hAnsi="Times New Roman" w:cs="Times New Roman"/>
-        </w:rPr>
-        <w:t>基于</w:t>
-      </w:r>
-      <w:r>
-        <w:rPr>
-          <w:rFonts w:ascii="Times New Roman" w:eastAsia="宋体" w:hAnsi="Times New Roman" w:cs="Times New Roman"/>
-        </w:rPr>
-        <w:t>MATLAB</w:t>
-      </w:r>
-      <w:r>
-        <w:rPr>
-          <w:rFonts w:ascii="Times New Roman" w:eastAsia="宋体" w:hAnsi="Times New Roman" w:cs="Times New Roman"/>
-        </w:rPr>
-        <w:t>的智能小车路径识别及其算法优化</w:t>
-      </w:r>
-      <w:r>
-        <w:rPr>
-          <w:rFonts w:ascii="Times New Roman" w:eastAsia="宋体" w:hAnsi="Times New Roman" w:cs="Times New Roman"/>
-        </w:rPr>
-        <w:t>[J].</w:t>
-      </w:r>
-      <w:r>
-        <w:rPr>
-          <w:rFonts w:ascii="Times New Roman" w:eastAsia="宋体" w:hAnsi="Times New Roman" w:cs="Times New Roman"/>
-        </w:rPr>
-        <w:t>汽车实用技术</w:t>
-      </w:r>
-      <w:r>
-        <w:rPr>
-          <w:rFonts w:ascii="Times New Roman" w:eastAsia="宋体" w:hAnsi="Times New Roman" w:cs="Times New Roman"/>
-        </w:rPr>
-        <w:t>,2025,50(19):37-42.DOI:10.16638/j.cnki.1671-7988.2025.019.007.</w:t>
-      </w:r>
-    </w:p>
-    <w:p>
-      <w:pPr>
-        <w:pStyle w:val="a9"/>
-        <w:numPr>
-          <w:ilvl w:val="0"/>
-          <w:numId w:val="1"/>
-        </w:numPr>
-        <w:spacing w:after="160" w:line="278" w:lineRule="auto"/>
-        <w:contextualSpacing w:val="0"/>
-        <w:jc w:val="left"/>
-        <w:rPr>
-          <w:rFonts w:ascii="Times New Roman" w:eastAsia="宋体" w:hAnsi="Times New Roman" w:cs="Times New Roman"/>
-        </w:rPr>
-      </w:pPr>
-      <w:r>
-        <w:rPr>
-          <w:rFonts w:ascii="Times New Roman" w:eastAsia="宋体" w:hAnsi="Times New Roman" w:cs="Times New Roman"/>
-        </w:rPr>
-        <w:lastRenderedPageBreak/>
-        <w:t>夏紫涵</w:t>
-      </w:r>
-      <w:r>
-        <w:rPr>
-          <w:rFonts w:ascii="Times New Roman" w:eastAsia="宋体" w:hAnsi="Times New Roman" w:cs="Times New Roman"/>
-        </w:rPr>
-        <w:t>,</w:t>
-      </w:r>
-      <w:r>
-        <w:rPr>
-          <w:rFonts w:ascii="Times New Roman" w:eastAsia="宋体" w:hAnsi="Times New Roman" w:cs="Times New Roman"/>
-        </w:rPr>
-        <w:t>马基法</w:t>
-      </w:r>
-      <w:r>
-        <w:rPr>
-          <w:rFonts w:ascii="Times New Roman" w:eastAsia="宋体" w:hAnsi="Times New Roman" w:cs="Times New Roman"/>
-        </w:rPr>
-        <w:t xml:space="preserve">. </w:t>
-      </w:r>
-      <w:r>
-        <w:rPr>
-          <w:rFonts w:ascii="Times New Roman" w:eastAsia="宋体" w:hAnsi="Times New Roman" w:cs="Times New Roman"/>
-        </w:rPr>
-        <w:t>全自动宠物喂食互动机器人</w:t>
-      </w:r>
-      <w:r>
-        <w:rPr>
-          <w:rFonts w:ascii="Times New Roman" w:eastAsia="宋体" w:hAnsi="Times New Roman" w:cs="Times New Roman"/>
-        </w:rPr>
-        <w:t>[J].</w:t>
-      </w:r>
-      <w:r>
-        <w:rPr>
-          <w:rFonts w:ascii="Times New Roman" w:eastAsia="宋体" w:hAnsi="Times New Roman" w:cs="Times New Roman"/>
-        </w:rPr>
-        <w:t>科学大众</w:t>
-      </w:r>
-      <w:r>
-        <w:rPr>
-          <w:rFonts w:ascii="Times New Roman" w:eastAsia="宋体" w:hAnsi="Times New Roman" w:cs="Times New Roman"/>
-        </w:rPr>
-        <w:t>(</w:t>
-      </w:r>
-      <w:r>
-        <w:rPr>
-          <w:rFonts w:ascii="Times New Roman" w:eastAsia="宋体" w:hAnsi="Times New Roman" w:cs="Times New Roman"/>
-        </w:rPr>
-        <w:t>小学版</w:t>
-      </w:r>
-      <w:r>
-        <w:rPr>
-          <w:rFonts w:ascii="Times New Roman" w:eastAsia="宋体" w:hAnsi="Times New Roman" w:cs="Times New Roman"/>
-        </w:rPr>
-        <w:t>),2025,(06):31.</w:t>
-      </w:r>
-    </w:p>
-    <w:p>
-      <w:pPr>
-        <w:pStyle w:val="a9"/>
-        <w:numPr>
-          <w:ilvl w:val="0"/>
-          <w:numId w:val="1"/>
-        </w:numPr>
-        <w:spacing w:after="160" w:line="278" w:lineRule="auto"/>
-        <w:contextualSpacing w:val="0"/>
-        <w:jc w:val="left"/>
-        <w:rPr>
-          <w:rFonts w:ascii="Times New Roman" w:eastAsia="宋体" w:hAnsi="Times New Roman" w:cs="Times New Roman"/>
-        </w:rPr>
-      </w:pPr>
-      <w:r>
-        <w:rPr>
-          <w:rFonts w:ascii="Times New Roman" w:eastAsia="宋体" w:hAnsi="Times New Roman" w:cs="Times New Roman"/>
-        </w:rPr>
-        <w:t>王传才</w:t>
-      </w:r>
-      <w:r>
-        <w:rPr>
-          <w:rFonts w:ascii="Times New Roman" w:eastAsia="宋体" w:hAnsi="Times New Roman" w:cs="Times New Roman"/>
-        </w:rPr>
-        <w:t>,</w:t>
-      </w:r>
-      <w:r>
-        <w:rPr>
-          <w:rFonts w:ascii="Times New Roman" w:eastAsia="宋体" w:hAnsi="Times New Roman" w:cs="Times New Roman"/>
-        </w:rPr>
-        <w:t>张笑恒</w:t>
-      </w:r>
-      <w:r>
-        <w:rPr>
-          <w:rFonts w:ascii="Times New Roman" w:eastAsia="宋体" w:hAnsi="Times New Roman" w:cs="Times New Roman"/>
-        </w:rPr>
-        <w:t>,</w:t>
-      </w:r>
-      <w:r>
-        <w:rPr>
-          <w:rFonts w:ascii="Times New Roman" w:eastAsia="宋体" w:hAnsi="Times New Roman" w:cs="Times New Roman"/>
-        </w:rPr>
-        <w:t>李继东</w:t>
-      </w:r>
-      <w:r>
-        <w:rPr>
-          <w:rFonts w:ascii="Times New Roman" w:eastAsia="宋体" w:hAnsi="Times New Roman" w:cs="Times New Roman"/>
-        </w:rPr>
-        <w:t>,</w:t>
-      </w:r>
-      <w:r>
-        <w:rPr>
-          <w:rFonts w:ascii="Times New Roman" w:eastAsia="宋体" w:hAnsi="Times New Roman" w:cs="Times New Roman"/>
-        </w:rPr>
-        <w:t>等</w:t>
-      </w:r>
-      <w:r>
-        <w:rPr>
-          <w:rFonts w:ascii="Times New Roman" w:eastAsia="宋体" w:hAnsi="Times New Roman" w:cs="Times New Roman"/>
-        </w:rPr>
-        <w:t xml:space="preserve">. </w:t>
-      </w:r>
-      <w:r>
-        <w:rPr>
-          <w:rFonts w:ascii="Times New Roman" w:eastAsia="宋体" w:hAnsi="Times New Roman" w:cs="Times New Roman"/>
-        </w:rPr>
-        <w:t>一种应对多障碍路况的智能小车自动寻迹控制系统</w:t>
-      </w:r>
-      <w:r>
-        <w:rPr>
-          <w:rFonts w:ascii="Times New Roman" w:eastAsia="宋体" w:hAnsi="Times New Roman" w:cs="Times New Roman"/>
-        </w:rPr>
-        <w:t>[J].</w:t>
-      </w:r>
-      <w:r>
-        <w:rPr>
-          <w:rFonts w:ascii="Times New Roman" w:eastAsia="宋体" w:hAnsi="Times New Roman" w:cs="Times New Roman"/>
-        </w:rPr>
-        <w:t>电脑知识与技术</w:t>
-      </w:r>
-      <w:r>
-        <w:rPr>
-          <w:rFonts w:ascii="Times New Roman" w:eastAsia="宋体" w:hAnsi="Times New Roman" w:cs="Times New Roman"/>
-        </w:rPr>
-        <w:t>,2024,20(28):20-22.DOI:10.14004/j.cnki.ckt.2024.1500.</w:t>
-      </w:r>
-    </w:p>
-    <w:p>
-      <w:pPr>
-        <w:pStyle w:val="a9"/>
-        <w:numPr>
-          <w:ilvl w:val="0"/>
-          <w:numId w:val="1"/>
-        </w:numPr>
-        <w:spacing w:after="160" w:line="278" w:lineRule="auto"/>
-        <w:contextualSpacing w:val="0"/>
-        <w:jc w:val="left"/>
-        <w:rPr>
-          <w:rFonts w:ascii="Times New Roman" w:eastAsia="宋体" w:hAnsi="Times New Roman" w:cs="Times New Roman"/>
-        </w:rPr>
-      </w:pPr>
-      <w:r>
-        <w:rPr>
-          <w:rFonts w:ascii="Times New Roman" w:eastAsia="宋体" w:hAnsi="Times New Roman" w:cs="Times New Roman"/>
-        </w:rPr>
-        <w:t>文多</w:t>
-      </w:r>
-      <w:r>
-        <w:rPr>
-          <w:rFonts w:ascii="Times New Roman" w:eastAsia="宋体" w:hAnsi="Times New Roman" w:cs="Times New Roman"/>
-        </w:rPr>
-        <w:t>.</w:t>
-      </w:r>
-      <w:r>
-        <w:rPr>
-          <w:rFonts w:ascii="Times New Roman" w:eastAsia="宋体" w:hAnsi="Times New Roman" w:cs="Times New Roman"/>
-        </w:rPr>
-        <w:t>面向</w:t>
-      </w:r>
-      <w:r>
-        <w:rPr>
-          <w:rFonts w:ascii="Times New Roman" w:eastAsia="宋体" w:hAnsi="Times New Roman" w:cs="Times New Roman"/>
-        </w:rPr>
-        <w:t>Z</w:t>
-      </w:r>
-      <w:r>
-        <w:rPr>
-          <w:rFonts w:ascii="Times New Roman" w:eastAsia="宋体" w:hAnsi="Times New Roman" w:cs="Times New Roman"/>
-        </w:rPr>
-        <w:t>世代青年人的宠物机器人情感化设计研究</w:t>
-      </w:r>
-      <w:r>
-        <w:rPr>
-          <w:rFonts w:ascii="Times New Roman" w:eastAsia="宋体" w:hAnsi="Times New Roman" w:cs="Times New Roman"/>
-        </w:rPr>
-        <w:t>[D].</w:t>
-      </w:r>
-      <w:r>
-        <w:rPr>
-          <w:rFonts w:ascii="Times New Roman" w:eastAsia="宋体" w:hAnsi="Times New Roman" w:cs="Times New Roman"/>
-        </w:rPr>
-        <w:t>江西财经大学</w:t>
-      </w:r>
-      <w:r>
-        <w:rPr>
-          <w:rFonts w:ascii="Times New Roman" w:eastAsia="宋体" w:hAnsi="Times New Roman" w:cs="Times New Roman"/>
-        </w:rPr>
-        <w:t xml:space="preserve">,2024.DOI:10.27175/d.cnki.gjxcu.2024.001600. </w:t>
-      </w:r>
-    </w:p>
-    <w:p>
-      <w:pPr>
-        <w:pStyle w:val="a9"/>
-        <w:numPr>
-          <w:ilvl w:val="0"/>
-          <w:numId w:val="1"/>
-        </w:numPr>
-        <w:spacing w:after="160" w:line="278" w:lineRule="auto"/>
-        <w:contextualSpacing w:val="0"/>
-        <w:jc w:val="left"/>
-        <w:rPr>
-          <w:rFonts w:ascii="Times New Roman" w:eastAsia="宋体" w:hAnsi="Times New Roman" w:cs="Times New Roman"/>
-        </w:rPr>
-      </w:pPr>
-      <w:r>
-        <w:rPr>
-          <w:rFonts w:ascii="Times New Roman" w:eastAsia="宋体" w:hAnsi="Times New Roman" w:cs="Times New Roman"/>
-        </w:rPr>
-        <w:t>刘冰</w:t>
-      </w:r>
-      <w:r>
-        <w:rPr>
-          <w:rFonts w:ascii="Times New Roman" w:eastAsia="宋体" w:hAnsi="Times New Roman" w:cs="Times New Roman"/>
-        </w:rPr>
-        <w:t>.</w:t>
-      </w:r>
-      <w:r>
-        <w:rPr>
-          <w:rFonts w:ascii="Times New Roman" w:eastAsia="宋体" w:hAnsi="Times New Roman" w:cs="Times New Roman"/>
-        </w:rPr>
-        <w:t>多模态互动宠物机器人的研究与设计</w:t>
-      </w:r>
-      <w:r>
-        <w:rPr>
-          <w:rFonts w:ascii="Times New Roman" w:eastAsia="宋体" w:hAnsi="Times New Roman" w:cs="Times New Roman"/>
-        </w:rPr>
-        <w:t>[D].</w:t>
-      </w:r>
-      <w:r>
-        <w:rPr>
-          <w:rFonts w:ascii="Times New Roman" w:eastAsia="宋体" w:hAnsi="Times New Roman" w:cs="Times New Roman"/>
-        </w:rPr>
-        <w:t>重庆理工大学</w:t>
-      </w:r>
-      <w:r>
-        <w:rPr>
-          <w:rFonts w:ascii="Times New Roman" w:eastAsia="宋体" w:hAnsi="Times New Roman" w:cs="Times New Roman"/>
-        </w:rPr>
-        <w:t xml:space="preserve">,2024.DOI:10.27753/d.cnki.gcqgx.2024.000921. </w:t>
-      </w:r>
-    </w:p>
-    <w:p>
-      <w:pPr>
-        <w:pStyle w:val="a9"/>
-        <w:numPr>
-          <w:ilvl w:val="0"/>
-          <w:numId w:val="1"/>
-        </w:numPr>
-        <w:spacing w:after="160" w:line="278" w:lineRule="auto"/>
-        <w:contextualSpacing w:val="0"/>
-        <w:jc w:val="left"/>
-        <w:rPr>
-          <w:rFonts w:ascii="Times New Roman" w:eastAsia="宋体" w:hAnsi="Times New Roman" w:cs="Times New Roman"/>
-        </w:rPr>
-      </w:pPr>
-      <w:r>
-        <w:rPr>
-          <w:rFonts w:ascii="Times New Roman" w:eastAsia="宋体" w:hAnsi="Times New Roman" w:cs="Times New Roman"/>
-        </w:rPr>
-        <w:t>张晨亮</w:t>
-      </w:r>
-      <w:r>
-        <w:rPr>
-          <w:rFonts w:ascii="Times New Roman" w:eastAsia="宋体" w:hAnsi="Times New Roman" w:cs="Times New Roman"/>
-        </w:rPr>
-        <w:t>,</w:t>
-      </w:r>
-      <w:r>
-        <w:rPr>
-          <w:rFonts w:ascii="Times New Roman" w:eastAsia="宋体" w:hAnsi="Times New Roman" w:cs="Times New Roman"/>
-        </w:rPr>
-        <w:t>张亚周</w:t>
-      </w:r>
-      <w:r>
-        <w:rPr>
-          <w:rFonts w:ascii="Times New Roman" w:eastAsia="宋体" w:hAnsi="Times New Roman" w:cs="Times New Roman"/>
-        </w:rPr>
-        <w:t xml:space="preserve">. </w:t>
-      </w:r>
-      <w:r>
-        <w:rPr>
-          <w:rFonts w:ascii="Times New Roman" w:eastAsia="宋体" w:hAnsi="Times New Roman" w:cs="Times New Roman"/>
-        </w:rPr>
-        <w:t>基于机器视觉的小车跟随行驶系统设计</w:t>
-      </w:r>
-      <w:r>
-        <w:rPr>
-          <w:rFonts w:ascii="Times New Roman" w:eastAsia="宋体" w:hAnsi="Times New Roman" w:cs="Times New Roman"/>
-        </w:rPr>
-        <w:t>[J].</w:t>
-      </w:r>
-      <w:r>
-        <w:rPr>
-          <w:rFonts w:ascii="Times New Roman" w:eastAsia="宋体" w:hAnsi="Times New Roman" w:cs="Times New Roman"/>
-        </w:rPr>
-        <w:t>物联网技术</w:t>
-      </w:r>
-      <w:r>
-        <w:rPr>
-          <w:rFonts w:ascii="Times New Roman" w:eastAsia="宋体" w:hAnsi="Times New Roman" w:cs="Times New Roman"/>
-        </w:rPr>
-        <w:t>,2024,14(03):118-119+122.DOI:10.16667/j.issn.2095-1302.2024.03.028.</w:t>
-      </w:r>
-    </w:p>
-    <w:p>
-      <w:pPr>
-        <w:pStyle w:val="a9"/>
-        <w:numPr>
-          <w:ilvl w:val="0"/>
-          <w:numId w:val="1"/>
-        </w:numPr>
-        <w:spacing w:after="160" w:line="278" w:lineRule="auto"/>
-        <w:contextualSpacing w:val="0"/>
-        <w:jc w:val="left"/>
-        <w:rPr>
-          <w:rFonts w:ascii="Times New Roman" w:eastAsia="宋体" w:hAnsi="Times New Roman" w:cs="Times New Roman"/>
-        </w:rPr>
-      </w:pPr>
-      <w:r>
-        <w:rPr>
-          <w:rFonts w:ascii="Times New Roman" w:eastAsia="宋体" w:hAnsi="Times New Roman" w:cs="Times New Roman"/>
-        </w:rPr>
-        <w:t>张寒钧</w:t>
-      </w:r>
-      <w:r>
-        <w:rPr>
-          <w:rFonts w:ascii="Times New Roman" w:eastAsia="宋体" w:hAnsi="Times New Roman" w:cs="Times New Roman"/>
-        </w:rPr>
-        <w:t xml:space="preserve">. </w:t>
-      </w:r>
-      <w:r>
-        <w:rPr>
-          <w:rFonts w:ascii="Times New Roman" w:eastAsia="宋体" w:hAnsi="Times New Roman" w:cs="Times New Roman"/>
-        </w:rPr>
-        <w:t>家养宠物陪伴机器人设计研究</w:t>
-      </w:r>
-      <w:r>
-        <w:rPr>
-          <w:rFonts w:ascii="Times New Roman" w:eastAsia="宋体" w:hAnsi="Times New Roman" w:cs="Times New Roman"/>
-        </w:rPr>
-        <w:t>[J].</w:t>
-      </w:r>
-      <w:r>
-        <w:rPr>
-          <w:rFonts w:ascii="Times New Roman" w:eastAsia="宋体" w:hAnsi="Times New Roman" w:cs="Times New Roman"/>
-        </w:rPr>
-        <w:t>玩具世界</w:t>
-      </w:r>
-      <w:r>
-        <w:rPr>
-          <w:rFonts w:ascii="Times New Roman" w:eastAsia="宋体" w:hAnsi="Times New Roman" w:cs="Times New Roman"/>
-        </w:rPr>
-        <w:t>,2024,(02):23-25.</w:t>
-      </w:r>
-    </w:p>
-    <w:p>
-      <w:pPr>
-        <w:pStyle w:val="a9"/>
-        <w:numPr>
-          <w:ilvl w:val="0"/>
-          <w:numId w:val="1"/>
-        </w:numPr>
-        <w:spacing w:after="160" w:line="278" w:lineRule="auto"/>
-        <w:contextualSpacing w:val="0"/>
-        <w:jc w:val="left"/>
-        <w:rPr>
-          <w:rFonts w:ascii="Times New Roman" w:eastAsia="宋体" w:hAnsi="Times New Roman" w:cs="Times New Roman"/>
-        </w:rPr>
-      </w:pPr>
-      <w:r>
-        <w:rPr>
-          <w:rFonts w:ascii="Times New Roman" w:eastAsia="宋体" w:hAnsi="Times New Roman" w:cs="Times New Roman"/>
-        </w:rPr>
-        <w:t>乔平</w:t>
-      </w:r>
-      <w:r>
-        <w:rPr>
-          <w:rFonts w:ascii="Times New Roman" w:eastAsia="宋体" w:hAnsi="Times New Roman" w:cs="Times New Roman"/>
-        </w:rPr>
-        <w:t>,</w:t>
-      </w:r>
-      <w:r>
-        <w:rPr>
-          <w:rFonts w:ascii="Times New Roman" w:eastAsia="宋体" w:hAnsi="Times New Roman" w:cs="Times New Roman"/>
-        </w:rPr>
-        <w:t>乔有田</w:t>
-      </w:r>
-      <w:r>
-        <w:rPr>
-          <w:rFonts w:ascii="Times New Roman" w:eastAsia="宋体" w:hAnsi="Times New Roman" w:cs="Times New Roman"/>
-        </w:rPr>
-        <w:t xml:space="preserve">. </w:t>
-      </w:r>
-      <w:r>
-        <w:rPr>
-          <w:rFonts w:ascii="Times New Roman" w:eastAsia="宋体" w:hAnsi="Times New Roman" w:cs="Times New Roman"/>
-        </w:rPr>
-        <w:t>基于机器视觉的智能小车设计</w:t>
-      </w:r>
-      <w:r>
-        <w:rPr>
-          <w:rFonts w:ascii="Times New Roman" w:eastAsia="宋体" w:hAnsi="Times New Roman" w:cs="Times New Roman"/>
-        </w:rPr>
-        <w:t>[J].</w:t>
-      </w:r>
-      <w:r>
-        <w:rPr>
-          <w:rFonts w:ascii="Times New Roman" w:eastAsia="宋体" w:hAnsi="Times New Roman" w:cs="Times New Roman"/>
-        </w:rPr>
-        <w:t>电子技术</w:t>
-      </w:r>
-      <w:r>
-        <w:rPr>
-          <w:rFonts w:ascii="Times New Roman" w:eastAsia="宋体" w:hAnsi="Times New Roman" w:cs="Times New Roman"/>
-        </w:rPr>
-        <w:t>,2022,51(12):6-8.</w:t>
-      </w:r>
-    </w:p>
-    <w:p>
-      <w:pPr>
-        <w:pStyle w:val="a9"/>
-        <w:numPr>
-          <w:ilvl w:val="0"/>
-          <w:numId w:val="1"/>
-        </w:numPr>
-        <w:spacing w:after="160" w:line="278" w:lineRule="auto"/>
-        <w:contextualSpacing w:val="0"/>
-        <w:jc w:val="left"/>
-        <w:rPr>
-          <w:rFonts w:ascii="Times New Roman" w:eastAsia="宋体" w:hAnsi="Times New Roman" w:cs="Times New Roman"/>
-        </w:rPr>
-      </w:pPr>
-      <w:r>
-        <w:rPr>
-          <w:rFonts w:ascii="Times New Roman" w:eastAsia="宋体" w:hAnsi="Times New Roman" w:cs="Times New Roman"/>
-        </w:rPr>
-        <w:t>欧寒芝</w:t>
-      </w:r>
-      <w:r>
-        <w:rPr>
-          <w:rFonts w:ascii="Times New Roman" w:eastAsia="宋体" w:hAnsi="Times New Roman" w:cs="Times New Roman"/>
-        </w:rPr>
-        <w:t>,</w:t>
-      </w:r>
-      <w:r>
-        <w:rPr>
-          <w:rFonts w:ascii="Times New Roman" w:eastAsia="宋体" w:hAnsi="Times New Roman" w:cs="Times New Roman"/>
-        </w:rPr>
-        <w:t>匡盈霏</w:t>
-      </w:r>
-      <w:r>
-        <w:rPr>
-          <w:rFonts w:ascii="Times New Roman" w:eastAsia="宋体" w:hAnsi="Times New Roman" w:cs="Times New Roman"/>
-        </w:rPr>
-        <w:t>,</w:t>
-      </w:r>
-      <w:r>
-        <w:rPr>
-          <w:rFonts w:ascii="Times New Roman" w:eastAsia="宋体" w:hAnsi="Times New Roman" w:cs="Times New Roman"/>
-        </w:rPr>
-        <w:t>丁慧玉</w:t>
-      </w:r>
-      <w:r>
-        <w:rPr>
-          <w:rFonts w:ascii="Times New Roman" w:eastAsia="宋体" w:hAnsi="Times New Roman" w:cs="Times New Roman"/>
-        </w:rPr>
-        <w:t>,</w:t>
-      </w:r>
-      <w:r>
-        <w:rPr>
-          <w:rFonts w:ascii="Times New Roman" w:eastAsia="宋体" w:hAnsi="Times New Roman" w:cs="Times New Roman"/>
-        </w:rPr>
-        <w:t>等</w:t>
-      </w:r>
-      <w:r>
-        <w:rPr>
-          <w:rFonts w:ascii="Times New Roman" w:eastAsia="宋体" w:hAnsi="Times New Roman" w:cs="Times New Roman"/>
-        </w:rPr>
-        <w:t xml:space="preserve">. </w:t>
-      </w:r>
-      <w:r>
-        <w:rPr>
-          <w:rFonts w:ascii="Times New Roman" w:eastAsia="宋体" w:hAnsi="Times New Roman" w:cs="Times New Roman"/>
-        </w:rPr>
-        <w:t>一种机器视觉巡线避障小车的设计</w:t>
-      </w:r>
-      <w:r>
-        <w:rPr>
-          <w:rFonts w:ascii="Times New Roman" w:eastAsia="宋体" w:hAnsi="Times New Roman" w:cs="Times New Roman"/>
-        </w:rPr>
-        <w:t>[J].</w:t>
-      </w:r>
-      <w:r>
-        <w:rPr>
-          <w:rFonts w:ascii="Times New Roman" w:eastAsia="宋体" w:hAnsi="Times New Roman" w:cs="Times New Roman"/>
-        </w:rPr>
-        <w:t>电脑与信息技术</w:t>
-      </w:r>
-      <w:r>
-        <w:rPr>
-          <w:rFonts w:ascii="Times New Roman" w:eastAsia="宋体" w:hAnsi="Times New Roman" w:cs="Times New Roman"/>
-        </w:rPr>
-        <w:t>,2022,30(02):13-17.DOI:10.19414/j.cnki.1005-1228.2022.02.023.</w:t>
-      </w:r>
-    </w:p>
-    <w:p>
-      <w:pPr>
-        <w:pStyle w:val="a9"/>
-        <w:numPr>
-          <w:ilvl w:val="0"/>
-          <w:numId w:val="1"/>
-        </w:numPr>
-        <w:spacing w:after="160" w:line="278" w:lineRule="auto"/>
-        <w:contextualSpacing w:val="0"/>
-        <w:jc w:val="left"/>
-        <w:rPr>
-          <w:rFonts w:ascii="Times New Roman" w:eastAsia="宋体" w:hAnsi="Times New Roman" w:cs="Times New Roman"/>
-        </w:rPr>
-      </w:pPr>
-      <w:r>
-        <w:rPr>
-          <w:rFonts w:ascii="Times New Roman" w:eastAsia="宋体" w:hAnsi="Times New Roman" w:cs="Times New Roman"/>
-        </w:rPr>
-        <w:t>CHOUDHARI M, BAGYAVEERESWARAN V, ANITHA R, et al. A distributed rapidly exploring random tree (D-RRT) algorithm for path planning of self maneuvering robots in domestic environments[J]. Engineering Research Express, 2026, 8(6): 065316. DOI:10.1088/2631-8695/AE50D5.</w:t>
-      </w:r>
-    </w:p>
-    <w:p>
-      <w:pPr>
-        <w:pStyle w:val="a9"/>
-        <w:numPr>
-          <w:ilvl w:val="0"/>
-          <w:numId w:val="1"/>
-        </w:numPr>
-        <w:spacing w:after="160" w:line="278" w:lineRule="auto"/>
-        <w:contextualSpacing w:val="0"/>
-        <w:jc w:val="left"/>
-        <w:rPr>
-          <w:rFonts w:ascii="Times New Roman" w:eastAsia="宋体" w:hAnsi="Times New Roman" w:cs="Times New Roman"/>
-        </w:rPr>
-      </w:pPr>
-      <w:r>
-        <w:rPr>
-          <w:rFonts w:ascii="Times New Roman" w:eastAsia="宋体" w:hAnsi="Times New Roman" w:cs="Times New Roman"/>
-        </w:rPr>
-        <w:t>ZHOU Y X, DING J R, LI C Y, et al. Analysis of the Pet Companion Robot Market[C]//3rd International Conference on Business and Policy Studies 2024., 2024. DOI:10.54254/2754-1169/106/20241679.</w:t>
-      </w:r>
-    </w:p>
-    <w:p>
-      <w:pPr>
-        <w:pStyle w:val="a9"/>
-        <w:numPr>
-          <w:ilvl w:val="0"/>
-          <w:numId w:val="1"/>
-        </w:numPr>
-        <w:spacing w:after="160" w:line="278" w:lineRule="auto"/>
-        <w:contextualSpacing w:val="0"/>
-        <w:jc w:val="left"/>
-        <w:rPr>
-          <w:rFonts w:ascii="Times New Roman" w:eastAsia="宋体" w:hAnsi="Times New Roman" w:cs="Times New Roman" w:hint="eastAsia"/>
-        </w:rPr>
-      </w:pPr>
-      <w:r>
-        <w:rPr>
-          <w:rFonts w:ascii="Times New Roman" w:eastAsia="宋体" w:hAnsi="Times New Roman" w:cs="Times New Roman"/>
-        </w:rPr>
-        <w:t>PARK S, LEE S. A stochastic game theory based energy-efficient device-to-device communication optimization for autonomous mobile robots over industrial IoT networks[J].Computer Networks, 2026, 274: 111864. DOI:10.1016/J.COMNET.2025.111864.</w:t>
-      </w:r>
-    </w:p>
-    <w:p/>
+          <w:sz w:val="24"/>
+          <w:szCs w:val="28"/>
+        </w:rPr>
+        <w:t>数据参考，进一步提升产品市场化竞争力与实用价值。</w:t>
+      </w:r>
+    </w:p>
     <w:sectPr>
       <w:pgSz w:w="11906" w:h="16838"/>
       <w:pgMar w:top="1440" w:right="1800" w:bottom="1440" w:left="1800" w:header="851" w:footer="992" w:gutter="0"/>
@@ -2892,7 +1896,6 @@
   <w:style w:type="character" w:default="1" w:styleId="a0">
     <w:name w:val="Default Paragraph Font"/>
     <w:uiPriority w:val="1"/>
-    <w:semiHidden/>
     <w:unhideWhenUsed/>
   </w:style>
   <w:style w:type="table" w:default="1" w:styleId="a1">
